--- a/estudos/romanos/Reformados-pela-Palavra_Rm3-21-28.docx
+++ b/estudos/romanos/Reformados-pela-Palavra_Rm3-21-28.docx
@@ -3515,33 +3515,7 @@
           <w:sz w:val="18"/>
           <w:szCs w:val="18"/>
         </w:rPr>
-        <w:t xml:space="preserve">, v. 4, ed. Otto Clemen. 6. ed. Berlim: de Gruyter, 1967, p. 421-428. Disponível em: https://sourcebooks.web.fordham.edu/mod/1519luther-tower.asp. Acesso em: 24 out. 2026. [Conferir a edição das </w:t>
-      </w:r>
-      <w:r>
-        <w:rPr>
-          <w:rFonts w:ascii="Cambria" w:cs="Cambria" w:eastAsia="Cambria" w:hAnsi="Cambria"/>
-          <w:b w:val="false"/>
-          <w:bCs w:val="false"/>
-          <w:i/>
-          <w:iCs/>
-          <w:color w:val="2B2B33"/>
-          <w:sz w:val="18"/>
-          <w:szCs w:val="18"/>
-        </w:rPr>
-        <w:t xml:space="preserve">Obras Selecionadas</w:t>
-      </w:r>
-      <w:r>
-        <w:rPr>
-          <w:rFonts w:ascii="Cambria" w:cs="Cambria" w:eastAsia="Cambria" w:hAnsi="Cambria"/>
-          <w:b w:val="false"/>
-          <w:bCs w:val="false"/>
-          <w:i w:val="false"/>
-          <w:iCs w:val="false"/>
-          <w:color w:val="2B2B33"/>
-          <w:sz w:val="18"/>
-          <w:szCs w:val="18"/>
-        </w:rPr>
-        <w:t xml:space="preserve">.]</w:t>
+        <w:t xml:space="preserve">, v. 4, ed. Otto Clemen. 6. ed. Berlim: de Gruyter, 1967, p. 421-428. Disponível em: https://sourcebooks.web.fordham.edu/mod/1519luther-tower.asp. Acesso em: 24 out. 2026.</w:t>
       </w:r>
     </w:p>
   </w:footnote>
@@ -3671,7 +3645,33 @@
           <w:sz w:val="18"/>
           <w:szCs w:val="18"/>
         </w:rPr>
-        <w:t xml:space="preserve">. [São Paulo: Vida Nova, ano a conferir], p. 285.</w:t>
+        <w:t xml:space="preserve">, p. 285. Tradução brasileira de </w:t>
+      </w:r>
+      <w:r>
+        <w:rPr>
+          <w:rFonts w:ascii="Cambria" w:cs="Cambria" w:eastAsia="Cambria" w:hAnsi="Cambria"/>
+          <w:b w:val="false"/>
+          <w:bCs w:val="false"/>
+          <w:i/>
+          <w:iCs/>
+          <w:color w:val="2B2B33"/>
+          <w:sz w:val="18"/>
+          <w:szCs w:val="18"/>
+        </w:rPr>
+        <w:t xml:space="preserve">The Epistle to the Romans</w:t>
+      </w:r>
+      <w:r>
+        <w:rPr>
+          <w:rFonts w:ascii="Cambria" w:cs="Cambria" w:eastAsia="Cambria" w:hAnsi="Cambria"/>
+          <w:b w:val="false"/>
+          <w:bCs w:val="false"/>
+          <w:i w:val="false"/>
+          <w:iCs w:val="false"/>
+          <w:color w:val="2B2B33"/>
+          <w:sz w:val="18"/>
+          <w:szCs w:val="18"/>
+        </w:rPr>
+        <w:t xml:space="preserve">. 2. ed. Grand Rapids: Eerdmans, 2018 (NICNT) [editora e ano da tradução a conferir].</w:t>
       </w:r>
     </w:p>
   </w:footnote>
@@ -3710,7 +3710,163 @@
           <w:sz w:val="18"/>
           <w:szCs w:val="18"/>
         </w:rPr>
-        <w:t xml:space="preserve"> Os reformadores usavam as expressões, mas a lista dos "cinco solas" como conjunto fechado é uma organização posterior, difundida sobretudo no século XX. Tony Merida, comentando Rm 3.21-31, observa que o parágrafo contém os cinco, com o v. 27 na categoria </w:t>
+        <w:t xml:space="preserve"> Os reformadores usavam as expressões, mas nenhum deles as reuniu numa lista. O conjunto só se formou no século XX: em 1916, o luterano Theodore Engelder falou de três princípios (</w:t>
+      </w:r>
+      <w:r>
+        <w:rPr>
+          <w:rFonts w:ascii="Cambria" w:cs="Cambria" w:eastAsia="Cambria" w:hAnsi="Cambria"/>
+          <w:b w:val="false"/>
+          <w:bCs w:val="false"/>
+          <w:i/>
+          <w:iCs/>
+          <w:color w:val="2B2B33"/>
+          <w:sz w:val="18"/>
+          <w:szCs w:val="18"/>
+        </w:rPr>
+        <w:t xml:space="preserve">sola Scriptura</w:t>
+      </w:r>
+      <w:r>
+        <w:rPr>
+          <w:rFonts w:ascii="Cambria" w:cs="Cambria" w:eastAsia="Cambria" w:hAnsi="Cambria"/>
+          <w:b w:val="false"/>
+          <w:bCs w:val="false"/>
+          <w:i w:val="false"/>
+          <w:iCs w:val="false"/>
+          <w:color w:val="2B2B33"/>
+          <w:sz w:val="18"/>
+          <w:szCs w:val="18"/>
+        </w:rPr>
+        <w:t xml:space="preserve">, </w:t>
+      </w:r>
+      <w:r>
+        <w:rPr>
+          <w:rFonts w:ascii="Cambria" w:cs="Cambria" w:eastAsia="Cambria" w:hAnsi="Cambria"/>
+          <w:b w:val="false"/>
+          <w:bCs w:val="false"/>
+          <w:i/>
+          <w:iCs/>
+          <w:color w:val="2B2B33"/>
+          <w:sz w:val="18"/>
+          <w:szCs w:val="18"/>
+        </w:rPr>
+        <w:t xml:space="preserve">sola gratia</w:t>
+      </w:r>
+      <w:r>
+        <w:rPr>
+          <w:rFonts w:ascii="Cambria" w:cs="Cambria" w:eastAsia="Cambria" w:hAnsi="Cambria"/>
+          <w:b w:val="false"/>
+          <w:bCs w:val="false"/>
+          <w:i w:val="false"/>
+          <w:iCs w:val="false"/>
+          <w:color w:val="2B2B33"/>
+          <w:sz w:val="18"/>
+          <w:szCs w:val="18"/>
+        </w:rPr>
+        <w:t xml:space="preserve">, </w:t>
+      </w:r>
+      <w:r>
+        <w:rPr>
+          <w:rFonts w:ascii="Cambria" w:cs="Cambria" w:eastAsia="Cambria" w:hAnsi="Cambria"/>
+          <w:b w:val="false"/>
+          <w:bCs w:val="false"/>
+          <w:i/>
+          <w:iCs/>
+          <w:color w:val="2B2B33"/>
+          <w:sz w:val="18"/>
+          <w:szCs w:val="18"/>
+        </w:rPr>
+        <w:t xml:space="preserve">sola fide</w:t>
+      </w:r>
+      <w:r>
+        <w:rPr>
+          <w:rFonts w:ascii="Cambria" w:cs="Cambria" w:eastAsia="Cambria" w:hAnsi="Cambria"/>
+          <w:b w:val="false"/>
+          <w:bCs w:val="false"/>
+          <w:i w:val="false"/>
+          <w:iCs w:val="false"/>
+          <w:color w:val="2B2B33"/>
+          <w:sz w:val="18"/>
+          <w:szCs w:val="18"/>
+        </w:rPr>
+        <w:t xml:space="preserve">), e em 1934 Emil Brunner trocou </w:t>
+      </w:r>
+      <w:r>
+        <w:rPr>
+          <w:rFonts w:ascii="Cambria" w:cs="Cambria" w:eastAsia="Cambria" w:hAnsi="Cambria"/>
+          <w:b w:val="false"/>
+          <w:bCs w:val="false"/>
+          <w:i/>
+          <w:iCs/>
+          <w:color w:val="2B2B33"/>
+          <w:sz w:val="18"/>
+          <w:szCs w:val="18"/>
+        </w:rPr>
+        <w:t xml:space="preserve">sola Scriptura</w:t>
+      </w:r>
+      <w:r>
+        <w:rPr>
+          <w:rFonts w:ascii="Cambria" w:cs="Cambria" w:eastAsia="Cambria" w:hAnsi="Cambria"/>
+          <w:b w:val="false"/>
+          <w:bCs w:val="false"/>
+          <w:i w:val="false"/>
+          <w:iCs w:val="false"/>
+          <w:color w:val="2B2B33"/>
+          <w:sz w:val="18"/>
+          <w:szCs w:val="18"/>
+        </w:rPr>
+        <w:t xml:space="preserve"> por </w:t>
+      </w:r>
+      <w:r>
+        <w:rPr>
+          <w:rFonts w:ascii="Cambria" w:cs="Cambria" w:eastAsia="Cambria" w:hAnsi="Cambria"/>
+          <w:b w:val="false"/>
+          <w:bCs w:val="false"/>
+          <w:i/>
+          <w:iCs/>
+          <w:color w:val="2B2B33"/>
+          <w:sz w:val="18"/>
+          <w:szCs w:val="18"/>
+        </w:rPr>
+        <w:t xml:space="preserve">soli Deo gloria</w:t>
+      </w:r>
+      <w:r>
+        <w:rPr>
+          <w:rFonts w:ascii="Cambria" w:cs="Cambria" w:eastAsia="Cambria" w:hAnsi="Cambria"/>
+          <w:b w:val="false"/>
+          <w:bCs w:val="false"/>
+          <w:i w:val="false"/>
+          <w:iCs w:val="false"/>
+          <w:color w:val="2B2B33"/>
+          <w:sz w:val="18"/>
+          <w:szCs w:val="18"/>
+        </w:rPr>
+        <w:t xml:space="preserve"> (FIVE SOLAE. </w:t>
+      </w:r>
+      <w:r>
+        <w:rPr>
+          <w:rFonts w:ascii="Cambria" w:cs="Cambria" w:eastAsia="Cambria" w:hAnsi="Cambria"/>
+          <w:b w:val="false"/>
+          <w:bCs w:val="false"/>
+          <w:i/>
+          <w:iCs/>
+          <w:color w:val="2B2B33"/>
+          <w:sz w:val="18"/>
+          <w:szCs w:val="18"/>
+        </w:rPr>
+        <w:t xml:space="preserve">Wikipedia</w:t>
+      </w:r>
+      <w:r>
+        <w:rPr>
+          <w:rFonts w:ascii="Cambria" w:cs="Cambria" w:eastAsia="Cambria" w:hAnsi="Cambria"/>
+          <w:b w:val="false"/>
+          <w:bCs w:val="false"/>
+          <w:i w:val="false"/>
+          <w:iCs w:val="false"/>
+          <w:color w:val="2B2B33"/>
+          <w:sz w:val="18"/>
+          <w:szCs w:val="18"/>
+        </w:rPr>
+        <w:t xml:space="preserve">. Disponível em: https://en.wikipedia.org/wiki/Five_solae. Acesso em: 24 out. 2026). Tony Merida, comentando Rm 3.21-31, observa que o parágrafo contém os cinco, com o v. 27 na categoria </w:t>
       </w:r>
       <w:r>
         <w:rPr>
@@ -3749,20 +3905,20 @@
           <w:sz w:val="18"/>
           <w:szCs w:val="18"/>
         </w:rPr>
-        <w:t xml:space="preserve">Exaltando Jesus em Romanos</w:t>
-      </w:r>
-      <w:r>
-        <w:rPr>
-          <w:rFonts w:ascii="Cambria" w:cs="Cambria" w:eastAsia="Cambria" w:hAnsi="Cambria"/>
-          <w:b w:val="false"/>
-          <w:bCs w:val="false"/>
-          <w:i w:val="false"/>
-          <w:iCs w:val="false"/>
-          <w:color w:val="2B2B33"/>
-          <w:sz w:val="18"/>
-          <w:szCs w:val="18"/>
-        </w:rPr>
-        <w:t xml:space="preserve"> [editora e ano a conferir], sobre 3.21-31).</w:t>
+        <w:t xml:space="preserve">Exalting Jesus in Romans</w:t>
+      </w:r>
+      <w:r>
+        <w:rPr>
+          <w:rFonts w:ascii="Cambria" w:cs="Cambria" w:eastAsia="Cambria" w:hAnsi="Cambria"/>
+          <w:b w:val="false"/>
+          <w:bCs w:val="false"/>
+          <w:i w:val="false"/>
+          <w:iCs w:val="false"/>
+          <w:color w:val="2B2B33"/>
+          <w:sz w:val="18"/>
+          <w:szCs w:val="18"/>
+        </w:rPr>
+        <w:t xml:space="preserve">. Nashville: B&amp;H, 2021. (Christ-Centered Exposition Commentary), sobre 3.21-31; consultado em tradução portuguesa).</w:t>
       </w:r>
     </w:p>
   </w:footnote>
@@ -3957,7 +4113,7 @@
           <w:sz w:val="18"/>
           <w:szCs w:val="18"/>
         </w:rPr>
-        <w:t xml:space="preserve"> (1646), cap. I, § 10. [Conferir a tradução usada pela IPB.]</w:t>
+        <w:t xml:space="preserve"> (1646), cap. I, § 10.</w:t>
       </w:r>
     </w:p>
   </w:footnote>
@@ -4308,7 +4464,7 @@
           <w:sz w:val="18"/>
           <w:szCs w:val="18"/>
         </w:rPr>
-        <w:t xml:space="preserve">: introdução e comentário. [São Paulo: Vida Nova, ano a conferir], p. 52.</w:t>
+        <w:t xml:space="preserve">: introdução e comentário. São Paulo: Vida Nova [ano a conferir; catálogo de livreiro indica 1979], p. 52.</w:t>
       </w:r>
     </w:p>
   </w:footnote>
@@ -4360,7 +4516,7 @@
           <w:sz w:val="18"/>
           <w:szCs w:val="18"/>
         </w:rPr>
-        <w:t xml:space="preserve">Exaltando Jesus em Romanos</w:t>
+        <w:t xml:space="preserve">Exalting Jesus in Romans</w:t>
       </w:r>
       <w:r>
         <w:rPr>
@@ -4724,7 +4880,7 @@
           <w:sz w:val="18"/>
           <w:szCs w:val="18"/>
         </w:rPr>
-        <w:t xml:space="preserve">. Grand Rapids: Zondervan [ano a conferir]. (Zondervan Exegetical Commentary on the New Testament), excurso "Jesus as the Biblical 'Mercy Seat'", sobre Rm 3.25: inscrição num altar em Metrópolis, perto de Éfeso (fim do séc. I a.C.), "De César, instrumento de reconciliação".</w:t>
+        <w:t xml:space="preserve">. Grand Rapids: Zondervan, 2018. (Zondervan Exegetical Commentary on the New Testament), excurso "Jesus as the Biblical 'Mercy Seat'", sobre Rm 3.25: inscrição num altar em Metrópolis, perto de Éfeso (fim do séc. I a.C.), "De César, instrumento de reconciliação".</w:t>
       </w:r>
     </w:p>
   </w:footnote>
@@ -4789,7 +4945,7 @@
           <w:sz w:val="18"/>
           <w:szCs w:val="18"/>
         </w:rPr>
-        <w:t xml:space="preserve">. [Editora e ano a conferir], cap. 6, "A autossubstituição de Deus". Original: </w:t>
+        <w:t xml:space="preserve">. Tradução de João Batista. São Paulo: Vida, 2006, cap. 6, "A autossubstituição de Deus". Original: </w:t>
       </w:r>
       <w:r>
         <w:rPr>
@@ -5062,7 +5218,7 @@
           <w:sz w:val="18"/>
           <w:szCs w:val="18"/>
         </w:rPr>
-        <w:t xml:space="preserve"> (1559), III.11.7. Paráfrase a partir da tradução inglesa disponível em: https://ccel.org/ccel/calvin/institutes.v.xii.html. Acesso em: 24 out. 2026. [Conferir edição e página em português.]</w:t>
+        <w:t xml:space="preserve"> (1559), III.11.7. Paráfrase a partir da tradução inglesa disponível em: https://ccel.org/ccel/calvin/institutes.v.xii.html. Acesso em: 24 out. 2026.</w:t>
       </w:r>
     </w:p>
   </w:footnote>
@@ -5231,7 +5387,7 @@
           <w:sz w:val="18"/>
           <w:szCs w:val="18"/>
         </w:rPr>
-        <w:t xml:space="preserve">: capítulos 1-7. [São Paulo: Vida Nova, ano a conferir], p. 89-90.</w:t>
+        <w:t xml:space="preserve">: capítulos 1-7. São Paulo: Vida Nova [ano a conferir], p. 89-90.</w:t>
       </w:r>
     </w:p>
   </w:footnote>
@@ -5608,7 +5764,7 @@
           <w:sz w:val="18"/>
           <w:szCs w:val="18"/>
         </w:rPr>
-        <w:t xml:space="preserve"> (1647), pergunta 1. [Conferir a tradução usada pela IPB.]</w:t>
+        <w:t xml:space="preserve"> (1647), pergunta 1.</w:t>
       </w:r>
     </w:p>
   </w:footnote>
@@ -5673,7 +5829,7 @@
           <w:sz w:val="18"/>
           <w:szCs w:val="18"/>
         </w:rPr>
-        <w:t xml:space="preserve">. [Editora e ano a conferir]. Original: </w:t>
+        <w:t xml:space="preserve">. São Paulo: Vida Nova, 2014. Original: </w:t>
       </w:r>
       <w:r>
         <w:rPr>

--- a/estudos/romanos/Reformados-pela-Palavra_Rm3-21-28.docx
+++ b/estudos/romanos/Reformados-pela-Palavra_Rm3-21-28.docx
@@ -614,7 +614,45 @@
           <w:sz w:val="23"/>
           <w:szCs w:val="23"/>
         </w:rPr>
-        <w:t xml:space="preserve">E então o versículo 21 abre com duas palavras: "Mas, agora".</w:t>
+        <w:t xml:space="preserve">E há um problema que quase ninguém percebe, porque ele não está do lado do réu. Está do lado do Juiz. A própria Lei de Deus diz: "O SENHOR detesta quem justifica o ímpio e quem condena o justo; ele detesta tanto um quanto o outro" (Pv 17.15). Um juiz que absolve o culpado é corrupto.</w:t>
+      </w:r>
+    </w:p>
+    <w:p>
+      <w:pPr>
+        <w:spacing w:after="150" w:line="300" w:lineRule="auto"/>
+        <w:jc w:val="left"/>
+      </w:pPr>
+      <w:r>
+        <w:rPr>
+          <w:rFonts w:ascii="Cambria" w:cs="Cambria" w:eastAsia="Cambria" w:hAnsi="Cambria"/>
+          <w:b w:val="false"/>
+          <w:bCs w:val="false"/>
+          <w:i w:val="false"/>
+          <w:iCs w:val="false"/>
+          <w:color w:val="2B2B33"/>
+          <w:sz w:val="23"/>
+          <w:szCs w:val="23"/>
+        </w:rPr>
+        <w:t xml:space="preserve">Então, se Deus me absolver, ele deixa de ser justo. E, se ele continuar justo, eu estou perdido. Não há saída pelo lado de cá.</w:t>
+      </w:r>
+    </w:p>
+    <w:p>
+      <w:pPr>
+        <w:spacing w:after="150" w:line="300" w:lineRule="auto"/>
+        <w:jc w:val="left"/>
+      </w:pPr>
+      <w:r>
+        <w:rPr>
+          <w:rFonts w:ascii="Cambria" w:cs="Cambria" w:eastAsia="Cambria" w:hAnsi="Cambria"/>
+          <w:b w:val="false"/>
+          <w:bCs w:val="false"/>
+          <w:i w:val="false"/>
+          <w:iCs w:val="false"/>
+          <w:color w:val="2B2B33"/>
+          <w:sz w:val="23"/>
+          <w:szCs w:val="23"/>
+        </w:rPr>
+        <w:t xml:space="preserve">O poeta romano Horácio aconselhava os autores de tragédia a não pôr um deus em cena para resolver a trama, a menos que o nó fosse digno de um deus. Lutero aplicou a frase ao perdão dos pecados: aqui está um nó que só Deus pode desatar.</w:t>
       </w:r>
       <w:r>
         <w:rPr>
@@ -622,6 +660,50 @@
         </w:rPr>
         <w:footnoteReference w:id="2"/>
       </w:r>
+    </w:p>
+    <w:p>
+      <w:pPr>
+        <w:spacing w:after="150" w:line="300" w:lineRule="auto"/>
+        <w:jc w:val="left"/>
+      </w:pPr>
+      <w:r>
+        <w:rPr>
+          <w:rFonts w:ascii="Cambria" w:cs="Cambria" w:eastAsia="Cambria" w:hAnsi="Cambria"/>
+          <w:b w:val="false"/>
+          <w:bCs w:val="false"/>
+          <w:i w:val="false"/>
+          <w:iCs w:val="false"/>
+          <w:color w:val="2B2B33"/>
+          <w:sz w:val="23"/>
+          <w:szCs w:val="23"/>
+        </w:rPr>
+        <w:t xml:space="preserve">Como Deus pode absolver o culpado sem se tornar um juiz corrupto? É essa a pergunta que Romanos 3 vai responder.</w:t>
+      </w:r>
+    </w:p>
+    <w:p>
+      <w:pPr>
+        <w:spacing w:after="150" w:line="300" w:lineRule="auto"/>
+        <w:jc w:val="left"/>
+      </w:pPr>
+      <w:r>
+        <w:rPr>
+          <w:rFonts w:ascii="Cambria" w:cs="Cambria" w:eastAsia="Cambria" w:hAnsi="Cambria"/>
+          <w:b w:val="false"/>
+          <w:bCs w:val="false"/>
+          <w:i w:val="false"/>
+          <w:iCs w:val="false"/>
+          <w:color w:val="2B2B33"/>
+          <w:sz w:val="23"/>
+          <w:szCs w:val="23"/>
+        </w:rPr>
+        <w:t xml:space="preserve">E o versículo 21 abre com duas palavras: "Mas, agora".</w:t>
+      </w:r>
+      <w:r>
+        <w:rPr>
+          <w:rStyle w:val="FootnoteReference"/>
+        </w:rPr>
+        <w:footnoteReference w:id="3"/>
+      </w:r>
       <w:r>
         <w:rPr>
           <w:rFonts w:ascii="Cambria" w:cs="Cambria" w:eastAsia="Cambria" w:hAnsi="Cambria"/>
@@ -639,7 +721,7 @@
         <w:rPr>
           <w:rStyle w:val="FootnoteReference"/>
         </w:rPr>
-        <w:footnoteReference w:id="3"/>
+        <w:footnoteReference w:id="4"/>
       </w:r>
       <w:r>
         <w:rPr>
@@ -688,7 +770,7 @@
           <w:sz w:val="23"/>
           <w:szCs w:val="23"/>
         </w:rPr>
-        <w:t xml:space="preserve">No sábado, dia 31, a igreja lembra a Reforma Protestante. E os reformadores não inventaram doutrina nova: eles redescobriram Romanos. Costumamos resumir essa redescoberta em cinco frases latinas — </w:t>
+        <w:t xml:space="preserve">No sábado, dia 31, a igreja lembra a Reforma Protestante. E os reformadores não inventaram doutrina nova: eles redescobriram Romanos — e, nele, a resposta para esse nó. Costumamos resumir essa redescoberta em cinco frases latinas — </w:t>
       </w:r>
       <w:r>
         <w:rPr>
@@ -824,7 +906,7 @@
         <w:rPr>
           <w:rStyle w:val="FootnoteReference"/>
         </w:rPr>
-        <w:footnoteReference w:id="4"/>
+        <w:footnoteReference w:id="5"/>
       </w:r>
     </w:p>
     <w:p>
@@ -894,7 +976,7 @@
           <w:sz w:val="23"/>
           <w:szCs w:val="23"/>
         </w:rPr>
-        <w:t xml:space="preserve">O parágrafo responde a cinco perguntas, uma depois da outra. Como sabemos? De onde vem? Por meio de quem? Como recebemos? Para quê?</w:t>
+        <w:t xml:space="preserve">Paulo desata o nó respondendo a cinco perguntas, uma depois da outra. Como sabemos? De onde vem? Por meio de quem? Como recebemos? Para quê?</w:t>
       </w:r>
     </w:p>
     <w:p>
@@ -929,14 +1011,40 @@
           <w:sz w:val="30"/>
           <w:szCs w:val="30"/>
         </w:rPr>
-        <w:t xml:space="preserve">I. Ouça a Palavra que já testemunhava: só a Escritura (v. 21)</w:t>
-      </w:r>
-    </w:p>
-    <w:p>
-      <w:pPr>
-        <w:spacing w:after="150" w:line="300" w:lineRule="auto"/>
-        <w:jc w:val="left"/>
-      </w:pPr>
+        <w:t xml:space="preserve">I. A testemunha antiga da novidade de Deus (v. 21)</w:t>
+      </w:r>
+    </w:p>
+    <w:p>
+      <w:pPr>
+        <w:spacing w:after="150" w:line="300" w:lineRule="auto"/>
+        <w:jc w:val="left"/>
+      </w:pPr>
+      <w:r>
+        <w:rPr>
+          <w:rFonts w:ascii="Cambria" w:cs="Cambria" w:eastAsia="Cambria" w:hAnsi="Cambria"/>
+          <w:b w:val="false"/>
+          <w:bCs w:val="false"/>
+          <w:i/>
+          <w:iCs/>
+          <w:color w:val="2B2B33"/>
+          <w:sz w:val="23"/>
+          <w:szCs w:val="23"/>
+        </w:rPr>
+        <w:t xml:space="preserve">Só a Escritura</w:t>
+      </w:r>
+      <w:r>
+        <w:rPr>
+          <w:rFonts w:ascii="Cambria" w:cs="Cambria" w:eastAsia="Cambria" w:hAnsi="Cambria"/>
+          <w:b w:val="false"/>
+          <w:bCs w:val="false"/>
+          <w:i w:val="false"/>
+          <w:iCs w:val="false"/>
+          <w:color w:val="2B2B33"/>
+          <w:sz w:val="23"/>
+          <w:szCs w:val="23"/>
+        </w:rPr>
+        <w:t xml:space="preserve"> — </w:t>
+      </w:r>
       <w:r>
         <w:rPr>
           <w:rFonts w:ascii="Cambria" w:cs="Cambria" w:eastAsia="Cambria" w:hAnsi="Cambria"/>
@@ -973,7 +1081,7 @@
         <w:rPr>
           <w:rStyle w:val="FootnoteReference"/>
         </w:rPr>
-        <w:footnoteReference w:id="5"/>
+        <w:footnoteReference w:id="6"/>
       </w:r>
       <w:r>
         <w:rPr>
@@ -1011,7 +1119,7 @@
         <w:rPr>
           <w:rStyle w:val="FootnoteReference"/>
         </w:rPr>
-        <w:footnoteReference w:id="6"/>
+        <w:footnoteReference w:id="7"/>
       </w:r>
       <w:r>
         <w:rPr>
@@ -1062,7 +1170,45 @@
           <w:sz w:val="23"/>
           <w:szCs w:val="23"/>
         </w:rPr>
-        <w:t xml:space="preserve">O que o "só" de </w:t>
+        <w:t xml:space="preserve">Isso quer dizer que Deus não improvisou. A cruz não foi o plano B de um Deus surpreendido pelo pecado; foi o plano desde o começo, anunciado página após página.</w:t>
+      </w:r>
+      <w:r>
+        <w:rPr>
+          <w:rStyle w:val="FootnoteReference"/>
+        </w:rPr>
+        <w:footnoteReference w:id="8"/>
+      </w:r>
+      <w:r>
+        <w:rPr>
+          <w:rFonts w:ascii="Cambria" w:cs="Cambria" w:eastAsia="Cambria" w:hAnsi="Cambria"/>
+          <w:b w:val="false"/>
+          <w:bCs w:val="false"/>
+          <w:i w:val="false"/>
+          <w:iCs w:val="false"/>
+          <w:color w:val="2B2B33"/>
+          <w:sz w:val="23"/>
+          <w:szCs w:val="23"/>
+        </w:rPr>
+        <w:t xml:space="preserve"> A Lei que condena o réu é a mesma Lei que, de longe, já apontava para a absolvição.</w:t>
+      </w:r>
+    </w:p>
+    <w:p>
+      <w:pPr>
+        <w:spacing w:after="150" w:line="300" w:lineRule="auto"/>
+        <w:jc w:val="left"/>
+      </w:pPr>
+      <w:r>
+        <w:rPr>
+          <w:rFonts w:ascii="Cambria" w:cs="Cambria" w:eastAsia="Cambria" w:hAnsi="Cambria"/>
+          <w:b w:val="false"/>
+          <w:bCs w:val="false"/>
+          <w:i w:val="false"/>
+          <w:iCs w:val="false"/>
+          <w:color w:val="2B2B33"/>
+          <w:sz w:val="23"/>
+          <w:szCs w:val="23"/>
+        </w:rPr>
+        <w:t xml:space="preserve">É isso que a Reforma chamou de </w:t>
       </w:r>
       <w:r>
         <w:rPr>
@@ -1088,26 +1234,26 @@
           <w:sz w:val="23"/>
           <w:szCs w:val="23"/>
         </w:rPr>
-        <w:t xml:space="preserve"> quer dizer? Não quer dizer "só eu e minha Bíblia", desprezando a igreja, os credos e a história. Quer dizer que a Escritura é a única regra infalível, que julga todas as outras vozes — a tradição, a experiência, o líder, o sentimento. A Confissão de Westminster chama o Espírito Santo falando na Escritura de "juiz supremo".</w:t>
-      </w:r>
-      <w:r>
-        <w:rPr>
-          <w:rStyle w:val="FootnoteReference"/>
-        </w:rPr>
-        <w:footnoteReference w:id="7"/>
-      </w:r>
-      <w:r>
-        <w:rPr>
-          <w:rFonts w:ascii="Cambria" w:cs="Cambria" w:eastAsia="Cambria" w:hAnsi="Cambria"/>
-          <w:b w:val="false"/>
-          <w:bCs w:val="false"/>
-          <w:i w:val="false"/>
-          <w:iCs w:val="false"/>
-          <w:color w:val="2B2B33"/>
-          <w:sz w:val="23"/>
-          <w:szCs w:val="23"/>
-        </w:rPr>
-        <w:t xml:space="preserve"> O versículo 21 mostra a Escritura dando testemunho do evangelho. Que ela seja a </w:t>
+        <w:t xml:space="preserve">. Não "só eu e minha Bíblia", desprezando a igreja, os credos e a história, mas a Escritura como a única regra infalível, que julga todas as outras vozes — a tradição, a experiência, o líder, o sentimento, a "minha verdade". A Confissão de Westminster chama o Espírito Santo falando na Escritura de "juiz supremo".</w:t>
+      </w:r>
+      <w:r>
+        <w:rPr>
+          <w:rStyle w:val="FootnoteReference"/>
+        </w:rPr>
+        <w:footnoteReference w:id="9"/>
+      </w:r>
+      <w:r>
+        <w:rPr>
+          <w:rFonts w:ascii="Cambria" w:cs="Cambria" w:eastAsia="Cambria" w:hAnsi="Cambria"/>
+          <w:b w:val="false"/>
+          <w:bCs w:val="false"/>
+          <w:i w:val="false"/>
+          <w:iCs w:val="false"/>
+          <w:color w:val="2B2B33"/>
+          <w:sz w:val="23"/>
+          <w:szCs w:val="23"/>
+        </w:rPr>
+        <w:t xml:space="preserve"> O versículo 21 mostra a Escritura dando testemunho do evangelho; que ela seja a </w:t>
       </w:r>
       <w:r>
         <w:rPr>
@@ -1139,45 +1285,20 @@
         <w:rPr>
           <w:rStyle w:val="FootnoteReference"/>
         </w:rPr>
-        <w:footnoteReference w:id="8"/>
-      </w:r>
-    </w:p>
-    <w:p>
-      <w:pPr>
-        <w:spacing w:after="150" w:line="300" w:lineRule="auto"/>
-        <w:jc w:val="left"/>
-      </w:pPr>
-      <w:r>
-        <w:rPr>
-          <w:rFonts w:ascii="Cambria" w:cs="Cambria" w:eastAsia="Cambria" w:hAnsi="Cambria"/>
-          <w:b w:val="false"/>
-          <w:bCs w:val="false"/>
-          <w:i w:val="false"/>
-          <w:iCs w:val="false"/>
-          <w:color w:val="2B2B33"/>
-          <w:sz w:val="23"/>
-          <w:szCs w:val="23"/>
-        </w:rPr>
-        <w:t xml:space="preserve">E por que isso importa numa manhã de domingo? Porque o ídolo do nosso tempo é a autonomia — "a minha verdade". A mentira que ele conta é simples: você decide o que é verdade sobre Deus. Ela aparece no corte de trinta segundos do Reels que vira doutrina; no teólogo de internet que nunca abriu um comentário; no "eu sinto que Deus está me dizendo" que contradiz o que Deus já disse. E a tradição reformada tem a sua versão: citar a Confissão com mais carinho do que o texto, ganhar a discussão em vez de ser corrigido pela Palavra.</w:t>
-      </w:r>
-    </w:p>
-    <w:p>
-      <w:pPr>
-        <w:spacing w:after="150" w:line="300" w:lineRule="auto"/>
-        <w:jc w:val="left"/>
-      </w:pPr>
-      <w:r>
-        <w:rPr>
-          <w:rFonts w:ascii="Cambria" w:cs="Cambria" w:eastAsia="Cambria" w:hAnsi="Cambria"/>
-          <w:b w:val="false"/>
-          <w:bCs w:val="false"/>
-          <w:i w:val="false"/>
-          <w:iCs w:val="false"/>
-          <w:color w:val="2B2B33"/>
-          <w:sz w:val="23"/>
-          <w:szCs w:val="23"/>
-        </w:rPr>
-        <w:t xml:space="preserve">A promessa é esta: a Palavra não depende de nós. Ela nos encontra de fora, como uma voz que não fabricamos. É por isso que ela reforma: ela não é o eco do nosso coração.</w:t>
+        <w:footnoteReference w:id="10"/>
+      </w:r>
+      <w:r>
+        <w:rPr>
+          <w:rFonts w:ascii="Cambria" w:cs="Cambria" w:eastAsia="Cambria" w:hAnsi="Cambria"/>
+          <w:b w:val="false"/>
+          <w:bCs w:val="false"/>
+          <w:i w:val="false"/>
+          <w:iCs w:val="false"/>
+          <w:color w:val="2B2B33"/>
+          <w:sz w:val="23"/>
+          <w:szCs w:val="23"/>
+        </w:rPr>
+        <w:t xml:space="preserve"> A Palavra não depende de nós. Ela nos encontra de fora, como uma voz que não fabricamos — e é por isso que ela reforma.</w:t>
       </w:r>
     </w:p>
     <w:p>
@@ -1197,6 +1318,25 @@
           <w:szCs w:val="23"/>
         </w:rPr>
         <w:t xml:space="preserve">E o que a Lei e os Profetas testemunham? Uma pessoa. Jesus disse que as Escrituras "testificam de mim" (Jo 5.39). Reformados pela Palavra só se tornam centrados em Cristo porque a Palavra aponta para ele.</w:t>
+      </w:r>
+    </w:p>
+    <w:p>
+      <w:pPr>
+        <w:spacing w:after="150" w:line="300" w:lineRule="auto"/>
+        <w:jc w:val="left"/>
+      </w:pPr>
+      <w:r>
+        <w:rPr>
+          <w:rFonts w:ascii="Cambria" w:cs="Cambria" w:eastAsia="Cambria" w:hAnsi="Cambria"/>
+          <w:b w:val="false"/>
+          <w:bCs w:val="false"/>
+          <w:i w:val="false"/>
+          <w:iCs w:val="false"/>
+          <w:color w:val="2B2B33"/>
+          <w:sz w:val="23"/>
+          <w:szCs w:val="23"/>
+        </w:rPr>
+        <w:t xml:space="preserve">Mas uma testemunha, por mais antiga que seja, ainda não desata o nó do tribunal. O réu continua culpado, e o Juiz continua justo.</w:t>
       </w:r>
     </w:p>
     <w:p>
@@ -1231,14 +1371,40 @@
           <w:sz w:val="30"/>
           <w:szCs w:val="30"/>
         </w:rPr>
-        <w:t xml:space="preserve">II. Receba o que é de graça: só a graça (vv. 22b-24)</w:t>
-      </w:r>
-    </w:p>
-    <w:p>
-      <w:pPr>
-        <w:spacing w:after="150" w:line="300" w:lineRule="auto"/>
-        <w:jc w:val="left"/>
-      </w:pPr>
+        <w:t xml:space="preserve">II. Um veredito de graça (vv. 22b-24)</w:t>
+      </w:r>
+    </w:p>
+    <w:p>
+      <w:pPr>
+        <w:spacing w:after="150" w:line="300" w:lineRule="auto"/>
+        <w:jc w:val="left"/>
+      </w:pPr>
+      <w:r>
+        <w:rPr>
+          <w:rFonts w:ascii="Cambria" w:cs="Cambria" w:eastAsia="Cambria" w:hAnsi="Cambria"/>
+          <w:b w:val="false"/>
+          <w:bCs w:val="false"/>
+          <w:i/>
+          <w:iCs/>
+          <w:color w:val="2B2B33"/>
+          <w:sz w:val="23"/>
+          <w:szCs w:val="23"/>
+        </w:rPr>
+        <w:t xml:space="preserve">Só a graça</w:t>
+      </w:r>
+      <w:r>
+        <w:rPr>
+          <w:rFonts w:ascii="Cambria" w:cs="Cambria" w:eastAsia="Cambria" w:hAnsi="Cambria"/>
+          <w:b w:val="false"/>
+          <w:bCs w:val="false"/>
+          <w:i w:val="false"/>
+          <w:iCs w:val="false"/>
+          <w:color w:val="2B2B33"/>
+          <w:sz w:val="23"/>
+          <w:szCs w:val="23"/>
+        </w:rPr>
+        <w:t xml:space="preserve"> — </w:t>
+      </w:r>
       <w:r>
         <w:rPr>
           <w:rFonts w:ascii="Cambria" w:cs="Cambria" w:eastAsia="Cambria" w:hAnsi="Cambria"/>
@@ -1294,7 +1460,7 @@
         <w:rPr>
           <w:rStyle w:val="FootnoteReference"/>
         </w:rPr>
-        <w:footnoteReference w:id="9"/>
+        <w:footnoteReference w:id="11"/>
       </w:r>
       <w:r>
         <w:rPr>
@@ -1332,7 +1498,7 @@
         <w:rPr>
           <w:rStyle w:val="FootnoteReference"/>
         </w:rPr>
-        <w:footnoteReference w:id="10"/>
+        <w:footnoteReference w:id="12"/>
       </w:r>
       <w:r>
         <w:rPr>
@@ -1370,7 +1536,7 @@
         <w:rPr>
           <w:rStyle w:val="FootnoteReference"/>
         </w:rPr>
-        <w:footnoteReference w:id="11"/>
+        <w:footnoteReference w:id="13"/>
       </w:r>
       <w:r>
         <w:rPr>
@@ -1408,32 +1574,32 @@
         <w:rPr>
           <w:rStyle w:val="FootnoteReference"/>
         </w:rPr>
-        <w:footnoteReference w:id="12"/>
-      </w:r>
-    </w:p>
-    <w:p>
-      <w:pPr>
-        <w:spacing w:after="150" w:line="300" w:lineRule="auto"/>
-        <w:jc w:val="left"/>
-      </w:pPr>
-      <w:r>
-        <w:rPr>
-          <w:rFonts w:ascii="Cambria" w:cs="Cambria" w:eastAsia="Cambria" w:hAnsi="Cambria"/>
-          <w:b w:val="false"/>
-          <w:bCs w:val="false"/>
-          <w:i w:val="false"/>
-          <w:iCs w:val="false"/>
-          <w:color w:val="2B2B33"/>
-          <w:sz w:val="23"/>
-          <w:szCs w:val="23"/>
-        </w:rPr>
-        <w:t xml:space="preserve">Aqui mora o ídolo do mérito. A mentira dele é: você é o que você entrega. Ela aparece na meta batida no fim do mês, no motorista de aplicativo com medo de a nota cair de 4,9, no currículo, na fé tratada como investimento que tem de dar retorno. E aparece num ditado que o brasileiro repete como se fosse versículo: "Deus ajuda quem cedo madruga". Não está na Bíblia.</w:t>
-      </w:r>
-      <w:r>
-        <w:rPr>
-          <w:rStyle w:val="FootnoteReference"/>
-        </w:rPr>
-        <w:footnoteReference w:id="13"/>
+        <w:footnoteReference w:id="14"/>
+      </w:r>
+    </w:p>
+    <w:p>
+      <w:pPr>
+        <w:spacing w:after="150" w:line="300" w:lineRule="auto"/>
+        <w:jc w:val="left"/>
+      </w:pPr>
+      <w:r>
+        <w:rPr>
+          <w:rFonts w:ascii="Cambria" w:cs="Cambria" w:eastAsia="Cambria" w:hAnsi="Cambria"/>
+          <w:b w:val="false"/>
+          <w:bCs w:val="false"/>
+          <w:i w:val="false"/>
+          <w:iCs w:val="false"/>
+          <w:color w:val="2B2B33"/>
+          <w:sz w:val="23"/>
+          <w:szCs w:val="23"/>
+        </w:rPr>
+        <w:t xml:space="preserve">Aqui mora o ídolo do mérito. A mentira dele é: você é o que você entrega. E ela aparece num ditado que o brasileiro repete como se fosse versículo: "Deus ajuda quem cedo madruga". Não está na Bíblia.</w:t>
+      </w:r>
+      <w:r>
+        <w:rPr>
+          <w:rStyle w:val="FootnoteReference"/>
+        </w:rPr>
+        <w:footnoteReference w:id="15"/>
       </w:r>
       <w:r>
         <w:rPr>
@@ -1575,7 +1741,7 @@
         <w:rPr>
           <w:rStyle w:val="FootnoteReference"/>
         </w:rPr>
-        <w:footnoteReference w:id="14"/>
+        <w:footnoteReference w:id="16"/>
       </w:r>
     </w:p>
     <w:p>
@@ -1595,6 +1761,25 @@
           <w:szCs w:val="23"/>
         </w:rPr>
         <w:t xml:space="preserve">A graça é a única coisa que não pede que você vire outra pessoa antes de receber.</w:t>
+      </w:r>
+    </w:p>
+    <w:p>
+      <w:pPr>
+        <w:spacing w:after="150" w:line="300" w:lineRule="auto"/>
+        <w:jc w:val="left"/>
+      </w:pPr>
+      <w:r>
+        <w:rPr>
+          <w:rFonts w:ascii="Cambria" w:cs="Cambria" w:eastAsia="Cambria" w:hAnsi="Cambria"/>
+          <w:b w:val="false"/>
+          <w:bCs w:val="false"/>
+          <w:i w:val="false"/>
+          <w:iCs w:val="false"/>
+          <w:color w:val="2B2B33"/>
+          <w:sz w:val="23"/>
+          <w:szCs w:val="23"/>
+        </w:rPr>
+        <w:t xml:space="preserve">Só que aqui Provérbios 17.15 volta a gritar. Se o Juiz simplesmente absolve de graça, não é exatamente isso que um juiz justo não pode fazer? A resposta está no fim do versículo 24 e no versículo 25.</w:t>
       </w:r>
     </w:p>
     <w:p>
@@ -1629,14 +1814,40 @@
           <w:sz w:val="30"/>
           <w:szCs w:val="30"/>
         </w:rPr>
-        <w:t xml:space="preserve">III. Olhe para o único propiciatório: só Cristo (vv. 24-25)</w:t>
-      </w:r>
-    </w:p>
-    <w:p>
-      <w:pPr>
-        <w:spacing w:after="150" w:line="300" w:lineRule="auto"/>
-        <w:jc w:val="left"/>
-      </w:pPr>
+        <w:t xml:space="preserve">III. O propiciatório exposto (vv. 24-25)</w:t>
+      </w:r>
+    </w:p>
+    <w:p>
+      <w:pPr>
+        <w:spacing w:after="150" w:line="300" w:lineRule="auto"/>
+        <w:jc w:val="left"/>
+      </w:pPr>
+      <w:r>
+        <w:rPr>
+          <w:rFonts w:ascii="Cambria" w:cs="Cambria" w:eastAsia="Cambria" w:hAnsi="Cambria"/>
+          <w:b w:val="false"/>
+          <w:bCs w:val="false"/>
+          <w:i/>
+          <w:iCs/>
+          <w:color w:val="2B2B33"/>
+          <w:sz w:val="23"/>
+          <w:szCs w:val="23"/>
+        </w:rPr>
+        <w:t xml:space="preserve">Só Cristo</w:t>
+      </w:r>
+      <w:r>
+        <w:rPr>
+          <w:rFonts w:ascii="Cambria" w:cs="Cambria" w:eastAsia="Cambria" w:hAnsi="Cambria"/>
+          <w:b w:val="false"/>
+          <w:bCs w:val="false"/>
+          <w:i w:val="false"/>
+          <w:iCs w:val="false"/>
+          <w:color w:val="2B2B33"/>
+          <w:sz w:val="23"/>
+          <w:szCs w:val="23"/>
+        </w:rPr>
+        <w:t xml:space="preserve"> — </w:t>
+      </w:r>
       <w:r>
         <w:rPr>
           <w:rFonts w:ascii="Cambria" w:cs="Cambria" w:eastAsia="Cambria" w:hAnsi="Cambria"/>
@@ -1673,7 +1884,7 @@
         <w:rPr>
           <w:rStyle w:val="FootnoteReference"/>
         </w:rPr>
-        <w:footnoteReference w:id="15"/>
+        <w:footnoteReference w:id="17"/>
       </w:r>
       <w:r>
         <w:rPr>
@@ -1711,7 +1922,7 @@
         <w:rPr>
           <w:rStyle w:val="FootnoteReference"/>
         </w:rPr>
-        <w:footnoteReference w:id="16"/>
+        <w:footnoteReference w:id="18"/>
       </w:r>
       <w:r>
         <w:rPr>
@@ -1749,7 +1960,7 @@
         <w:rPr>
           <w:rStyle w:val="FootnoteReference"/>
         </w:rPr>
-        <w:footnoteReference w:id="17"/>
+        <w:footnoteReference w:id="19"/>
       </w:r>
       <w:r>
         <w:rPr>
@@ -1787,7 +1998,7 @@
         <w:rPr>
           <w:rStyle w:val="FootnoteReference"/>
         </w:rPr>
-        <w:footnoteReference w:id="18"/>
+        <w:footnoteReference w:id="20"/>
       </w:r>
       <w:r>
         <w:rPr>
@@ -1851,7 +2062,7 @@
         <w:rPr>
           <w:rStyle w:val="FootnoteReference"/>
         </w:rPr>
-        <w:footnoteReference w:id="19"/>
+        <w:footnoteReference w:id="21"/>
       </w:r>
     </w:p>
     <w:p>
@@ -1909,6 +2120,25 @@
           <w:szCs w:val="23"/>
         </w:rPr>
         <w:t xml:space="preserve">Se Cristo é o propiciatório, não sobrou conta para pagar. Nenhuma campanha, nenhum propósito, nenhuma penitência acrescenta um centavo ao que o sangue já cobriu.</w:t>
+      </w:r>
+    </w:p>
+    <w:p>
+      <w:pPr>
+        <w:spacing w:after="150" w:line="300" w:lineRule="auto"/>
+        <w:jc w:val="left"/>
+      </w:pPr>
+      <w:r>
+        <w:rPr>
+          <w:rFonts w:ascii="Cambria" w:cs="Cambria" w:eastAsia="Cambria" w:hAnsi="Cambria"/>
+          <w:b w:val="false"/>
+          <w:bCs w:val="false"/>
+          <w:i w:val="false"/>
+          <w:iCs w:val="false"/>
+          <w:color w:val="2B2B33"/>
+          <w:sz w:val="23"/>
+          <w:szCs w:val="23"/>
+        </w:rPr>
+        <w:t xml:space="preserve">Aqui o nó do tribunal começa a se desatar: a absolvição não é vista grossa. É uma conta paga.</w:t>
       </w:r>
     </w:p>
     <w:p>
@@ -1943,14 +2173,40 @@
           <w:sz w:val="30"/>
           <w:szCs w:val="30"/>
         </w:rPr>
-        <w:t xml:space="preserve">IV. Abra as mãos vazias: só a fé (vv. 22, 25-26, 28)</w:t>
-      </w:r>
-    </w:p>
-    <w:p>
-      <w:pPr>
-        <w:spacing w:after="150" w:line="300" w:lineRule="auto"/>
-        <w:jc w:val="left"/>
-      </w:pPr>
+        <w:t xml:space="preserve">IV. As mãos vazias (vv. 22, 25-28)</w:t>
+      </w:r>
+    </w:p>
+    <w:p>
+      <w:pPr>
+        <w:spacing w:after="150" w:line="300" w:lineRule="auto"/>
+        <w:jc w:val="left"/>
+      </w:pPr>
+      <w:r>
+        <w:rPr>
+          <w:rFonts w:ascii="Cambria" w:cs="Cambria" w:eastAsia="Cambria" w:hAnsi="Cambria"/>
+          <w:b w:val="false"/>
+          <w:bCs w:val="false"/>
+          <w:i/>
+          <w:iCs/>
+          <w:color w:val="2B2B33"/>
+          <w:sz w:val="23"/>
+          <w:szCs w:val="23"/>
+        </w:rPr>
+        <w:t xml:space="preserve">Só a fé</w:t>
+      </w:r>
+      <w:r>
+        <w:rPr>
+          <w:rFonts w:ascii="Cambria" w:cs="Cambria" w:eastAsia="Cambria" w:hAnsi="Cambria"/>
+          <w:b w:val="false"/>
+          <w:bCs w:val="false"/>
+          <w:i w:val="false"/>
+          <w:iCs w:val="false"/>
+          <w:color w:val="2B2B33"/>
+          <w:sz w:val="23"/>
+          <w:szCs w:val="23"/>
+        </w:rPr>
+        <w:t xml:space="preserve"> — </w:t>
+      </w:r>
       <w:r>
         <w:rPr>
           <w:rFonts w:ascii="Cambria" w:cs="Cambria" w:eastAsia="Cambria" w:hAnsi="Cambria"/>
@@ -2006,7 +2262,7 @@
         <w:rPr>
           <w:rStyle w:val="FootnoteReference"/>
         </w:rPr>
-        <w:footnoteReference w:id="20"/>
+        <w:footnoteReference w:id="22"/>
       </w:r>
       <w:r>
         <w:rPr>
@@ -2070,7 +2326,7 @@
         <w:rPr>
           <w:rStyle w:val="FootnoteReference"/>
         </w:rPr>
-        <w:footnoteReference w:id="21"/>
+        <w:footnoteReference w:id="23"/>
       </w:r>
     </w:p>
     <w:p>
@@ -2095,7 +2351,7 @@
         <w:rPr>
           <w:rStyle w:val="FootnoteReference"/>
         </w:rPr>
-        <w:footnoteReference w:id="22"/>
+        <w:footnoteReference w:id="24"/>
       </w:r>
       <w:r>
         <w:rPr>
@@ -2114,7 +2370,7 @@
         <w:rPr>
           <w:rStyle w:val="FootnoteReference"/>
         </w:rPr>
-        <w:footnoteReference w:id="23"/>
+        <w:footnoteReference w:id="25"/>
       </w:r>
     </w:p>
     <w:p>
@@ -2139,7 +2395,7 @@
         <w:rPr>
           <w:rStyle w:val="FootnoteReference"/>
         </w:rPr>
-        <w:footnoteReference w:id="24"/>
+        <w:footnoteReference w:id="26"/>
       </w:r>
       <w:r>
         <w:rPr>
@@ -2177,7 +2433,7 @@
         <w:rPr>
           <w:rStyle w:val="FootnoteReference"/>
         </w:rPr>
-        <w:footnoteReference w:id="25"/>
+        <w:footnoteReference w:id="27"/>
       </w:r>
     </w:p>
     <w:p>
@@ -2202,7 +2458,7 @@
         <w:rPr>
           <w:rStyle w:val="FootnoteReference"/>
         </w:rPr>
-        <w:footnoteReference w:id="26"/>
+        <w:footnoteReference w:id="28"/>
       </w:r>
       <w:r>
         <w:rPr>
@@ -2269,14 +2525,40 @@
           <w:sz w:val="30"/>
           <w:szCs w:val="30"/>
         </w:rPr>
-        <w:t xml:space="preserve">V. Tranque a porta do orgulho: só a glória de Deus (vv. 26-27)</w:t>
-      </w:r>
-    </w:p>
-    <w:p>
-      <w:pPr>
-        <w:spacing w:after="150" w:line="300" w:lineRule="auto"/>
-        <w:jc w:val="left"/>
-      </w:pPr>
+        <w:t xml:space="preserve">V. A porta trancada do orgulho (vv. 26-27)</w:t>
+      </w:r>
+    </w:p>
+    <w:p>
+      <w:pPr>
+        <w:spacing w:after="150" w:line="300" w:lineRule="auto"/>
+        <w:jc w:val="left"/>
+      </w:pPr>
+      <w:r>
+        <w:rPr>
+          <w:rFonts w:ascii="Cambria" w:cs="Cambria" w:eastAsia="Cambria" w:hAnsi="Cambria"/>
+          <w:b w:val="false"/>
+          <w:bCs w:val="false"/>
+          <w:i/>
+          <w:iCs/>
+          <w:color w:val="2B2B33"/>
+          <w:sz w:val="23"/>
+          <w:szCs w:val="23"/>
+        </w:rPr>
+        <w:t xml:space="preserve">Só a glória de Deus</w:t>
+      </w:r>
+      <w:r>
+        <w:rPr>
+          <w:rFonts w:ascii="Cambria" w:cs="Cambria" w:eastAsia="Cambria" w:hAnsi="Cambria"/>
+          <w:b w:val="false"/>
+          <w:bCs w:val="false"/>
+          <w:i w:val="false"/>
+          <w:iCs w:val="false"/>
+          <w:color w:val="2B2B33"/>
+          <w:sz w:val="23"/>
+          <w:szCs w:val="23"/>
+        </w:rPr>
+        <w:t xml:space="preserve"> — </w:t>
+      </w:r>
       <w:r>
         <w:rPr>
           <w:rFonts w:ascii="Cambria" w:cs="Cambria" w:eastAsia="Cambria" w:hAnsi="Cambria"/>
@@ -2313,7 +2595,7 @@
         <w:rPr>
           <w:rStyle w:val="FootnoteReference"/>
         </w:rPr>
-        <w:footnoteReference w:id="27"/>
+        <w:footnoteReference w:id="29"/>
       </w:r>
       <w:r>
         <w:rPr>
@@ -2351,7 +2633,7 @@
         <w:rPr>
           <w:rStyle w:val="FootnoteReference"/>
         </w:rPr>
-        <w:footnoteReference w:id="28"/>
+        <w:footnoteReference w:id="30"/>
       </w:r>
       <w:r>
         <w:rPr>
@@ -2389,7 +2671,7 @@
         <w:rPr>
           <w:rStyle w:val="FootnoteReference"/>
         </w:rPr>
-        <w:footnoteReference w:id="29"/>
+        <w:footnoteReference w:id="31"/>
       </w:r>
       <w:r>
         <w:rPr>
@@ -2446,7 +2728,7 @@
         <w:rPr>
           <w:rStyle w:val="FootnoteReference"/>
         </w:rPr>
-        <w:footnoteReference w:id="30"/>
+        <w:footnoteReference w:id="32"/>
       </w:r>
       <w:r>
         <w:rPr>
@@ -2529,7 +2811,7 @@
         <w:rPr>
           <w:rStyle w:val="FootnoteReference"/>
         </w:rPr>
-        <w:footnoteReference w:id="31"/>
+        <w:footnoteReference w:id="33"/>
       </w:r>
       <w:r>
         <w:rPr>
@@ -2577,51 +2859,51 @@
           <w:sz w:val="30"/>
           <w:szCs w:val="30"/>
         </w:rPr>
-        <w:t xml:space="preserve">Justo e justificador (v. 26)</w:t>
-      </w:r>
-    </w:p>
-    <w:p>
-      <w:pPr>
-        <w:spacing w:after="150" w:line="300" w:lineRule="auto"/>
-        <w:jc w:val="left"/>
-      </w:pPr>
-      <w:r>
-        <w:rPr>
-          <w:rFonts w:ascii="Cambria" w:cs="Cambria" w:eastAsia="Cambria" w:hAnsi="Cambria"/>
-          <w:b w:val="false"/>
-          <w:bCs w:val="false"/>
-          <w:i w:val="false"/>
-          <w:iCs w:val="false"/>
-          <w:color w:val="2B2B33"/>
-          <w:sz w:val="23"/>
-          <w:szCs w:val="23"/>
-        </w:rPr>
-        <w:t xml:space="preserve">O coração do parágrafo esconde um problema que pouca gente percebe. A própria Lei de Deus diz: "O SENHOR detesta quem justifica o ímpio e quem condena o justo; ele detesta tanto um quanto o outro" (Pv 17.15). Um juiz que absolve o culpado é corrupto. Então como Deus pode justificar você, culpado, sem se tornar um juiz corrupto?</w:t>
-      </w:r>
-    </w:p>
-    <w:p>
-      <w:pPr>
-        <w:spacing w:after="150" w:line="300" w:lineRule="auto"/>
-        <w:jc w:val="left"/>
-      </w:pPr>
-      <w:r>
-        <w:rPr>
-          <w:rFonts w:ascii="Cambria" w:cs="Cambria" w:eastAsia="Cambria" w:hAnsi="Cambria"/>
-          <w:b w:val="false"/>
-          <w:bCs w:val="false"/>
-          <w:i w:val="false"/>
-          <w:iCs w:val="false"/>
-          <w:color w:val="2B2B33"/>
-          <w:sz w:val="23"/>
-          <w:szCs w:val="23"/>
-        </w:rPr>
-        <w:t xml:space="preserve">E havia mais. O versículo 25 diz que Deus, na sua tolerância, tinha "deixado impunes os pecados anteriormente cometidos".</w:t>
-      </w:r>
-      <w:r>
-        <w:rPr>
-          <w:rStyle w:val="FootnoteReference"/>
-        </w:rPr>
-        <w:footnoteReference w:id="32"/>
+        <w:t xml:space="preserve">O nó desatado: justo e justificador (v. 26)</w:t>
+      </w:r>
+    </w:p>
+    <w:p>
+      <w:pPr>
+        <w:spacing w:after="150" w:line="300" w:lineRule="auto"/>
+        <w:jc w:val="left"/>
+      </w:pPr>
+      <w:r>
+        <w:rPr>
+          <w:rFonts w:ascii="Cambria" w:cs="Cambria" w:eastAsia="Cambria" w:hAnsi="Cambria"/>
+          <w:b w:val="false"/>
+          <w:bCs w:val="false"/>
+          <w:i w:val="false"/>
+          <w:iCs w:val="false"/>
+          <w:color w:val="2B2B33"/>
+          <w:sz w:val="23"/>
+          <w:szCs w:val="23"/>
+        </w:rPr>
+        <w:t xml:space="preserve">Agora o nó do começo pode ser desatado. O Juiz justo não pode absolver o culpado sem se tornar corrupto (Pv 17.15). Como Deus pode justificar você, culpado, e continuar justo?</w:t>
+      </w:r>
+    </w:p>
+    <w:p>
+      <w:pPr>
+        <w:spacing w:after="150" w:line="300" w:lineRule="auto"/>
+        <w:jc w:val="left"/>
+      </w:pPr>
+      <w:r>
+        <w:rPr>
+          <w:rFonts w:ascii="Cambria" w:cs="Cambria" w:eastAsia="Cambria" w:hAnsi="Cambria"/>
+          <w:b w:val="false"/>
+          <w:bCs w:val="false"/>
+          <w:i w:val="false"/>
+          <w:iCs w:val="false"/>
+          <w:color w:val="2B2B33"/>
+          <w:sz w:val="23"/>
+          <w:szCs w:val="23"/>
+        </w:rPr>
+        <w:t xml:space="preserve">E o texto torna o problema ainda maior. O versículo 25 diz que Deus, na sua tolerância, tinha "deixado impunes os pecados anteriormente cometidos".</w:t>
+      </w:r>
+      <w:r>
+        <w:rPr>
+          <w:rStyle w:val="FootnoteReference"/>
+        </w:rPr>
+        <w:footnoteReference w:id="34"/>
       </w:r>
       <w:r>
         <w:rPr>
@@ -2659,7 +2941,7 @@
         <w:rPr>
           <w:rStyle w:val="FootnoteReference"/>
         </w:rPr>
-        <w:footnoteReference w:id="33"/>
+        <w:footnoteReference w:id="35"/>
       </w:r>
     </w:p>
     <w:p>
@@ -2710,7 +2992,7 @@
         <w:rPr>
           <w:rStyle w:val="FootnoteReference"/>
         </w:rPr>
-        <w:footnoteReference w:id="34"/>
+        <w:footnoteReference w:id="36"/>
       </w:r>
       <w:r>
         <w:rPr>
@@ -2820,34 +3102,114 @@
     </w:p>
     <w:p>
       <w:pPr>
-        <w:spacing w:after="150" w:line="300" w:lineRule="auto"/>
-        <w:jc w:val="left"/>
-      </w:pPr>
-      <w:r>
-        <w:rPr>
-          <w:rFonts w:ascii="Cambria" w:cs="Cambria" w:eastAsia="Cambria" w:hAnsi="Cambria"/>
+        <w:keepNext/>
+        <w:spacing w:before="200" w:after="100"/>
+      </w:pPr>
+      <w:r>
+        <w:rPr>
+          <w:rFonts w:ascii="Constantia" w:cs="Constantia" w:eastAsia="Constantia" w:hAnsi="Constantia"/>
           <w:b/>
           <w:bCs/>
-          <w:i w:val="false"/>
-          <w:iCs w:val="false"/>
           <w:color w:val="252544"/>
-          <w:sz w:val="23"/>
-          <w:szCs w:val="23"/>
-        </w:rPr>
-        <w:t xml:space="preserve">Você que cresceu na igreja e sabe os cinco solas de cor</w:t>
-      </w:r>
-      <w:r>
-        <w:rPr>
-          <w:rFonts w:ascii="Cambria" w:cs="Cambria" w:eastAsia="Cambria" w:hAnsi="Cambria"/>
-          <w:b w:val="false"/>
-          <w:bCs w:val="false"/>
-          <w:i w:val="false"/>
-          <w:iCs w:val="false"/>
-          <w:color w:val="2B2B33"/>
-          <w:sz w:val="23"/>
-          <w:szCs w:val="23"/>
-        </w:rPr>
-        <w:t xml:space="preserve">: a sua cabeça confessa "só a graça", mas na segunda-feira o coração vive de desempenho? Tim Keller disse, pregando este texto, que o que faz de alguém um cristão não é só arrepender-se dos pecados, mas arrepender-se das suas </w:t>
+          <w:sz w:val="25"/>
+          <w:szCs w:val="25"/>
+        </w:rPr>
+        <w:t xml:space="preserve">A doença que atravessa as gerações</w:t>
+      </w:r>
+    </w:p>
+    <w:p>
+      <w:pPr>
+        <w:spacing w:after="150" w:line="300" w:lineRule="auto"/>
+        <w:jc w:val="left"/>
+      </w:pPr>
+      <w:r>
+        <w:rPr>
+          <w:rFonts w:ascii="Cambria" w:cs="Cambria" w:eastAsia="Cambria" w:hAnsi="Cambria"/>
+          <w:b w:val="false"/>
+          <w:bCs w:val="false"/>
+          <w:i w:val="false"/>
+          <w:iCs w:val="false"/>
+          <w:color w:val="2B2B33"/>
+          <w:sz w:val="23"/>
+          <w:szCs w:val="23"/>
+        </w:rPr>
+        <w:t xml:space="preserve">O parágrafo terminou numa porta trancada: o orgulho foi totalmente excluído. A pergunta que fica é incômoda: o que, na sua vida, ainda está tentando forçar essa porta?</w:t>
+      </w:r>
+    </w:p>
+    <w:p>
+      <w:pPr>
+        <w:spacing w:after="150" w:line="300" w:lineRule="auto"/>
+        <w:jc w:val="left"/>
+      </w:pPr>
+      <w:r>
+        <w:rPr>
+          <w:rFonts w:ascii="Cambria" w:cs="Cambria" w:eastAsia="Cambria" w:hAnsi="Cambria"/>
+          <w:b w:val="false"/>
+          <w:bCs w:val="false"/>
+          <w:i w:val="false"/>
+          <w:iCs w:val="false"/>
+          <w:color w:val="2B2B33"/>
+          <w:sz w:val="23"/>
+          <w:szCs w:val="23"/>
+        </w:rPr>
+        <w:t xml:space="preserve">Para muita gente que cresceu na igreja, a resposta é o currículo. Os anos de casa, o cargo, a família crente, a doutrina certa — até os cinco solas sabidos de cor. A cabeça confessa "só a graça"; o coração, na segunda-feira, vive de desempenho. Dá para perceber pelo que acontece quando alguém critica você: se a crítica derruba, é porque você estava de pé sobre outra coisa. Cabeça desconectada do coração também é fariseu.</w:t>
+      </w:r>
+    </w:p>
+    <w:p>
+      <w:pPr>
+        <w:spacing w:after="150" w:line="300" w:lineRule="auto"/>
+        <w:jc w:val="left"/>
+      </w:pPr>
+      <w:r>
+        <w:rPr>
+          <w:rFonts w:ascii="Cambria" w:cs="Cambria" w:eastAsia="Cambria" w:hAnsi="Cambria"/>
+          <w:b w:val="false"/>
+          <w:bCs w:val="false"/>
+          <w:i w:val="false"/>
+          <w:iCs w:val="false"/>
+          <w:color w:val="2B2B33"/>
+          <w:sz w:val="23"/>
+          <w:szCs w:val="23"/>
+        </w:rPr>
+        <w:t xml:space="preserve">Para quem tem vinte anos, a moeda é outra, mas a doença é a mesma. O perfil que precisa render, as curtidas que dizem se o dia valeu, o currículo que tem de estar pronto antes dos vinte e cinco, a comparação sem fim com a vida editada dos outros. O algoritmo virou tribunal, e a sessão nunca encerra.</w:t>
+      </w:r>
+    </w:p>
+    <w:p>
+      <w:pPr>
+        <w:spacing w:after="150" w:line="300" w:lineRule="auto"/>
+        <w:jc w:val="left"/>
+      </w:pPr>
+      <w:r>
+        <w:rPr>
+          <w:rFonts w:ascii="Cambria" w:cs="Cambria" w:eastAsia="Cambria" w:hAnsi="Cambria"/>
+          <w:b w:val="false"/>
+          <w:bCs w:val="false"/>
+          <w:i w:val="false"/>
+          <w:iCs w:val="false"/>
+          <w:color w:val="2B2B33"/>
+          <w:sz w:val="23"/>
+          <w:szCs w:val="23"/>
+        </w:rPr>
+        <w:t xml:space="preserve">E para quem acorda às cinco para pegar o trem, é a meta do mês, o chefe que avalia, o motorista de aplicativo com medo de a nota cair de 4,9. Gerações diferentes, a mesma sentença repetida por dentro: você é o que você entrega. O ídolo do mérito não frequenta só a igreja. Quem nunca pisou num templo também tem a sua religião: justificar a própria existência pelo que produz.</w:t>
+      </w:r>
+    </w:p>
+    <w:p>
+      <w:pPr>
+        <w:spacing w:after="150" w:line="300" w:lineRule="auto"/>
+        <w:jc w:val="left"/>
+      </w:pPr>
+      <w:r>
+        <w:rPr>
+          <w:rFonts w:ascii="Cambria" w:cs="Cambria" w:eastAsia="Cambria" w:hAnsi="Cambria"/>
+          <w:b w:val="false"/>
+          <w:bCs w:val="false"/>
+          <w:i w:val="false"/>
+          <w:iCs w:val="false"/>
+          <w:color w:val="2B2B33"/>
+          <w:sz w:val="23"/>
+          <w:szCs w:val="23"/>
+        </w:rPr>
+        <w:t xml:space="preserve">Tim Keller disse, pregando este texto, que o que faz de alguém um cristão não é só arrepender-se dos pecados, mas arrepender-se das suas </w:t>
       </w:r>
       <w:r>
         <w:rPr>
@@ -2873,218 +3235,119 @@
           <w:sz w:val="23"/>
           <w:szCs w:val="23"/>
         </w:rPr>
-        <w:t xml:space="preserve"> — daquilo que a gente apresenta a Deus como currículo.</w:t>
-      </w:r>
-      <w:r>
-        <w:rPr>
-          <w:rStyle w:val="FootnoteReference"/>
-        </w:rPr>
-        <w:footnoteReference w:id="35"/>
-      </w:r>
-      <w:r>
-        <w:rPr>
-          <w:rFonts w:ascii="Cambria" w:cs="Cambria" w:eastAsia="Cambria" w:hAnsi="Cambria"/>
-          <w:b w:val="false"/>
-          <w:bCs w:val="false"/>
-          <w:i w:val="false"/>
-          <w:iCs w:val="false"/>
-          <w:color w:val="2B2B33"/>
-          <w:sz w:val="23"/>
-          <w:szCs w:val="23"/>
-        </w:rPr>
-        <w:t xml:space="preserve"> Cabeça desconectada do coração também é fariseu.</w:t>
-      </w:r>
-    </w:p>
-    <w:p>
-      <w:pPr>
-        <w:spacing w:after="150" w:line="300" w:lineRule="auto"/>
-        <w:jc w:val="left"/>
-      </w:pPr>
-      <w:r>
-        <w:rPr>
-          <w:rFonts w:ascii="Cambria" w:cs="Cambria" w:eastAsia="Cambria" w:hAnsi="Cambria"/>
+        <w:t xml:space="preserve">.</w:t>
+      </w:r>
+      <w:r>
+        <w:rPr>
+          <w:rStyle w:val="FootnoteReference"/>
+        </w:rPr>
+        <w:footnoteReference w:id="37"/>
+      </w:r>
+      <w:r>
+        <w:rPr>
+          <w:rFonts w:ascii="Cambria" w:cs="Cambria" w:eastAsia="Cambria" w:hAnsi="Cambria"/>
+          <w:b w:val="false"/>
+          <w:bCs w:val="false"/>
+          <w:i w:val="false"/>
+          <w:iCs w:val="false"/>
+          <w:color w:val="2B2B33"/>
+          <w:sz w:val="23"/>
+          <w:szCs w:val="23"/>
+        </w:rPr>
+        <w:t xml:space="preserve"> Arrepender-se dos pecados até o fariseu faz. Arrepender-se das justificações é largar o currículo diante do Juiz. E isso tem nome e endereço: o cargo, a nota, os seguidores, a doutrina certa — aquilo que você apresenta a Deus como prova de que merece. Nomeie a sua esta semana. Depois deixe-a sobre a mesa do tribunal e ouça o veredito que vem antes do desempenho: justificado, de graça. Se é Cristo e mais o seu currículo, não é Cristo.</w:t>
+      </w:r>
+    </w:p>
+    <w:p>
+      <w:pPr>
+        <w:keepNext/>
+        <w:spacing w:before="200" w:after="100"/>
+      </w:pPr>
+      <w:r>
+        <w:rPr>
+          <w:rFonts w:ascii="Constantia" w:cs="Constantia" w:eastAsia="Constantia" w:hAnsi="Constantia"/>
           <w:b/>
           <w:bCs/>
-          <w:i w:val="false"/>
-          <w:iCs w:val="false"/>
           <w:color w:val="252544"/>
-          <w:sz w:val="23"/>
-          <w:szCs w:val="23"/>
-        </w:rPr>
-        <w:t xml:space="preserve">Você que chegou hoje esmagado pela culpa</w:t>
-      </w:r>
-      <w:r>
-        <w:rPr>
-          <w:rFonts w:ascii="Cambria" w:cs="Cambria" w:eastAsia="Cambria" w:hAnsi="Cambria"/>
-          <w:b w:val="false"/>
-          <w:bCs w:val="false"/>
-          <w:i w:val="false"/>
-          <w:iCs w:val="false"/>
-          <w:color w:val="2B2B33"/>
-          <w:sz w:val="23"/>
-          <w:szCs w:val="23"/>
-        </w:rPr>
-        <w:t xml:space="preserve">: o "não há distinção" do versículo 22 funciona para os dois lados. Ninguém é bom demais para precisar, e ninguém é ruim demais para alcançar.</w:t>
-      </w:r>
-    </w:p>
-    <w:p>
-      <w:pPr>
-        <w:spacing w:after="150" w:line="300" w:lineRule="auto"/>
-        <w:jc w:val="left"/>
-      </w:pPr>
-      <w:r>
-        <w:rPr>
-          <w:rFonts w:ascii="Cambria" w:cs="Cambria" w:eastAsia="Cambria" w:hAnsi="Cambria"/>
-          <w:b/>
-          <w:bCs/>
-          <w:i w:val="false"/>
-          <w:iCs w:val="false"/>
-          <w:color w:val="252544"/>
-          <w:sz w:val="23"/>
-          <w:szCs w:val="23"/>
-        </w:rPr>
-        <w:t xml:space="preserve">Você que ouviu que o problema é a sua fé pequena</w:t>
-      </w:r>
-      <w:r>
-        <w:rPr>
-          <w:rFonts w:ascii="Cambria" w:cs="Cambria" w:eastAsia="Cambria" w:hAnsi="Cambria"/>
-          <w:b w:val="false"/>
-          <w:bCs w:val="false"/>
-          <w:i w:val="false"/>
-          <w:iCs w:val="false"/>
-          <w:color w:val="2B2B33"/>
-          <w:sz w:val="23"/>
-          <w:szCs w:val="23"/>
-        </w:rPr>
-        <w:t xml:space="preserve">: descanse no objeto. Segure a corda.</w:t>
-      </w:r>
-    </w:p>
-    <w:p>
-      <w:pPr>
-        <w:spacing w:after="150" w:line="300" w:lineRule="auto"/>
-        <w:jc w:val="left"/>
-      </w:pPr>
-      <w:r>
-        <w:rPr>
-          <w:rFonts w:ascii="Cambria" w:cs="Cambria" w:eastAsia="Cambria" w:hAnsi="Cambria"/>
-          <w:b/>
-          <w:bCs/>
-          <w:i w:val="false"/>
-          <w:iCs w:val="false"/>
-          <w:color w:val="252544"/>
-          <w:sz w:val="23"/>
-          <w:szCs w:val="23"/>
-        </w:rPr>
-        <w:t xml:space="preserve">Jovens</w:t>
-      </w:r>
-      <w:r>
-        <w:rPr>
-          <w:rFonts w:ascii="Cambria" w:cs="Cambria" w:eastAsia="Cambria" w:hAnsi="Cambria"/>
-          <w:b w:val="false"/>
-          <w:bCs w:val="false"/>
-          <w:i w:val="false"/>
-          <w:iCs w:val="false"/>
-          <w:color w:val="2B2B33"/>
-          <w:sz w:val="23"/>
-          <w:szCs w:val="23"/>
-        </w:rPr>
-        <w:t xml:space="preserve">: entre o algoritmo e a Palavra, quem está dizendo a vocês quem vocês são?</w:t>
-      </w:r>
-    </w:p>
-    <w:p>
-      <w:pPr>
-        <w:spacing w:after="150" w:line="300" w:lineRule="auto"/>
-        <w:jc w:val="left"/>
-      </w:pPr>
-      <w:r>
-        <w:rPr>
-          <w:rFonts w:ascii="Cambria" w:cs="Cambria" w:eastAsia="Cambria" w:hAnsi="Cambria"/>
-          <w:b/>
-          <w:bCs/>
-          <w:i w:val="false"/>
-          <w:iCs w:val="false"/>
-          <w:color w:val="252544"/>
-          <w:sz w:val="23"/>
-          <w:szCs w:val="23"/>
-        </w:rPr>
-        <w:t xml:space="preserve">Pais e mães</w:t>
-      </w:r>
-      <w:r>
-        <w:rPr>
-          <w:rFonts w:ascii="Cambria" w:cs="Cambria" w:eastAsia="Cambria" w:hAnsi="Cambria"/>
-          <w:b w:val="false"/>
-          <w:bCs w:val="false"/>
-          <w:i w:val="false"/>
-          <w:iCs w:val="false"/>
-          <w:color w:val="2B2B33"/>
-          <w:sz w:val="23"/>
-          <w:szCs w:val="23"/>
-        </w:rPr>
-        <w:t xml:space="preserve">: a herança que importa não é o que fica no banco. É terem se sentado com os seus filhos diante deste texto.</w:t>
-      </w:r>
-    </w:p>
-    <w:p>
-      <w:pPr>
-        <w:spacing w:after="150" w:line="300" w:lineRule="auto"/>
-        <w:jc w:val="left"/>
-      </w:pPr>
-      <w:r>
-        <w:rPr>
-          <w:rFonts w:ascii="Cambria" w:cs="Cambria" w:eastAsia="Cambria" w:hAnsi="Cambria"/>
-          <w:b/>
-          <w:bCs/>
-          <w:i w:val="false"/>
-          <w:iCs w:val="false"/>
-          <w:color w:val="252544"/>
-          <w:sz w:val="23"/>
-          <w:szCs w:val="23"/>
-        </w:rPr>
-        <w:t xml:space="preserve">Você que ainda não conhece a Cristo</w:t>
-      </w:r>
-      <w:r>
-        <w:rPr>
-          <w:rFonts w:ascii="Cambria" w:cs="Cambria" w:eastAsia="Cambria" w:hAnsi="Cambria"/>
-          <w:b w:val="false"/>
-          <w:bCs w:val="false"/>
-          <w:i w:val="false"/>
-          <w:iCs w:val="false"/>
-          <w:color w:val="2B2B33"/>
-          <w:sz w:val="23"/>
-          <w:szCs w:val="23"/>
-        </w:rPr>
-        <w:t xml:space="preserve">: o "mas agora" é para você também. O convite é de graça, mas não é barato: é abrir mão da sua própria justiça e confiar só na dele (Fp 3.9).</w:t>
-      </w:r>
-    </w:p>
-    <w:p>
-      <w:pPr>
-        <w:spacing w:after="150" w:line="300" w:lineRule="auto"/>
-        <w:jc w:val="left"/>
-      </w:pPr>
-      <w:r>
-        <w:rPr>
-          <w:rFonts w:ascii="Cambria" w:cs="Cambria" w:eastAsia="Cambria" w:hAnsi="Cambria"/>
-          <w:b/>
-          <w:bCs/>
-          <w:i w:val="false"/>
-          <w:iCs w:val="false"/>
-          <w:color w:val="252544"/>
-          <w:sz w:val="23"/>
-          <w:szCs w:val="23"/>
-        </w:rPr>
-        <w:t xml:space="preserve">Como igreja</w:t>
-      </w:r>
-      <w:r>
-        <w:rPr>
-          <w:rFonts w:ascii="Cambria" w:cs="Cambria" w:eastAsia="Cambria" w:hAnsi="Cambria"/>
-          <w:b w:val="false"/>
-          <w:bCs w:val="false"/>
-          <w:i w:val="false"/>
-          <w:iCs w:val="false"/>
-          <w:color w:val="2B2B33"/>
-          <w:sz w:val="23"/>
-          <w:szCs w:val="23"/>
-        </w:rPr>
-        <w:t xml:space="preserve">: uma igreja reformada pela Palavra é uma igreja onde ninguém precisa fingir, porque ninguém ali é justificado por desempenho. Uma comunidade de pecadores declarados justos.</w:t>
+          <w:sz w:val="25"/>
+          <w:szCs w:val="25"/>
+        </w:rPr>
+        <w:t xml:space="preserve">Para quem chegou esmagado</w:t>
+      </w:r>
+    </w:p>
+    <w:p>
+      <w:pPr>
+        <w:spacing w:after="150" w:line="300" w:lineRule="auto"/>
+        <w:jc w:val="left"/>
+      </w:pPr>
+      <w:r>
+        <w:rPr>
+          <w:rFonts w:ascii="Cambria" w:cs="Cambria" w:eastAsia="Cambria" w:hAnsi="Cambria"/>
+          <w:b w:val="false"/>
+          <w:bCs w:val="false"/>
+          <w:i w:val="false"/>
+          <w:iCs w:val="false"/>
+          <w:color w:val="2B2B33"/>
+          <w:sz w:val="23"/>
+          <w:szCs w:val="23"/>
+        </w:rPr>
+        <w:t xml:space="preserve">Há quem tenha ouvido tudo isso pensando o contrário: "meu problema não é orgulho; é que eu não tenho currículo nenhum para apresentar". Talvez seja uma história que ninguém aqui conhece. Talvez seja um pecado que se repete, uma conta do passado que ainda cobra de noite.</w:t>
+      </w:r>
+    </w:p>
+    <w:p>
+      <w:pPr>
+        <w:spacing w:after="150" w:line="300" w:lineRule="auto"/>
+        <w:jc w:val="left"/>
+      </w:pPr>
+      <w:r>
+        <w:rPr>
+          <w:rFonts w:ascii="Cambria" w:cs="Cambria" w:eastAsia="Cambria" w:hAnsi="Cambria"/>
+          <w:b w:val="false"/>
+          <w:bCs w:val="false"/>
+          <w:i w:val="false"/>
+          <w:iCs w:val="false"/>
+          <w:color w:val="2B2B33"/>
+          <w:sz w:val="23"/>
+          <w:szCs w:val="23"/>
+        </w:rPr>
+        <w:t xml:space="preserve">Volte à cachoeira. A correnteza é a culpa, e ela puxa. O tronco que passa é grosso e parece firme: a promessa de que desta vez você vai ser melhor, a penitência, o esforço de compensar, o "vou me afastar até merecer voltar". O tronco desce a cachoeira junto com você. A corda é fina e não parece grande coisa — mas está presa a alguém na margem que pode puxar. Os pecados do passado não foram ignorados nem esquecidos; foram pagos (v. 25). Largue o tronco. Segure a corda.</w:t>
+      </w:r>
+    </w:p>
+    <w:p>
+      <w:pPr>
+        <w:spacing w:after="150" w:line="300" w:lineRule="auto"/>
+        <w:jc w:val="left"/>
+      </w:pPr>
+      <w:r>
+        <w:rPr>
+          <w:rFonts w:ascii="Cambria" w:cs="Cambria" w:eastAsia="Cambria" w:hAnsi="Cambria"/>
+          <w:b w:val="false"/>
+          <w:bCs w:val="false"/>
+          <w:i w:val="false"/>
+          <w:iCs w:val="false"/>
+          <w:color w:val="2B2B33"/>
+          <w:sz w:val="23"/>
+          <w:szCs w:val="23"/>
+        </w:rPr>
+        <w:t xml:space="preserve">E, se você ainda não conhece a Cristo, é exatamente isso que crer significa. Não é prometer uma vida nova para depois ser aceito; é soltar a própria justiça e agarrar-se à dele (Fp 3.9). O "mas agora" do versículo 21 é para você também. E o que Bunyan ouviu vale para quem segura a corda: é para o Filho que Deus olha, não para você.</w:t>
+      </w:r>
+    </w:p>
+    <w:p>
+      <w:pPr>
+        <w:spacing w:after="150" w:line="300" w:lineRule="auto"/>
+        <w:jc w:val="left"/>
+      </w:pPr>
+      <w:r>
+        <w:rPr>
+          <w:rFonts w:ascii="Cambria" w:cs="Cambria" w:eastAsia="Cambria" w:hAnsi="Cambria"/>
+          <w:b w:val="false"/>
+          <w:bCs w:val="false"/>
+          <w:i w:val="false"/>
+          <w:iCs w:val="false"/>
+          <w:color w:val="2B2B33"/>
+          <w:sz w:val="23"/>
+          <w:szCs w:val="23"/>
+        </w:rPr>
+        <w:t xml:space="preserve">Uma igreja reformada pela Palavra é isto: uma comunidade de pecadores declarados justos, onde ninguém precisa fingir — nem o veterano, nem o recém-chegado.</w:t>
       </w:r>
     </w:p>
     <w:p>
@@ -3541,46 +3804,124 @@
           <w:sz w:val="18"/>
           <w:szCs w:val="18"/>
         </w:rPr>
-        <w:t xml:space="preserve">Grego.</w:t>
-      </w:r>
-      <w:r>
-        <w:rPr>
-          <w:rFonts w:ascii="Cambria" w:cs="Cambria" w:eastAsia="Cambria" w:hAnsi="Cambria"/>
-          <w:b w:val="false"/>
-          <w:bCs w:val="false"/>
-          <w:i w:val="false"/>
-          <w:iCs w:val="false"/>
-          <w:color w:val="2B2B33"/>
-          <w:sz w:val="18"/>
-          <w:szCs w:val="18"/>
-        </w:rPr>
-        <w:t xml:space="preserve"> </w:t>
-      </w:r>
-      <w:r>
-        <w:rPr>
-          <w:rFonts w:ascii="Cambria" w:cs="Cambria" w:eastAsia="Cambria" w:hAnsi="Cambria"/>
-          <w:b w:val="false"/>
-          <w:bCs w:val="false"/>
-          <w:i/>
-          <w:iCs/>
-          <w:color w:val="2B2B33"/>
-          <w:sz w:val="18"/>
-          <w:szCs w:val="18"/>
-        </w:rPr>
-        <w:t xml:space="preserve">nyni de</w:t>
-      </w:r>
-      <w:r>
-        <w:rPr>
-          <w:rFonts w:ascii="Cambria" w:cs="Cambria" w:eastAsia="Cambria" w:hAnsi="Cambria"/>
-          <w:b w:val="false"/>
-          <w:bCs w:val="false"/>
-          <w:i w:val="false"/>
-          <w:iCs w:val="false"/>
-          <w:color w:val="2B2B33"/>
-          <w:sz w:val="18"/>
-          <w:szCs w:val="18"/>
-        </w:rPr>
-        <w:t xml:space="preserve"> (νυνὶ δέ), v. 21 — "mas agora", com a forma enfática de "agora". Não é só a virada do raciocínio: marca a passagem da era do pecado para a era da salvação, que volta no "tempo presente" do v. 26.</w:t>
+        <w:t xml:space="preserve">Fonte.</w:t>
+      </w:r>
+      <w:r>
+        <w:rPr>
+          <w:rFonts w:ascii="Cambria" w:cs="Cambria" w:eastAsia="Cambria" w:hAnsi="Cambria"/>
+          <w:b w:val="false"/>
+          <w:bCs w:val="false"/>
+          <w:i w:val="false"/>
+          <w:iCs w:val="false"/>
+          <w:color w:val="2B2B33"/>
+          <w:sz w:val="18"/>
+          <w:szCs w:val="18"/>
+        </w:rPr>
+        <w:t xml:space="preserve"> BRUCE, F. F. </w:t>
+      </w:r>
+      <w:r>
+        <w:rPr>
+          <w:rFonts w:ascii="Cambria" w:cs="Cambria" w:eastAsia="Cambria" w:hAnsi="Cambria"/>
+          <w:b w:val="false"/>
+          <w:bCs w:val="false"/>
+          <w:i/>
+          <w:iCs/>
+          <w:color w:val="2B2B33"/>
+          <w:sz w:val="18"/>
+          <w:szCs w:val="18"/>
+        </w:rPr>
+        <w:t xml:space="preserve">Romanos</w:t>
+      </w:r>
+      <w:r>
+        <w:rPr>
+          <w:rFonts w:ascii="Cambria" w:cs="Cambria" w:eastAsia="Cambria" w:hAnsi="Cambria"/>
+          <w:b w:val="false"/>
+          <w:bCs w:val="false"/>
+          <w:i w:val="false"/>
+          <w:iCs w:val="false"/>
+          <w:color w:val="2B2B33"/>
+          <w:sz w:val="18"/>
+          <w:szCs w:val="18"/>
+        </w:rPr>
+        <w:t xml:space="preserve">: introdução e comentário. São Paulo: Vida Nova [ano a conferir; catálogo de livreiro indica 1979], p. 51-52. O verso de Horácio é da </w:t>
+      </w:r>
+      <w:r>
+        <w:rPr>
+          <w:rFonts w:ascii="Cambria" w:cs="Cambria" w:eastAsia="Cambria" w:hAnsi="Cambria"/>
+          <w:b w:val="false"/>
+          <w:bCs w:val="false"/>
+          <w:i/>
+          <w:iCs/>
+          <w:color w:val="2B2B33"/>
+          <w:sz w:val="18"/>
+          <w:szCs w:val="18"/>
+        </w:rPr>
+        <w:t xml:space="preserve">Arte poética</w:t>
+      </w:r>
+      <w:r>
+        <w:rPr>
+          <w:rFonts w:ascii="Cambria" w:cs="Cambria" w:eastAsia="Cambria" w:hAnsi="Cambria"/>
+          <w:b w:val="false"/>
+          <w:bCs w:val="false"/>
+          <w:i w:val="false"/>
+          <w:iCs w:val="false"/>
+          <w:color w:val="2B2B33"/>
+          <w:sz w:val="18"/>
+          <w:szCs w:val="18"/>
+        </w:rPr>
+        <w:t xml:space="preserve">, 191-192: </w:t>
+      </w:r>
+      <w:r>
+        <w:rPr>
+          <w:rFonts w:ascii="Cambria" w:cs="Cambria" w:eastAsia="Cambria" w:hAnsi="Cambria"/>
+          <w:b w:val="false"/>
+          <w:bCs w:val="false"/>
+          <w:i/>
+          <w:iCs/>
+          <w:color w:val="2B2B33"/>
+          <w:sz w:val="18"/>
+          <w:szCs w:val="18"/>
+        </w:rPr>
+        <w:t xml:space="preserve">nec deus intersit, nisi dignus vindice nodus inciderit</w:t>
+      </w:r>
+      <w:r>
+        <w:rPr>
+          <w:rFonts w:ascii="Cambria" w:cs="Cambria" w:eastAsia="Cambria" w:hAnsi="Cambria"/>
+          <w:b w:val="false"/>
+          <w:bCs w:val="false"/>
+          <w:i w:val="false"/>
+          <w:iCs w:val="false"/>
+          <w:color w:val="2B2B33"/>
+          <w:sz w:val="18"/>
+          <w:szCs w:val="18"/>
+        </w:rPr>
+        <w:t xml:space="preserve">; Lutero o aplicou ao perdão dos pecados (</w:t>
+      </w:r>
+      <w:r>
+        <w:rPr>
+          <w:rFonts w:ascii="Cambria" w:cs="Cambria" w:eastAsia="Cambria" w:hAnsi="Cambria"/>
+          <w:b w:val="false"/>
+          <w:bCs w:val="false"/>
+          <w:i/>
+          <w:iCs/>
+          <w:color w:val="2B2B33"/>
+          <w:sz w:val="18"/>
+          <w:szCs w:val="18"/>
+        </w:rPr>
+        <w:t xml:space="preserve">nodus Deo vindice dignus</w:t>
+      </w:r>
+      <w:r>
+        <w:rPr>
+          <w:rFonts w:ascii="Cambria" w:cs="Cambria" w:eastAsia="Cambria" w:hAnsi="Cambria"/>
+          <w:b w:val="false"/>
+          <w:bCs w:val="false"/>
+          <w:i w:val="false"/>
+          <w:iCs w:val="false"/>
+          <w:color w:val="2B2B33"/>
+          <w:sz w:val="18"/>
+          <w:szCs w:val="18"/>
+        </w:rPr>
+        <w:t xml:space="preserve">).</w:t>
       </w:r>
     </w:p>
   </w:footnote>
@@ -3606,72 +3947,46 @@
           <w:sz w:val="18"/>
           <w:szCs w:val="18"/>
         </w:rPr>
-        <w:t xml:space="preserve">Fonte.</w:t>
-      </w:r>
-      <w:r>
-        <w:rPr>
-          <w:rFonts w:ascii="Cambria" w:cs="Cambria" w:eastAsia="Cambria" w:hAnsi="Cambria"/>
-          <w:b w:val="false"/>
-          <w:bCs w:val="false"/>
-          <w:i w:val="false"/>
-          <w:iCs w:val="false"/>
-          <w:color w:val="2B2B33"/>
-          <w:sz w:val="18"/>
-          <w:szCs w:val="18"/>
-        </w:rPr>
-        <w:t xml:space="preserve"> LLOYD-JONES, D. Martyn, citado por MOO, Douglas J. </w:t>
-      </w:r>
-      <w:r>
-        <w:rPr>
-          <w:rFonts w:ascii="Cambria" w:cs="Cambria" w:eastAsia="Cambria" w:hAnsi="Cambria"/>
-          <w:b w:val="false"/>
-          <w:bCs w:val="false"/>
-          <w:i/>
-          <w:iCs/>
-          <w:color w:val="2B2B33"/>
-          <w:sz w:val="18"/>
-          <w:szCs w:val="18"/>
-        </w:rPr>
-        <w:t xml:space="preserve">Comentário exegético Romanos</w:t>
-      </w:r>
-      <w:r>
-        <w:rPr>
-          <w:rFonts w:ascii="Cambria" w:cs="Cambria" w:eastAsia="Cambria" w:hAnsi="Cambria"/>
-          <w:b w:val="false"/>
-          <w:bCs w:val="false"/>
-          <w:i w:val="false"/>
-          <w:iCs w:val="false"/>
-          <w:color w:val="2B2B33"/>
-          <w:sz w:val="18"/>
-          <w:szCs w:val="18"/>
-        </w:rPr>
-        <w:t xml:space="preserve">, p. 285. Tradução brasileira de </w:t>
-      </w:r>
-      <w:r>
-        <w:rPr>
-          <w:rFonts w:ascii="Cambria" w:cs="Cambria" w:eastAsia="Cambria" w:hAnsi="Cambria"/>
-          <w:b w:val="false"/>
-          <w:bCs w:val="false"/>
-          <w:i/>
-          <w:iCs/>
-          <w:color w:val="2B2B33"/>
-          <w:sz w:val="18"/>
-          <w:szCs w:val="18"/>
-        </w:rPr>
-        <w:t xml:space="preserve">The Epistle to the Romans</w:t>
-      </w:r>
-      <w:r>
-        <w:rPr>
-          <w:rFonts w:ascii="Cambria" w:cs="Cambria" w:eastAsia="Cambria" w:hAnsi="Cambria"/>
-          <w:b w:val="false"/>
-          <w:bCs w:val="false"/>
-          <w:i w:val="false"/>
-          <w:iCs w:val="false"/>
-          <w:color w:val="2B2B33"/>
-          <w:sz w:val="18"/>
-          <w:szCs w:val="18"/>
-        </w:rPr>
-        <w:t xml:space="preserve">. 2. ed. Grand Rapids: Eerdmans, 2018 (NICNT) [editora e ano da tradução a conferir].</w:t>
+        <w:t xml:space="preserve">Grego.</w:t>
+      </w:r>
+      <w:r>
+        <w:rPr>
+          <w:rFonts w:ascii="Cambria" w:cs="Cambria" w:eastAsia="Cambria" w:hAnsi="Cambria"/>
+          <w:b w:val="false"/>
+          <w:bCs w:val="false"/>
+          <w:i w:val="false"/>
+          <w:iCs w:val="false"/>
+          <w:color w:val="2B2B33"/>
+          <w:sz w:val="18"/>
+          <w:szCs w:val="18"/>
+        </w:rPr>
+        <w:t xml:space="preserve"> </w:t>
+      </w:r>
+      <w:r>
+        <w:rPr>
+          <w:rFonts w:ascii="Cambria" w:cs="Cambria" w:eastAsia="Cambria" w:hAnsi="Cambria"/>
+          <w:b w:val="false"/>
+          <w:bCs w:val="false"/>
+          <w:i/>
+          <w:iCs/>
+          <w:color w:val="2B2B33"/>
+          <w:sz w:val="18"/>
+          <w:szCs w:val="18"/>
+        </w:rPr>
+        <w:t xml:space="preserve">nyni de</w:t>
+      </w:r>
+      <w:r>
+        <w:rPr>
+          <w:rFonts w:ascii="Cambria" w:cs="Cambria" w:eastAsia="Cambria" w:hAnsi="Cambria"/>
+          <w:b w:val="false"/>
+          <w:bCs w:val="false"/>
+          <w:i w:val="false"/>
+          <w:iCs w:val="false"/>
+          <w:color w:val="2B2B33"/>
+          <w:sz w:val="18"/>
+          <w:szCs w:val="18"/>
+        </w:rPr>
+        <w:t xml:space="preserve"> (νυνὶ δέ), v. 21 — "mas agora", com a forma enfática de "agora". Não é só a virada do raciocínio: marca a passagem da era do pecado para a era da salvação, que volta no "tempo presente" do v. 26.</w:t>
       </w:r>
     </w:p>
   </w:footnote>
@@ -3697,228 +4012,72 @@
           <w:sz w:val="18"/>
           <w:szCs w:val="18"/>
         </w:rPr>
-        <w:t xml:space="preserve">Aprofundamento.</w:t>
-      </w:r>
-      <w:r>
-        <w:rPr>
-          <w:rFonts w:ascii="Cambria" w:cs="Cambria" w:eastAsia="Cambria" w:hAnsi="Cambria"/>
-          <w:b w:val="false"/>
-          <w:bCs w:val="false"/>
-          <w:i w:val="false"/>
-          <w:iCs w:val="false"/>
-          <w:color w:val="2B2B33"/>
-          <w:sz w:val="18"/>
-          <w:szCs w:val="18"/>
-        </w:rPr>
-        <w:t xml:space="preserve"> Os reformadores usavam as expressões, mas nenhum deles as reuniu numa lista. O conjunto só se formou no século XX: em 1916, o luterano Theodore Engelder falou de três princípios (</w:t>
-      </w:r>
-      <w:r>
-        <w:rPr>
-          <w:rFonts w:ascii="Cambria" w:cs="Cambria" w:eastAsia="Cambria" w:hAnsi="Cambria"/>
-          <w:b w:val="false"/>
-          <w:bCs w:val="false"/>
-          <w:i/>
-          <w:iCs/>
-          <w:color w:val="2B2B33"/>
-          <w:sz w:val="18"/>
-          <w:szCs w:val="18"/>
-        </w:rPr>
-        <w:t xml:space="preserve">sola Scriptura</w:t>
-      </w:r>
-      <w:r>
-        <w:rPr>
-          <w:rFonts w:ascii="Cambria" w:cs="Cambria" w:eastAsia="Cambria" w:hAnsi="Cambria"/>
-          <w:b w:val="false"/>
-          <w:bCs w:val="false"/>
-          <w:i w:val="false"/>
-          <w:iCs w:val="false"/>
-          <w:color w:val="2B2B33"/>
-          <w:sz w:val="18"/>
-          <w:szCs w:val="18"/>
-        </w:rPr>
-        <w:t xml:space="preserve">, </w:t>
-      </w:r>
-      <w:r>
-        <w:rPr>
-          <w:rFonts w:ascii="Cambria" w:cs="Cambria" w:eastAsia="Cambria" w:hAnsi="Cambria"/>
-          <w:b w:val="false"/>
-          <w:bCs w:val="false"/>
-          <w:i/>
-          <w:iCs/>
-          <w:color w:val="2B2B33"/>
-          <w:sz w:val="18"/>
-          <w:szCs w:val="18"/>
-        </w:rPr>
-        <w:t xml:space="preserve">sola gratia</w:t>
-      </w:r>
-      <w:r>
-        <w:rPr>
-          <w:rFonts w:ascii="Cambria" w:cs="Cambria" w:eastAsia="Cambria" w:hAnsi="Cambria"/>
-          <w:b w:val="false"/>
-          <w:bCs w:val="false"/>
-          <w:i w:val="false"/>
-          <w:iCs w:val="false"/>
-          <w:color w:val="2B2B33"/>
-          <w:sz w:val="18"/>
-          <w:szCs w:val="18"/>
-        </w:rPr>
-        <w:t xml:space="preserve">, </w:t>
-      </w:r>
-      <w:r>
-        <w:rPr>
-          <w:rFonts w:ascii="Cambria" w:cs="Cambria" w:eastAsia="Cambria" w:hAnsi="Cambria"/>
-          <w:b w:val="false"/>
-          <w:bCs w:val="false"/>
-          <w:i/>
-          <w:iCs/>
-          <w:color w:val="2B2B33"/>
-          <w:sz w:val="18"/>
-          <w:szCs w:val="18"/>
-        </w:rPr>
-        <w:t xml:space="preserve">sola fide</w:t>
-      </w:r>
-      <w:r>
-        <w:rPr>
-          <w:rFonts w:ascii="Cambria" w:cs="Cambria" w:eastAsia="Cambria" w:hAnsi="Cambria"/>
-          <w:b w:val="false"/>
-          <w:bCs w:val="false"/>
-          <w:i w:val="false"/>
-          <w:iCs w:val="false"/>
-          <w:color w:val="2B2B33"/>
-          <w:sz w:val="18"/>
-          <w:szCs w:val="18"/>
-        </w:rPr>
-        <w:t xml:space="preserve">), e em 1934 Emil Brunner trocou </w:t>
-      </w:r>
-      <w:r>
-        <w:rPr>
-          <w:rFonts w:ascii="Cambria" w:cs="Cambria" w:eastAsia="Cambria" w:hAnsi="Cambria"/>
-          <w:b w:val="false"/>
-          <w:bCs w:val="false"/>
-          <w:i/>
-          <w:iCs/>
-          <w:color w:val="2B2B33"/>
-          <w:sz w:val="18"/>
-          <w:szCs w:val="18"/>
-        </w:rPr>
-        <w:t xml:space="preserve">sola Scriptura</w:t>
-      </w:r>
-      <w:r>
-        <w:rPr>
-          <w:rFonts w:ascii="Cambria" w:cs="Cambria" w:eastAsia="Cambria" w:hAnsi="Cambria"/>
-          <w:b w:val="false"/>
-          <w:bCs w:val="false"/>
-          <w:i w:val="false"/>
-          <w:iCs w:val="false"/>
-          <w:color w:val="2B2B33"/>
-          <w:sz w:val="18"/>
-          <w:szCs w:val="18"/>
-        </w:rPr>
-        <w:t xml:space="preserve"> por </w:t>
-      </w:r>
-      <w:r>
-        <w:rPr>
-          <w:rFonts w:ascii="Cambria" w:cs="Cambria" w:eastAsia="Cambria" w:hAnsi="Cambria"/>
-          <w:b w:val="false"/>
-          <w:bCs w:val="false"/>
-          <w:i/>
-          <w:iCs/>
-          <w:color w:val="2B2B33"/>
-          <w:sz w:val="18"/>
-          <w:szCs w:val="18"/>
-        </w:rPr>
-        <w:t xml:space="preserve">soli Deo gloria</w:t>
-      </w:r>
-      <w:r>
-        <w:rPr>
-          <w:rFonts w:ascii="Cambria" w:cs="Cambria" w:eastAsia="Cambria" w:hAnsi="Cambria"/>
-          <w:b w:val="false"/>
-          <w:bCs w:val="false"/>
-          <w:i w:val="false"/>
-          <w:iCs w:val="false"/>
-          <w:color w:val="2B2B33"/>
-          <w:sz w:val="18"/>
-          <w:szCs w:val="18"/>
-        </w:rPr>
-        <w:t xml:space="preserve"> (FIVE SOLAE. </w:t>
-      </w:r>
-      <w:r>
-        <w:rPr>
-          <w:rFonts w:ascii="Cambria" w:cs="Cambria" w:eastAsia="Cambria" w:hAnsi="Cambria"/>
-          <w:b w:val="false"/>
-          <w:bCs w:val="false"/>
-          <w:i/>
-          <w:iCs/>
-          <w:color w:val="2B2B33"/>
-          <w:sz w:val="18"/>
-          <w:szCs w:val="18"/>
-        </w:rPr>
-        <w:t xml:space="preserve">Wikipedia</w:t>
-      </w:r>
-      <w:r>
-        <w:rPr>
-          <w:rFonts w:ascii="Cambria" w:cs="Cambria" w:eastAsia="Cambria" w:hAnsi="Cambria"/>
-          <w:b w:val="false"/>
-          <w:bCs w:val="false"/>
-          <w:i w:val="false"/>
-          <w:iCs w:val="false"/>
-          <w:color w:val="2B2B33"/>
-          <w:sz w:val="18"/>
-          <w:szCs w:val="18"/>
-        </w:rPr>
-        <w:t xml:space="preserve">. Disponível em: https://en.wikipedia.org/wiki/Five_solae. Acesso em: 24 out. 2026). Tony Merida, comentando Rm 3.21-31, observa que o parágrafo contém os cinco, com o v. 27 na categoria </w:t>
-      </w:r>
-      <w:r>
-        <w:rPr>
-          <w:rFonts w:ascii="Cambria" w:cs="Cambria" w:eastAsia="Cambria" w:hAnsi="Cambria"/>
-          <w:b w:val="false"/>
-          <w:bCs w:val="false"/>
-          <w:i/>
-          <w:iCs/>
-          <w:color w:val="2B2B33"/>
-          <w:sz w:val="18"/>
-          <w:szCs w:val="18"/>
-        </w:rPr>
-        <w:t xml:space="preserve">Soli Deo Gloria</w:t>
-      </w:r>
-      <w:r>
-        <w:rPr>
-          <w:rFonts w:ascii="Cambria" w:cs="Cambria" w:eastAsia="Cambria" w:hAnsi="Cambria"/>
-          <w:b w:val="false"/>
-          <w:bCs w:val="false"/>
-          <w:i w:val="false"/>
-          <w:iCs w:val="false"/>
-          <w:color w:val="2B2B33"/>
-          <w:sz w:val="18"/>
-          <w:szCs w:val="18"/>
-        </w:rPr>
-        <w:t xml:space="preserve"> (MERIDA, Tony. </w:t>
-      </w:r>
-      <w:r>
-        <w:rPr>
-          <w:rFonts w:ascii="Cambria" w:cs="Cambria" w:eastAsia="Cambria" w:hAnsi="Cambria"/>
-          <w:b w:val="false"/>
-          <w:bCs w:val="false"/>
-          <w:i/>
-          <w:iCs/>
-          <w:color w:val="2B2B33"/>
-          <w:sz w:val="18"/>
-          <w:szCs w:val="18"/>
-        </w:rPr>
-        <w:t xml:space="preserve">Exalting Jesus in Romans</w:t>
-      </w:r>
-      <w:r>
-        <w:rPr>
-          <w:rFonts w:ascii="Cambria" w:cs="Cambria" w:eastAsia="Cambria" w:hAnsi="Cambria"/>
-          <w:b w:val="false"/>
-          <w:bCs w:val="false"/>
-          <w:i w:val="false"/>
-          <w:iCs w:val="false"/>
-          <w:color w:val="2B2B33"/>
-          <w:sz w:val="18"/>
-          <w:szCs w:val="18"/>
-        </w:rPr>
-        <w:t xml:space="preserve">. Nashville: B&amp;H, 2021. (Christ-Centered Exposition Commentary), sobre 3.21-31; consultado em tradução portuguesa).</w:t>
+        <w:t xml:space="preserve">Fonte.</w:t>
+      </w:r>
+      <w:r>
+        <w:rPr>
+          <w:rFonts w:ascii="Cambria" w:cs="Cambria" w:eastAsia="Cambria" w:hAnsi="Cambria"/>
+          <w:b w:val="false"/>
+          <w:bCs w:val="false"/>
+          <w:i w:val="false"/>
+          <w:iCs w:val="false"/>
+          <w:color w:val="2B2B33"/>
+          <w:sz w:val="18"/>
+          <w:szCs w:val="18"/>
+        </w:rPr>
+        <w:t xml:space="preserve"> LLOYD-JONES, D. Martyn, citado por MOO, Douglas J. </w:t>
+      </w:r>
+      <w:r>
+        <w:rPr>
+          <w:rFonts w:ascii="Cambria" w:cs="Cambria" w:eastAsia="Cambria" w:hAnsi="Cambria"/>
+          <w:b w:val="false"/>
+          <w:bCs w:val="false"/>
+          <w:i/>
+          <w:iCs/>
+          <w:color w:val="2B2B33"/>
+          <w:sz w:val="18"/>
+          <w:szCs w:val="18"/>
+        </w:rPr>
+        <w:t xml:space="preserve">Comentário exegético Romanos</w:t>
+      </w:r>
+      <w:r>
+        <w:rPr>
+          <w:rFonts w:ascii="Cambria" w:cs="Cambria" w:eastAsia="Cambria" w:hAnsi="Cambria"/>
+          <w:b w:val="false"/>
+          <w:bCs w:val="false"/>
+          <w:i w:val="false"/>
+          <w:iCs w:val="false"/>
+          <w:color w:val="2B2B33"/>
+          <w:sz w:val="18"/>
+          <w:szCs w:val="18"/>
+        </w:rPr>
+        <w:t xml:space="preserve">, p. 285. Tradução brasileira de </w:t>
+      </w:r>
+      <w:r>
+        <w:rPr>
+          <w:rFonts w:ascii="Cambria" w:cs="Cambria" w:eastAsia="Cambria" w:hAnsi="Cambria"/>
+          <w:b w:val="false"/>
+          <w:bCs w:val="false"/>
+          <w:i/>
+          <w:iCs/>
+          <w:color w:val="2B2B33"/>
+          <w:sz w:val="18"/>
+          <w:szCs w:val="18"/>
+        </w:rPr>
+        <w:t xml:space="preserve">The Letter to the Romans</w:t>
+      </w:r>
+      <w:r>
+        <w:rPr>
+          <w:rFonts w:ascii="Cambria" w:cs="Cambria" w:eastAsia="Cambria" w:hAnsi="Cambria"/>
+          <w:b w:val="false"/>
+          <w:bCs w:val="false"/>
+          <w:i w:val="false"/>
+          <w:iCs w:val="false"/>
+          <w:color w:val="2B2B33"/>
+          <w:sz w:val="18"/>
+          <w:szCs w:val="18"/>
+        </w:rPr>
+        <w:t xml:space="preserve">. 2. ed. Grand Rapids: Eerdmans, 2018 (NICNT) [editora e ano da tradução a conferir].</w:t>
       </w:r>
     </w:p>
   </w:footnote>
@@ -3944,46 +4103,228 @@
           <w:sz w:val="18"/>
           <w:szCs w:val="18"/>
         </w:rPr>
-        <w:t xml:space="preserve">Grego.</w:t>
-      </w:r>
-      <w:r>
-        <w:rPr>
-          <w:rFonts w:ascii="Cambria" w:cs="Cambria" w:eastAsia="Cambria" w:hAnsi="Cambria"/>
-          <w:b w:val="false"/>
-          <w:bCs w:val="false"/>
-          <w:i w:val="false"/>
-          <w:iCs w:val="false"/>
-          <w:color w:val="2B2B33"/>
-          <w:sz w:val="18"/>
-          <w:szCs w:val="18"/>
-        </w:rPr>
-        <w:t xml:space="preserve"> </w:t>
-      </w:r>
-      <w:r>
-        <w:rPr>
-          <w:rFonts w:ascii="Cambria" w:cs="Cambria" w:eastAsia="Cambria" w:hAnsi="Cambria"/>
-          <w:b w:val="false"/>
-          <w:bCs w:val="false"/>
-          <w:i/>
-          <w:iCs/>
-          <w:color w:val="2B2B33"/>
-          <w:sz w:val="18"/>
-          <w:szCs w:val="18"/>
-        </w:rPr>
-        <w:t xml:space="preserve">chōris nomou</w:t>
-      </w:r>
-      <w:r>
-        <w:rPr>
-          <w:rFonts w:ascii="Cambria" w:cs="Cambria" w:eastAsia="Cambria" w:hAnsi="Cambria"/>
-          <w:b w:val="false"/>
-          <w:bCs w:val="false"/>
-          <w:i w:val="false"/>
-          <w:iCs w:val="false"/>
-          <w:color w:val="2B2B33"/>
-          <w:sz w:val="18"/>
-          <w:szCs w:val="18"/>
-        </w:rPr>
-        <w:t xml:space="preserve"> (χωρὶς νόμου), v. 21 — "sem lei", "à parte da lei". Abre uma moldura que o v. 28 fecha com "sem obras da lei": tudo o que está entre os dois "sem" explica como Deus justifica.</w:t>
+        <w:t xml:space="preserve">Aprofundamento.</w:t>
+      </w:r>
+      <w:r>
+        <w:rPr>
+          <w:rFonts w:ascii="Cambria" w:cs="Cambria" w:eastAsia="Cambria" w:hAnsi="Cambria"/>
+          <w:b w:val="false"/>
+          <w:bCs w:val="false"/>
+          <w:i w:val="false"/>
+          <w:iCs w:val="false"/>
+          <w:color w:val="2B2B33"/>
+          <w:sz w:val="18"/>
+          <w:szCs w:val="18"/>
+        </w:rPr>
+        <w:t xml:space="preserve"> Os reformadores usavam as expressões, mas nenhum deles as reuniu numa lista. O conjunto só se formou no século XX: em 1916, o luterano Theodore Engelder falou de três princípios (</w:t>
+      </w:r>
+      <w:r>
+        <w:rPr>
+          <w:rFonts w:ascii="Cambria" w:cs="Cambria" w:eastAsia="Cambria" w:hAnsi="Cambria"/>
+          <w:b w:val="false"/>
+          <w:bCs w:val="false"/>
+          <w:i/>
+          <w:iCs/>
+          <w:color w:val="2B2B33"/>
+          <w:sz w:val="18"/>
+          <w:szCs w:val="18"/>
+        </w:rPr>
+        <w:t xml:space="preserve">sola Scriptura</w:t>
+      </w:r>
+      <w:r>
+        <w:rPr>
+          <w:rFonts w:ascii="Cambria" w:cs="Cambria" w:eastAsia="Cambria" w:hAnsi="Cambria"/>
+          <w:b w:val="false"/>
+          <w:bCs w:val="false"/>
+          <w:i w:val="false"/>
+          <w:iCs w:val="false"/>
+          <w:color w:val="2B2B33"/>
+          <w:sz w:val="18"/>
+          <w:szCs w:val="18"/>
+        </w:rPr>
+        <w:t xml:space="preserve">, </w:t>
+      </w:r>
+      <w:r>
+        <w:rPr>
+          <w:rFonts w:ascii="Cambria" w:cs="Cambria" w:eastAsia="Cambria" w:hAnsi="Cambria"/>
+          <w:b w:val="false"/>
+          <w:bCs w:val="false"/>
+          <w:i/>
+          <w:iCs/>
+          <w:color w:val="2B2B33"/>
+          <w:sz w:val="18"/>
+          <w:szCs w:val="18"/>
+        </w:rPr>
+        <w:t xml:space="preserve">sola gratia</w:t>
+      </w:r>
+      <w:r>
+        <w:rPr>
+          <w:rFonts w:ascii="Cambria" w:cs="Cambria" w:eastAsia="Cambria" w:hAnsi="Cambria"/>
+          <w:b w:val="false"/>
+          <w:bCs w:val="false"/>
+          <w:i w:val="false"/>
+          <w:iCs w:val="false"/>
+          <w:color w:val="2B2B33"/>
+          <w:sz w:val="18"/>
+          <w:szCs w:val="18"/>
+        </w:rPr>
+        <w:t xml:space="preserve">, </w:t>
+      </w:r>
+      <w:r>
+        <w:rPr>
+          <w:rFonts w:ascii="Cambria" w:cs="Cambria" w:eastAsia="Cambria" w:hAnsi="Cambria"/>
+          <w:b w:val="false"/>
+          <w:bCs w:val="false"/>
+          <w:i/>
+          <w:iCs/>
+          <w:color w:val="2B2B33"/>
+          <w:sz w:val="18"/>
+          <w:szCs w:val="18"/>
+        </w:rPr>
+        <w:t xml:space="preserve">sola fide</w:t>
+      </w:r>
+      <w:r>
+        <w:rPr>
+          <w:rFonts w:ascii="Cambria" w:cs="Cambria" w:eastAsia="Cambria" w:hAnsi="Cambria"/>
+          <w:b w:val="false"/>
+          <w:bCs w:val="false"/>
+          <w:i w:val="false"/>
+          <w:iCs w:val="false"/>
+          <w:color w:val="2B2B33"/>
+          <w:sz w:val="18"/>
+          <w:szCs w:val="18"/>
+        </w:rPr>
+        <w:t xml:space="preserve">), e em 1934 Emil Brunner trocou </w:t>
+      </w:r>
+      <w:r>
+        <w:rPr>
+          <w:rFonts w:ascii="Cambria" w:cs="Cambria" w:eastAsia="Cambria" w:hAnsi="Cambria"/>
+          <w:b w:val="false"/>
+          <w:bCs w:val="false"/>
+          <w:i/>
+          <w:iCs/>
+          <w:color w:val="2B2B33"/>
+          <w:sz w:val="18"/>
+          <w:szCs w:val="18"/>
+        </w:rPr>
+        <w:t xml:space="preserve">sola Scriptura</w:t>
+      </w:r>
+      <w:r>
+        <w:rPr>
+          <w:rFonts w:ascii="Cambria" w:cs="Cambria" w:eastAsia="Cambria" w:hAnsi="Cambria"/>
+          <w:b w:val="false"/>
+          <w:bCs w:val="false"/>
+          <w:i w:val="false"/>
+          <w:iCs w:val="false"/>
+          <w:color w:val="2B2B33"/>
+          <w:sz w:val="18"/>
+          <w:szCs w:val="18"/>
+        </w:rPr>
+        <w:t xml:space="preserve"> por </w:t>
+      </w:r>
+      <w:r>
+        <w:rPr>
+          <w:rFonts w:ascii="Cambria" w:cs="Cambria" w:eastAsia="Cambria" w:hAnsi="Cambria"/>
+          <w:b w:val="false"/>
+          <w:bCs w:val="false"/>
+          <w:i/>
+          <w:iCs/>
+          <w:color w:val="2B2B33"/>
+          <w:sz w:val="18"/>
+          <w:szCs w:val="18"/>
+        </w:rPr>
+        <w:t xml:space="preserve">soli Deo gloria</w:t>
+      </w:r>
+      <w:r>
+        <w:rPr>
+          <w:rFonts w:ascii="Cambria" w:cs="Cambria" w:eastAsia="Cambria" w:hAnsi="Cambria"/>
+          <w:b w:val="false"/>
+          <w:bCs w:val="false"/>
+          <w:i w:val="false"/>
+          <w:iCs w:val="false"/>
+          <w:color w:val="2B2B33"/>
+          <w:sz w:val="18"/>
+          <w:szCs w:val="18"/>
+        </w:rPr>
+        <w:t xml:space="preserve"> (FIVE SOLAE. </w:t>
+      </w:r>
+      <w:r>
+        <w:rPr>
+          <w:rFonts w:ascii="Cambria" w:cs="Cambria" w:eastAsia="Cambria" w:hAnsi="Cambria"/>
+          <w:b w:val="false"/>
+          <w:bCs w:val="false"/>
+          <w:i/>
+          <w:iCs/>
+          <w:color w:val="2B2B33"/>
+          <w:sz w:val="18"/>
+          <w:szCs w:val="18"/>
+        </w:rPr>
+        <w:t xml:space="preserve">Wikipedia</w:t>
+      </w:r>
+      <w:r>
+        <w:rPr>
+          <w:rFonts w:ascii="Cambria" w:cs="Cambria" w:eastAsia="Cambria" w:hAnsi="Cambria"/>
+          <w:b w:val="false"/>
+          <w:bCs w:val="false"/>
+          <w:i w:val="false"/>
+          <w:iCs w:val="false"/>
+          <w:color w:val="2B2B33"/>
+          <w:sz w:val="18"/>
+          <w:szCs w:val="18"/>
+        </w:rPr>
+        <w:t xml:space="preserve">. Disponível em: https://en.wikipedia.org/wiki/Five_solae. Acesso em: 24 out. 2026). Tony Merida, comentando Rm 3.21-31, observa que o parágrafo contém os cinco, com o v. 27 na categoria </w:t>
+      </w:r>
+      <w:r>
+        <w:rPr>
+          <w:rFonts w:ascii="Cambria" w:cs="Cambria" w:eastAsia="Cambria" w:hAnsi="Cambria"/>
+          <w:b w:val="false"/>
+          <w:bCs w:val="false"/>
+          <w:i/>
+          <w:iCs/>
+          <w:color w:val="2B2B33"/>
+          <w:sz w:val="18"/>
+          <w:szCs w:val="18"/>
+        </w:rPr>
+        <w:t xml:space="preserve">Soli Deo Gloria</w:t>
+      </w:r>
+      <w:r>
+        <w:rPr>
+          <w:rFonts w:ascii="Cambria" w:cs="Cambria" w:eastAsia="Cambria" w:hAnsi="Cambria"/>
+          <w:b w:val="false"/>
+          <w:bCs w:val="false"/>
+          <w:i w:val="false"/>
+          <w:iCs w:val="false"/>
+          <w:color w:val="2B2B33"/>
+          <w:sz w:val="18"/>
+          <w:szCs w:val="18"/>
+        </w:rPr>
+        <w:t xml:space="preserve"> (MERIDA, Tony. </w:t>
+      </w:r>
+      <w:r>
+        <w:rPr>
+          <w:rFonts w:ascii="Cambria" w:cs="Cambria" w:eastAsia="Cambria" w:hAnsi="Cambria"/>
+          <w:b w:val="false"/>
+          <w:bCs w:val="false"/>
+          <w:i/>
+          <w:iCs/>
+          <w:color w:val="2B2B33"/>
+          <w:sz w:val="18"/>
+          <w:szCs w:val="18"/>
+        </w:rPr>
+        <w:t xml:space="preserve">Exalting Jesus in Romans</w:t>
+      </w:r>
+      <w:r>
+        <w:rPr>
+          <w:rFonts w:ascii="Cambria" w:cs="Cambria" w:eastAsia="Cambria" w:hAnsi="Cambria"/>
+          <w:b w:val="false"/>
+          <w:bCs w:val="false"/>
+          <w:i w:val="false"/>
+          <w:iCs w:val="false"/>
+          <w:color w:val="2B2B33"/>
+          <w:sz w:val="18"/>
+          <w:szCs w:val="18"/>
+        </w:rPr>
+        <w:t xml:space="preserve">. Nashville: B&amp;H, 2021. (Christ-Centered Exposition Commentary), sobre 3.21-31; consultado em tradução portuguesa).</w:t>
       </w:r>
     </w:p>
   </w:footnote>
@@ -4035,20 +4376,20 @@
           <w:sz w:val="18"/>
           <w:szCs w:val="18"/>
         </w:rPr>
-        <w:t xml:space="preserve">pephanerōtai</w:t>
-      </w:r>
-      <w:r>
-        <w:rPr>
-          <w:rFonts w:ascii="Cambria" w:cs="Cambria" w:eastAsia="Cambria" w:hAnsi="Cambria"/>
-          <w:b w:val="false"/>
-          <w:bCs w:val="false"/>
-          <w:i w:val="false"/>
-          <w:iCs w:val="false"/>
-          <w:color w:val="2B2B33"/>
-          <w:sz w:val="18"/>
-          <w:szCs w:val="18"/>
-        </w:rPr>
-        <w:t xml:space="preserve"> (πεφανέρωται), v. 21 — "foi manifestada", no perfeito: foi mostrada e continua à mostra. A justiça não é conquistada nem descoberta; é revelada por Deus.</w:t>
+        <w:t xml:space="preserve">chōris nomou</w:t>
+      </w:r>
+      <w:r>
+        <w:rPr>
+          <w:rFonts w:ascii="Cambria" w:cs="Cambria" w:eastAsia="Cambria" w:hAnsi="Cambria"/>
+          <w:b w:val="false"/>
+          <w:bCs w:val="false"/>
+          <w:i w:val="false"/>
+          <w:iCs w:val="false"/>
+          <w:color w:val="2B2B33"/>
+          <w:sz w:val="18"/>
+          <w:szCs w:val="18"/>
+        </w:rPr>
+        <w:t xml:space="preserve"> (χωρὶς νόμου), v. 21 — "sem lei", "à parte da lei". Abre uma moldura que o v. 28 fecha com "sem obras da lei": tudo o que está entre os dois "sem" explica como Deus justifica.</w:t>
       </w:r>
     </w:p>
   </w:footnote>
@@ -4074,46 +4415,46 @@
           <w:sz w:val="18"/>
           <w:szCs w:val="18"/>
         </w:rPr>
-        <w:t xml:space="preserve">Fonte.</w:t>
-      </w:r>
-      <w:r>
-        <w:rPr>
-          <w:rFonts w:ascii="Cambria" w:cs="Cambria" w:eastAsia="Cambria" w:hAnsi="Cambria"/>
-          <w:b w:val="false"/>
-          <w:bCs w:val="false"/>
-          <w:i w:val="false"/>
-          <w:iCs w:val="false"/>
-          <w:color w:val="2B2B33"/>
-          <w:sz w:val="18"/>
-          <w:szCs w:val="18"/>
-        </w:rPr>
-        <w:t xml:space="preserve"> ASSEMBLEIA DE WESTMINSTER. </w:t>
-      </w:r>
-      <w:r>
-        <w:rPr>
-          <w:rFonts w:ascii="Cambria" w:cs="Cambria" w:eastAsia="Cambria" w:hAnsi="Cambria"/>
-          <w:b w:val="false"/>
-          <w:bCs w:val="false"/>
-          <w:i/>
-          <w:iCs/>
-          <w:color w:val="2B2B33"/>
-          <w:sz w:val="18"/>
-          <w:szCs w:val="18"/>
-        </w:rPr>
-        <w:t xml:space="preserve">Confissão de Fé de Westminster</w:t>
-      </w:r>
-      <w:r>
-        <w:rPr>
-          <w:rFonts w:ascii="Cambria" w:cs="Cambria" w:eastAsia="Cambria" w:hAnsi="Cambria"/>
-          <w:b w:val="false"/>
-          <w:bCs w:val="false"/>
-          <w:i w:val="false"/>
-          <w:iCs w:val="false"/>
-          <w:color w:val="2B2B33"/>
-          <w:sz w:val="18"/>
-          <w:szCs w:val="18"/>
-        </w:rPr>
-        <w:t xml:space="preserve"> (1646), cap. I, § 10.</w:t>
+        <w:t xml:space="preserve">Grego.</w:t>
+      </w:r>
+      <w:r>
+        <w:rPr>
+          <w:rFonts w:ascii="Cambria" w:cs="Cambria" w:eastAsia="Cambria" w:hAnsi="Cambria"/>
+          <w:b w:val="false"/>
+          <w:bCs w:val="false"/>
+          <w:i w:val="false"/>
+          <w:iCs w:val="false"/>
+          <w:color w:val="2B2B33"/>
+          <w:sz w:val="18"/>
+          <w:szCs w:val="18"/>
+        </w:rPr>
+        <w:t xml:space="preserve"> </w:t>
+      </w:r>
+      <w:r>
+        <w:rPr>
+          <w:rFonts w:ascii="Cambria" w:cs="Cambria" w:eastAsia="Cambria" w:hAnsi="Cambria"/>
+          <w:b w:val="false"/>
+          <w:bCs w:val="false"/>
+          <w:i/>
+          <w:iCs/>
+          <w:color w:val="2B2B33"/>
+          <w:sz w:val="18"/>
+          <w:szCs w:val="18"/>
+        </w:rPr>
+        <w:t xml:space="preserve">pephanerōtai</w:t>
+      </w:r>
+      <w:r>
+        <w:rPr>
+          <w:rFonts w:ascii="Cambria" w:cs="Cambria" w:eastAsia="Cambria" w:hAnsi="Cambria"/>
+          <w:b w:val="false"/>
+          <w:bCs w:val="false"/>
+          <w:i w:val="false"/>
+          <w:iCs w:val="false"/>
+          <w:color w:val="2B2B33"/>
+          <w:sz w:val="18"/>
+          <w:szCs w:val="18"/>
+        </w:rPr>
+        <w:t xml:space="preserve"> (πεφανέρωται), v. 21 — "foi manifestada", no perfeito: foi mostrada e continua à mostra. A justiça não é conquistada nem descoberta; é revelada por Deus.</w:t>
       </w:r>
     </w:p>
   </w:footnote>
@@ -4139,46 +4480,72 @@
           <w:sz w:val="18"/>
           <w:szCs w:val="18"/>
         </w:rPr>
-        <w:t xml:space="preserve">Aprofundamento.</w:t>
-      </w:r>
-      <w:r>
-        <w:rPr>
-          <w:rFonts w:ascii="Cambria" w:cs="Cambria" w:eastAsia="Cambria" w:hAnsi="Cambria"/>
-          <w:b w:val="false"/>
-          <w:bCs w:val="false"/>
-          <w:i w:val="false"/>
-          <w:iCs w:val="false"/>
-          <w:color w:val="2B2B33"/>
-          <w:sz w:val="18"/>
-          <w:szCs w:val="18"/>
-        </w:rPr>
-        <w:t xml:space="preserve"> O v. 21 ensina que o evangelho não é novidade — é o que a Lei e os Profetas testemunham — e que a Escritura é a testemunha que o autentica. O "somente" do </w:t>
-      </w:r>
-      <w:r>
-        <w:rPr>
-          <w:rFonts w:ascii="Cambria" w:cs="Cambria" w:eastAsia="Cambria" w:hAnsi="Cambria"/>
-          <w:b w:val="false"/>
-          <w:bCs w:val="false"/>
-          <w:i/>
-          <w:iCs/>
-          <w:color w:val="2B2B33"/>
-          <w:sz w:val="18"/>
-          <w:szCs w:val="18"/>
-        </w:rPr>
-        <w:t xml:space="preserve">Sola Scriptura</w:t>
-      </w:r>
-      <w:r>
-        <w:rPr>
-          <w:rFonts w:ascii="Cambria" w:cs="Cambria" w:eastAsia="Cambria" w:hAnsi="Cambria"/>
-          <w:b w:val="false"/>
-          <w:bCs w:val="false"/>
-          <w:i w:val="false"/>
-          <w:iCs w:val="false"/>
-          <w:color w:val="2B2B33"/>
-          <w:sz w:val="18"/>
-          <w:szCs w:val="18"/>
-        </w:rPr>
-        <w:t xml:space="preserve"> (a Escritura como única regra infalível, acima da tradição) vem do ensino mais amplo do cânon, como 2Tm 3.16-17, e não deste versículo isolado.</w:t>
+        <w:t xml:space="preserve">Fonte.</w:t>
+      </w:r>
+      <w:r>
+        <w:rPr>
+          <w:rFonts w:ascii="Cambria" w:cs="Cambria" w:eastAsia="Cambria" w:hAnsi="Cambria"/>
+          <w:b w:val="false"/>
+          <w:bCs w:val="false"/>
+          <w:i w:val="false"/>
+          <w:iCs w:val="false"/>
+          <w:color w:val="2B2B33"/>
+          <w:sz w:val="18"/>
+          <w:szCs w:val="18"/>
+        </w:rPr>
+        <w:t xml:space="preserve"> MERIDA, </w:t>
+      </w:r>
+      <w:r>
+        <w:rPr>
+          <w:rFonts w:ascii="Cambria" w:cs="Cambria" w:eastAsia="Cambria" w:hAnsi="Cambria"/>
+          <w:b w:val="false"/>
+          <w:bCs w:val="false"/>
+          <w:i/>
+          <w:iCs/>
+          <w:color w:val="2B2B33"/>
+          <w:sz w:val="18"/>
+          <w:szCs w:val="18"/>
+        </w:rPr>
+        <w:t xml:space="preserve">Exalting Jesus in Romans</w:t>
+      </w:r>
+      <w:r>
+        <w:rPr>
+          <w:rFonts w:ascii="Cambria" w:cs="Cambria" w:eastAsia="Cambria" w:hAnsi="Cambria"/>
+          <w:b w:val="false"/>
+          <w:bCs w:val="false"/>
+          <w:i w:val="false"/>
+          <w:iCs w:val="false"/>
+          <w:color w:val="2B2B33"/>
+          <w:sz w:val="18"/>
+          <w:szCs w:val="18"/>
+        </w:rPr>
+        <w:t xml:space="preserve">, sobre 3.21, citando MOO, </w:t>
+      </w:r>
+      <w:r>
+        <w:rPr>
+          <w:rFonts w:ascii="Cambria" w:cs="Cambria" w:eastAsia="Cambria" w:hAnsi="Cambria"/>
+          <w:b w:val="false"/>
+          <w:bCs w:val="false"/>
+          <w:i/>
+          <w:iCs/>
+          <w:color w:val="2B2B33"/>
+          <w:sz w:val="18"/>
+          <w:szCs w:val="18"/>
+        </w:rPr>
+        <w:t xml:space="preserve">The Letter to the Romans</w:t>
+      </w:r>
+      <w:r>
+        <w:rPr>
+          <w:rFonts w:ascii="Cambria" w:cs="Cambria" w:eastAsia="Cambria" w:hAnsi="Cambria"/>
+          <w:b w:val="false"/>
+          <w:bCs w:val="false"/>
+          <w:i w:val="false"/>
+          <w:iCs w:val="false"/>
+          <w:color w:val="2B2B33"/>
+          <w:sz w:val="18"/>
+          <w:szCs w:val="18"/>
+        </w:rPr>
+        <w:t xml:space="preserve">, p. 126: a cruz "não era o plano B, mas sempre o plano A".</w:t>
       </w:r>
     </w:p>
   </w:footnote>
@@ -4204,72 +4571,46 @@
           <w:sz w:val="18"/>
           <w:szCs w:val="18"/>
         </w:rPr>
-        <w:t xml:space="preserve">Grego.</w:t>
-      </w:r>
-      <w:r>
-        <w:rPr>
-          <w:rFonts w:ascii="Cambria" w:cs="Cambria" w:eastAsia="Cambria" w:hAnsi="Cambria"/>
-          <w:b w:val="false"/>
-          <w:bCs w:val="false"/>
-          <w:i w:val="false"/>
-          <w:iCs w:val="false"/>
-          <w:color w:val="2B2B33"/>
-          <w:sz w:val="18"/>
-          <w:szCs w:val="18"/>
-        </w:rPr>
-        <w:t xml:space="preserve"> </w:t>
-      </w:r>
-      <w:r>
-        <w:rPr>
-          <w:rFonts w:ascii="Cambria" w:cs="Cambria" w:eastAsia="Cambria" w:hAnsi="Cambria"/>
-          <w:b w:val="false"/>
-          <w:bCs w:val="false"/>
-          <w:i/>
-          <w:iCs/>
-          <w:color w:val="2B2B33"/>
-          <w:sz w:val="18"/>
-          <w:szCs w:val="18"/>
-        </w:rPr>
-        <w:t xml:space="preserve">hysterountai</w:t>
-      </w:r>
-      <w:r>
-        <w:rPr>
-          <w:rFonts w:ascii="Cambria" w:cs="Cambria" w:eastAsia="Cambria" w:hAnsi="Cambria"/>
-          <w:b w:val="false"/>
-          <w:bCs w:val="false"/>
-          <w:i w:val="false"/>
-          <w:iCs w:val="false"/>
-          <w:color w:val="2B2B33"/>
-          <w:sz w:val="18"/>
-          <w:szCs w:val="18"/>
-        </w:rPr>
-        <w:t xml:space="preserve"> (ὑστεροῦνται), v. 23 — "ficar aquém", "ficar para trás", no presente: a falta continua. O verbo anterior, "pecaram" (</w:t>
-      </w:r>
-      <w:r>
-        <w:rPr>
-          <w:rFonts w:ascii="Cambria" w:cs="Cambria" w:eastAsia="Cambria" w:hAnsi="Cambria"/>
-          <w:b w:val="false"/>
-          <w:bCs w:val="false"/>
-          <w:i/>
-          <w:iCs/>
-          <w:color w:val="2B2B33"/>
-          <w:sz w:val="18"/>
-          <w:szCs w:val="18"/>
-        </w:rPr>
-        <w:t xml:space="preserve">hēmarton</w:t>
-      </w:r>
-      <w:r>
-        <w:rPr>
-          <w:rFonts w:ascii="Cambria" w:cs="Cambria" w:eastAsia="Cambria" w:hAnsi="Cambria"/>
-          <w:b w:val="false"/>
-          <w:bCs w:val="false"/>
-          <w:i w:val="false"/>
-          <w:iCs w:val="false"/>
-          <w:color w:val="2B2B33"/>
-          <w:sz w:val="18"/>
-          <w:szCs w:val="18"/>
-        </w:rPr>
-        <w:t xml:space="preserve">), está no aoristo, como um resumo de toda a história humana num veredito.</w:t>
+        <w:t xml:space="preserve">Fonte.</w:t>
+      </w:r>
+      <w:r>
+        <w:rPr>
+          <w:rFonts w:ascii="Cambria" w:cs="Cambria" w:eastAsia="Cambria" w:hAnsi="Cambria"/>
+          <w:b w:val="false"/>
+          <w:bCs w:val="false"/>
+          <w:i w:val="false"/>
+          <w:iCs w:val="false"/>
+          <w:color w:val="2B2B33"/>
+          <w:sz w:val="18"/>
+          <w:szCs w:val="18"/>
+        </w:rPr>
+        <w:t xml:space="preserve"> ASSEMBLEIA DE WESTMINSTER. </w:t>
+      </w:r>
+      <w:r>
+        <w:rPr>
+          <w:rFonts w:ascii="Cambria" w:cs="Cambria" w:eastAsia="Cambria" w:hAnsi="Cambria"/>
+          <w:b w:val="false"/>
+          <w:bCs w:val="false"/>
+          <w:i/>
+          <w:iCs/>
+          <w:color w:val="2B2B33"/>
+          <w:sz w:val="18"/>
+          <w:szCs w:val="18"/>
+        </w:rPr>
+        <w:t xml:space="preserve">Confissão de Fé de Westminster</w:t>
+      </w:r>
+      <w:r>
+        <w:rPr>
+          <w:rFonts w:ascii="Cambria" w:cs="Cambria" w:eastAsia="Cambria" w:hAnsi="Cambria"/>
+          <w:b w:val="false"/>
+          <w:bCs w:val="false"/>
+          <w:i w:val="false"/>
+          <w:iCs w:val="false"/>
+          <w:color w:val="2B2B33"/>
+          <w:sz w:val="18"/>
+          <w:szCs w:val="18"/>
+        </w:rPr>
+        <w:t xml:space="preserve"> (1646), cap. I, § 10.</w:t>
       </w:r>
     </w:p>
   </w:footnote>
@@ -4295,46 +4636,46 @@
           <w:sz w:val="18"/>
           <w:szCs w:val="18"/>
         </w:rPr>
-        <w:t xml:space="preserve">Grego.</w:t>
-      </w:r>
-      <w:r>
-        <w:rPr>
-          <w:rFonts w:ascii="Cambria" w:cs="Cambria" w:eastAsia="Cambria" w:hAnsi="Cambria"/>
-          <w:b w:val="false"/>
-          <w:bCs w:val="false"/>
-          <w:i w:val="false"/>
-          <w:iCs w:val="false"/>
-          <w:color w:val="2B2B33"/>
-          <w:sz w:val="18"/>
-          <w:szCs w:val="18"/>
-        </w:rPr>
-        <w:t xml:space="preserve"> </w:t>
-      </w:r>
-      <w:r>
-        <w:rPr>
-          <w:rFonts w:ascii="Cambria" w:cs="Cambria" w:eastAsia="Cambria" w:hAnsi="Cambria"/>
-          <w:b w:val="false"/>
-          <w:bCs w:val="false"/>
-          <w:i/>
-          <w:iCs/>
-          <w:color w:val="2B2B33"/>
-          <w:sz w:val="18"/>
-          <w:szCs w:val="18"/>
-        </w:rPr>
-        <w:t xml:space="preserve">dikaioumenoi</w:t>
-      </w:r>
-      <w:r>
-        <w:rPr>
-          <w:rFonts w:ascii="Cambria" w:cs="Cambria" w:eastAsia="Cambria" w:hAnsi="Cambria"/>
-          <w:b w:val="false"/>
-          <w:bCs w:val="false"/>
-          <w:i w:val="false"/>
-          <w:iCs w:val="false"/>
-          <w:color w:val="2B2B33"/>
-          <w:sz w:val="18"/>
-          <w:szCs w:val="18"/>
-        </w:rPr>
-        <w:t xml:space="preserve"> (δικαιούμενοι), v. 24 — "sendo justificados", isto é, declarados justos. Termo de tribunal; na voz passiva: quem justifica é Deus. O "todos" que o antecede não ensina universalismo: no contexto, são "todos os que creem" (v. 22).</w:t>
+        <w:t xml:space="preserve">Aprofundamento.</w:t>
+      </w:r>
+      <w:r>
+        <w:rPr>
+          <w:rFonts w:ascii="Cambria" w:cs="Cambria" w:eastAsia="Cambria" w:hAnsi="Cambria"/>
+          <w:b w:val="false"/>
+          <w:bCs w:val="false"/>
+          <w:i w:val="false"/>
+          <w:iCs w:val="false"/>
+          <w:color w:val="2B2B33"/>
+          <w:sz w:val="18"/>
+          <w:szCs w:val="18"/>
+        </w:rPr>
+        <w:t xml:space="preserve"> O v. 21 ensina que o evangelho não é novidade — é o que a Lei e os Profetas testemunham — e que a Escritura é a testemunha que o autentica. O "somente" do </w:t>
+      </w:r>
+      <w:r>
+        <w:rPr>
+          <w:rFonts w:ascii="Cambria" w:cs="Cambria" w:eastAsia="Cambria" w:hAnsi="Cambria"/>
+          <w:b w:val="false"/>
+          <w:bCs w:val="false"/>
+          <w:i/>
+          <w:iCs/>
+          <w:color w:val="2B2B33"/>
+          <w:sz w:val="18"/>
+          <w:szCs w:val="18"/>
+        </w:rPr>
+        <w:t xml:space="preserve">Sola Scriptura</w:t>
+      </w:r>
+      <w:r>
+        <w:rPr>
+          <w:rFonts w:ascii="Cambria" w:cs="Cambria" w:eastAsia="Cambria" w:hAnsi="Cambria"/>
+          <w:b w:val="false"/>
+          <w:bCs w:val="false"/>
+          <w:i w:val="false"/>
+          <w:iCs w:val="false"/>
+          <w:color w:val="2B2B33"/>
+          <w:sz w:val="18"/>
+          <w:szCs w:val="18"/>
+        </w:rPr>
+        <w:t xml:space="preserve"> (a Escritura como única regra infalível, acima da tradição) vem do ensino mais amplo do cânon, como 2Tm 3.16-17, e não deste versículo isolado.</w:t>
       </w:r>
     </w:p>
   </w:footnote>
@@ -4386,20 +4727,46 @@
           <w:sz w:val="18"/>
           <w:szCs w:val="18"/>
         </w:rPr>
-        <w:t xml:space="preserve">dōrean</w:t>
-      </w:r>
-      <w:r>
-        <w:rPr>
-          <w:rFonts w:ascii="Cambria" w:cs="Cambria" w:eastAsia="Cambria" w:hAnsi="Cambria"/>
-          <w:b w:val="false"/>
-          <w:bCs w:val="false"/>
-          <w:i w:val="false"/>
-          <w:iCs w:val="false"/>
-          <w:color w:val="2B2B33"/>
-          <w:sz w:val="18"/>
-          <w:szCs w:val="18"/>
-        </w:rPr>
-        <w:t xml:space="preserve"> (δωρεάν), v. 24 — "gratuitamente", "de graça", "sem motivo". É a palavra de Jo 15.25 ("odiaram-me sem motivo").</w:t>
+        <w:t xml:space="preserve">hysterountai</w:t>
+      </w:r>
+      <w:r>
+        <w:rPr>
+          <w:rFonts w:ascii="Cambria" w:cs="Cambria" w:eastAsia="Cambria" w:hAnsi="Cambria"/>
+          <w:b w:val="false"/>
+          <w:bCs w:val="false"/>
+          <w:i w:val="false"/>
+          <w:iCs w:val="false"/>
+          <w:color w:val="2B2B33"/>
+          <w:sz w:val="18"/>
+          <w:szCs w:val="18"/>
+        </w:rPr>
+        <w:t xml:space="preserve"> (ὑστεροῦνται), v. 23 — "ficar aquém", "ficar para trás", no presente: a falta continua. O verbo anterior, "pecaram" (</w:t>
+      </w:r>
+      <w:r>
+        <w:rPr>
+          <w:rFonts w:ascii="Cambria" w:cs="Cambria" w:eastAsia="Cambria" w:hAnsi="Cambria"/>
+          <w:b w:val="false"/>
+          <w:bCs w:val="false"/>
+          <w:i/>
+          <w:iCs/>
+          <w:color w:val="2B2B33"/>
+          <w:sz w:val="18"/>
+          <w:szCs w:val="18"/>
+        </w:rPr>
+        <w:t xml:space="preserve">hēmarton</w:t>
+      </w:r>
+      <w:r>
+        <w:rPr>
+          <w:rFonts w:ascii="Cambria" w:cs="Cambria" w:eastAsia="Cambria" w:hAnsi="Cambria"/>
+          <w:b w:val="false"/>
+          <w:bCs w:val="false"/>
+          <w:i w:val="false"/>
+          <w:iCs w:val="false"/>
+          <w:color w:val="2B2B33"/>
+          <w:sz w:val="18"/>
+          <w:szCs w:val="18"/>
+        </w:rPr>
+        <w:t xml:space="preserve">), está no aoristo, como um resumo de toda a história humana num veredito.</w:t>
       </w:r>
     </w:p>
   </w:footnote>
@@ -4425,46 +4792,46 @@
           <w:sz w:val="18"/>
           <w:szCs w:val="18"/>
         </w:rPr>
-        <w:t xml:space="preserve">Fonte.</w:t>
-      </w:r>
-      <w:r>
-        <w:rPr>
-          <w:rFonts w:ascii="Cambria" w:cs="Cambria" w:eastAsia="Cambria" w:hAnsi="Cambria"/>
-          <w:b w:val="false"/>
-          <w:bCs w:val="false"/>
-          <w:i w:val="false"/>
-          <w:iCs w:val="false"/>
-          <w:color w:val="2B2B33"/>
-          <w:sz w:val="18"/>
-          <w:szCs w:val="18"/>
-        </w:rPr>
-        <w:t xml:space="preserve"> BRUCE, F. F. </w:t>
-      </w:r>
-      <w:r>
-        <w:rPr>
-          <w:rFonts w:ascii="Cambria" w:cs="Cambria" w:eastAsia="Cambria" w:hAnsi="Cambria"/>
-          <w:b w:val="false"/>
-          <w:bCs w:val="false"/>
-          <w:i/>
-          <w:iCs/>
-          <w:color w:val="2B2B33"/>
-          <w:sz w:val="18"/>
-          <w:szCs w:val="18"/>
-        </w:rPr>
-        <w:t xml:space="preserve">Romanos</w:t>
-      </w:r>
-      <w:r>
-        <w:rPr>
-          <w:rFonts w:ascii="Cambria" w:cs="Cambria" w:eastAsia="Cambria" w:hAnsi="Cambria"/>
-          <w:b w:val="false"/>
-          <w:bCs w:val="false"/>
-          <w:i w:val="false"/>
-          <w:iCs w:val="false"/>
-          <w:color w:val="2B2B33"/>
-          <w:sz w:val="18"/>
-          <w:szCs w:val="18"/>
-        </w:rPr>
-        <w:t xml:space="preserve">: introdução e comentário. São Paulo: Vida Nova [ano a conferir; catálogo de livreiro indica 1979], p. 52.</w:t>
+        <w:t xml:space="preserve">Grego.</w:t>
+      </w:r>
+      <w:r>
+        <w:rPr>
+          <w:rFonts w:ascii="Cambria" w:cs="Cambria" w:eastAsia="Cambria" w:hAnsi="Cambria"/>
+          <w:b w:val="false"/>
+          <w:bCs w:val="false"/>
+          <w:i w:val="false"/>
+          <w:iCs w:val="false"/>
+          <w:color w:val="2B2B33"/>
+          <w:sz w:val="18"/>
+          <w:szCs w:val="18"/>
+        </w:rPr>
+        <w:t xml:space="preserve"> </w:t>
+      </w:r>
+      <w:r>
+        <w:rPr>
+          <w:rFonts w:ascii="Cambria" w:cs="Cambria" w:eastAsia="Cambria" w:hAnsi="Cambria"/>
+          <w:b w:val="false"/>
+          <w:bCs w:val="false"/>
+          <w:i/>
+          <w:iCs/>
+          <w:color w:val="2B2B33"/>
+          <w:sz w:val="18"/>
+          <w:szCs w:val="18"/>
+        </w:rPr>
+        <w:t xml:space="preserve">dikaioumenoi</w:t>
+      </w:r>
+      <w:r>
+        <w:rPr>
+          <w:rFonts w:ascii="Cambria" w:cs="Cambria" w:eastAsia="Cambria" w:hAnsi="Cambria"/>
+          <w:b w:val="false"/>
+          <w:bCs w:val="false"/>
+          <w:i w:val="false"/>
+          <w:iCs w:val="false"/>
+          <w:color w:val="2B2B33"/>
+          <w:sz w:val="18"/>
+          <w:szCs w:val="18"/>
+        </w:rPr>
+        <w:t xml:space="preserve"> (δικαιούμενοι), v. 24 — "sendo justificados", isto é, declarados justos. Termo de tribunal; na voz passiva: quem justifica é Deus. O "todos" que o antecede não ensina universalismo: no contexto, são "todos os que creem" (v. 22).</w:t>
       </w:r>
     </w:p>
   </w:footnote>
@@ -4490,46 +4857,46 @@
           <w:sz w:val="18"/>
           <w:szCs w:val="18"/>
         </w:rPr>
-        <w:t xml:space="preserve">Fonte.</w:t>
-      </w:r>
-      <w:r>
-        <w:rPr>
-          <w:rFonts w:ascii="Cambria" w:cs="Cambria" w:eastAsia="Cambria" w:hAnsi="Cambria"/>
-          <w:b w:val="false"/>
-          <w:bCs w:val="false"/>
-          <w:i w:val="false"/>
-          <w:iCs w:val="false"/>
-          <w:color w:val="2B2B33"/>
-          <w:sz w:val="18"/>
-          <w:szCs w:val="18"/>
-        </w:rPr>
-        <w:t xml:space="preserve"> A observação de que "Deus ajuda quem se ajuda" não está na Bíblia — Deus não é um guru de autoajuda — é de Michael Bird, citado por MERIDA, </w:t>
-      </w:r>
-      <w:r>
-        <w:rPr>
-          <w:rFonts w:ascii="Cambria" w:cs="Cambria" w:eastAsia="Cambria" w:hAnsi="Cambria"/>
-          <w:b w:val="false"/>
-          <w:bCs w:val="false"/>
-          <w:i/>
-          <w:iCs/>
-          <w:color w:val="2B2B33"/>
-          <w:sz w:val="18"/>
-          <w:szCs w:val="18"/>
-        </w:rPr>
-        <w:t xml:space="preserve">Exalting Jesus in Romans</w:t>
-      </w:r>
-      <w:r>
-        <w:rPr>
-          <w:rFonts w:ascii="Cambria" w:cs="Cambria" w:eastAsia="Cambria" w:hAnsi="Cambria"/>
-          <w:b w:val="false"/>
-          <w:bCs w:val="false"/>
-          <w:i w:val="false"/>
-          <w:iCs w:val="false"/>
-          <w:color w:val="2B2B33"/>
-          <w:sz w:val="18"/>
-          <w:szCs w:val="18"/>
-        </w:rPr>
-        <w:t xml:space="preserve">, sobre 3.21-31. A adaptação para o ditado brasileiro é nossa.</w:t>
+        <w:t xml:space="preserve">Grego.</w:t>
+      </w:r>
+      <w:r>
+        <w:rPr>
+          <w:rFonts w:ascii="Cambria" w:cs="Cambria" w:eastAsia="Cambria" w:hAnsi="Cambria"/>
+          <w:b w:val="false"/>
+          <w:bCs w:val="false"/>
+          <w:i w:val="false"/>
+          <w:iCs w:val="false"/>
+          <w:color w:val="2B2B33"/>
+          <w:sz w:val="18"/>
+          <w:szCs w:val="18"/>
+        </w:rPr>
+        <w:t xml:space="preserve"> </w:t>
+      </w:r>
+      <w:r>
+        <w:rPr>
+          <w:rFonts w:ascii="Cambria" w:cs="Cambria" w:eastAsia="Cambria" w:hAnsi="Cambria"/>
+          <w:b w:val="false"/>
+          <w:bCs w:val="false"/>
+          <w:i/>
+          <w:iCs/>
+          <w:color w:val="2B2B33"/>
+          <w:sz w:val="18"/>
+          <w:szCs w:val="18"/>
+        </w:rPr>
+        <w:t xml:space="preserve">dōrean</w:t>
+      </w:r>
+      <w:r>
+        <w:rPr>
+          <w:rFonts w:ascii="Cambria" w:cs="Cambria" w:eastAsia="Cambria" w:hAnsi="Cambria"/>
+          <w:b w:val="false"/>
+          <w:bCs w:val="false"/>
+          <w:i w:val="false"/>
+          <w:iCs w:val="false"/>
+          <w:color w:val="2B2B33"/>
+          <w:sz w:val="18"/>
+          <w:szCs w:val="18"/>
+        </w:rPr>
+        <w:t xml:space="preserve"> (δωρεάν), v. 24 — "gratuitamente", "de graça", "sem motivo". É a palavra de Jo 15.25 ("odiaram-me sem motivo").</w:t>
       </w:r>
     </w:p>
   </w:footnote>
@@ -4568,33 +4935,7 @@
           <w:sz w:val="18"/>
           <w:szCs w:val="18"/>
         </w:rPr>
-        <w:t xml:space="preserve"> BUNYAN, John. </w:t>
-      </w:r>
-      <w:r>
-        <w:rPr>
-          <w:rFonts w:ascii="Cambria" w:cs="Cambria" w:eastAsia="Cambria" w:hAnsi="Cambria"/>
-          <w:b w:val="false"/>
-          <w:bCs w:val="false"/>
-          <w:i/>
-          <w:iCs/>
-          <w:color w:val="2B2B33"/>
-          <w:sz w:val="18"/>
-          <w:szCs w:val="18"/>
-        </w:rPr>
-        <w:t xml:space="preserve">Grace Abounding to the Chief of Sinners</w:t>
-      </w:r>
-      <w:r>
-        <w:rPr>
-          <w:rFonts w:ascii="Cambria" w:cs="Cambria" w:eastAsia="Cambria" w:hAnsi="Cambria"/>
-          <w:b w:val="false"/>
-          <w:bCs w:val="false"/>
-          <w:i w:val="false"/>
-          <w:iCs w:val="false"/>
-          <w:color w:val="2B2B33"/>
-          <w:sz w:val="18"/>
-          <w:szCs w:val="18"/>
-        </w:rPr>
-        <w:t xml:space="preserve"> (1666), §§ 257-258, na tradução citada por BRUCE, </w:t>
+        <w:t xml:space="preserve"> BRUCE, </w:t>
       </w:r>
       <w:r>
         <w:rPr>
@@ -4620,7 +4961,7 @@
           <w:sz w:val="18"/>
           <w:szCs w:val="18"/>
         </w:rPr>
-        <w:t xml:space="preserve">, p. 52-53. Texto original disponível em: https://www.gutenberg.org/ebooks/654. Acesso em: 24 out. 2026.</w:t>
+        <w:t xml:space="preserve">, p. 52.</w:t>
       </w:r>
     </w:p>
   </w:footnote>
@@ -4646,46 +4987,46 @@
           <w:sz w:val="18"/>
           <w:szCs w:val="18"/>
         </w:rPr>
-        <w:t xml:space="preserve">Grego.</w:t>
-      </w:r>
-      <w:r>
-        <w:rPr>
-          <w:rFonts w:ascii="Cambria" w:cs="Cambria" w:eastAsia="Cambria" w:hAnsi="Cambria"/>
-          <w:b w:val="false"/>
-          <w:bCs w:val="false"/>
-          <w:i w:val="false"/>
-          <w:iCs w:val="false"/>
-          <w:color w:val="2B2B33"/>
-          <w:sz w:val="18"/>
-          <w:szCs w:val="18"/>
-        </w:rPr>
-        <w:t xml:space="preserve"> </w:t>
-      </w:r>
-      <w:r>
-        <w:rPr>
-          <w:rFonts w:ascii="Cambria" w:cs="Cambria" w:eastAsia="Cambria" w:hAnsi="Cambria"/>
-          <w:b w:val="false"/>
-          <w:bCs w:val="false"/>
-          <w:i/>
-          <w:iCs/>
-          <w:color w:val="2B2B33"/>
-          <w:sz w:val="18"/>
-          <w:szCs w:val="18"/>
-        </w:rPr>
-        <w:t xml:space="preserve">apolytrōsis</w:t>
-      </w:r>
-      <w:r>
-        <w:rPr>
-          <w:rFonts w:ascii="Cambria" w:cs="Cambria" w:eastAsia="Cambria" w:hAnsi="Cambria"/>
-          <w:b w:val="false"/>
-          <w:bCs w:val="false"/>
-          <w:i w:val="false"/>
-          <w:iCs w:val="false"/>
-          <w:color w:val="2B2B33"/>
-          <w:sz w:val="18"/>
-          <w:szCs w:val="18"/>
-        </w:rPr>
-        <w:t xml:space="preserve"> (ἀπολύτρωσις), v. 24 — "redenção", libertação mediante pagamento de resgate. Evocava a alforria de escravos e o êxodo (Êx 6.6). A justificação é gratuita para nós porque custou a Cristo.</w:t>
+        <w:t xml:space="preserve">Fonte.</w:t>
+      </w:r>
+      <w:r>
+        <w:rPr>
+          <w:rFonts w:ascii="Cambria" w:cs="Cambria" w:eastAsia="Cambria" w:hAnsi="Cambria"/>
+          <w:b w:val="false"/>
+          <w:bCs w:val="false"/>
+          <w:i w:val="false"/>
+          <w:iCs w:val="false"/>
+          <w:color w:val="2B2B33"/>
+          <w:sz w:val="18"/>
+          <w:szCs w:val="18"/>
+        </w:rPr>
+        <w:t xml:space="preserve"> A observação de que "Deus ajuda quem se ajuda" não está na Bíblia — Deus não é um guru de autoajuda — é de Michael Bird, citado por MERIDA, </w:t>
+      </w:r>
+      <w:r>
+        <w:rPr>
+          <w:rFonts w:ascii="Cambria" w:cs="Cambria" w:eastAsia="Cambria" w:hAnsi="Cambria"/>
+          <w:b w:val="false"/>
+          <w:bCs w:val="false"/>
+          <w:i/>
+          <w:iCs/>
+          <w:color w:val="2B2B33"/>
+          <w:sz w:val="18"/>
+          <w:szCs w:val="18"/>
+        </w:rPr>
+        <w:t xml:space="preserve">Exalting Jesus in Romans</w:t>
+      </w:r>
+      <w:r>
+        <w:rPr>
+          <w:rFonts w:ascii="Cambria" w:cs="Cambria" w:eastAsia="Cambria" w:hAnsi="Cambria"/>
+          <w:b w:val="false"/>
+          <w:bCs w:val="false"/>
+          <w:i w:val="false"/>
+          <w:iCs w:val="false"/>
+          <w:color w:val="2B2B33"/>
+          <w:sz w:val="18"/>
+          <w:szCs w:val="18"/>
+        </w:rPr>
+        <w:t xml:space="preserve">, sobre 3.21-31. A adaptação para o ditado brasileiro é nossa.</w:t>
       </w:r>
     </w:p>
   </w:footnote>
@@ -4711,46 +5052,72 @@
           <w:sz w:val="18"/>
           <w:szCs w:val="18"/>
         </w:rPr>
-        <w:t xml:space="preserve">Grego.</w:t>
-      </w:r>
-      <w:r>
-        <w:rPr>
-          <w:rFonts w:ascii="Cambria" w:cs="Cambria" w:eastAsia="Cambria" w:hAnsi="Cambria"/>
-          <w:b w:val="false"/>
-          <w:bCs w:val="false"/>
-          <w:i w:val="false"/>
-          <w:iCs w:val="false"/>
-          <w:color w:val="2B2B33"/>
-          <w:sz w:val="18"/>
-          <w:szCs w:val="18"/>
-        </w:rPr>
-        <w:t xml:space="preserve"> </w:t>
-      </w:r>
-      <w:r>
-        <w:rPr>
-          <w:rFonts w:ascii="Cambria" w:cs="Cambria" w:eastAsia="Cambria" w:hAnsi="Cambria"/>
-          <w:b w:val="false"/>
-          <w:bCs w:val="false"/>
-          <w:i/>
-          <w:iCs/>
-          <w:color w:val="2B2B33"/>
-          <w:sz w:val="18"/>
-          <w:szCs w:val="18"/>
-        </w:rPr>
-        <w:t xml:space="preserve">hilastērion</w:t>
-      </w:r>
-      <w:r>
-        <w:rPr>
-          <w:rFonts w:ascii="Cambria" w:cs="Cambria" w:eastAsia="Cambria" w:hAnsi="Cambria"/>
-          <w:b w:val="false"/>
-          <w:bCs w:val="false"/>
-          <w:i w:val="false"/>
-          <w:iCs w:val="false"/>
-          <w:color w:val="2B2B33"/>
-          <w:sz w:val="18"/>
-          <w:szCs w:val="18"/>
-        </w:rPr>
-        <w:t xml:space="preserve"> (ἱλαστήριον), v. 25 — "propiciação" / "propiciatório". Na Septuaginta, é a tampa da arca (Êx 25.17-22; Lv 16; Hb 9.5); no contexto de Romanos, inclui a ira de Deus satisfeita (cf. 1.18).</w:t>
+        <w:t xml:space="preserve">Fonte.</w:t>
+      </w:r>
+      <w:r>
+        <w:rPr>
+          <w:rFonts w:ascii="Cambria" w:cs="Cambria" w:eastAsia="Cambria" w:hAnsi="Cambria"/>
+          <w:b w:val="false"/>
+          <w:bCs w:val="false"/>
+          <w:i w:val="false"/>
+          <w:iCs w:val="false"/>
+          <w:color w:val="2B2B33"/>
+          <w:sz w:val="18"/>
+          <w:szCs w:val="18"/>
+        </w:rPr>
+        <w:t xml:space="preserve"> BUNYAN, John. </w:t>
+      </w:r>
+      <w:r>
+        <w:rPr>
+          <w:rFonts w:ascii="Cambria" w:cs="Cambria" w:eastAsia="Cambria" w:hAnsi="Cambria"/>
+          <w:b w:val="false"/>
+          <w:bCs w:val="false"/>
+          <w:i/>
+          <w:iCs/>
+          <w:color w:val="2B2B33"/>
+          <w:sz w:val="18"/>
+          <w:szCs w:val="18"/>
+        </w:rPr>
+        <w:t xml:space="preserve">Grace Abounding to the Chief of Sinners</w:t>
+      </w:r>
+      <w:r>
+        <w:rPr>
+          <w:rFonts w:ascii="Cambria" w:cs="Cambria" w:eastAsia="Cambria" w:hAnsi="Cambria"/>
+          <w:b w:val="false"/>
+          <w:bCs w:val="false"/>
+          <w:i w:val="false"/>
+          <w:iCs w:val="false"/>
+          <w:color w:val="2B2B33"/>
+          <w:sz w:val="18"/>
+          <w:szCs w:val="18"/>
+        </w:rPr>
+        <w:t xml:space="preserve"> (1666), §§ 257-258, na tradução citada por BRUCE, </w:t>
+      </w:r>
+      <w:r>
+        <w:rPr>
+          <w:rFonts w:ascii="Cambria" w:cs="Cambria" w:eastAsia="Cambria" w:hAnsi="Cambria"/>
+          <w:b w:val="false"/>
+          <w:bCs w:val="false"/>
+          <w:i/>
+          <w:iCs/>
+          <w:color w:val="2B2B33"/>
+          <w:sz w:val="18"/>
+          <w:szCs w:val="18"/>
+        </w:rPr>
+        <w:t xml:space="preserve">Romanos</w:t>
+      </w:r>
+      <w:r>
+        <w:rPr>
+          <w:rFonts w:ascii="Cambria" w:cs="Cambria" w:eastAsia="Cambria" w:hAnsi="Cambria"/>
+          <w:b w:val="false"/>
+          <w:bCs w:val="false"/>
+          <w:i w:val="false"/>
+          <w:iCs w:val="false"/>
+          <w:color w:val="2B2B33"/>
+          <w:sz w:val="18"/>
+          <w:szCs w:val="18"/>
+        </w:rPr>
+        <w:t xml:space="preserve">, p. 52-53. Texto original disponível em: https://www.gutenberg.org/ebooks/654. Acesso em: 24 out. 2026.</w:t>
       </w:r>
     </w:p>
   </w:footnote>
@@ -4802,20 +5169,20 @@
           <w:sz w:val="18"/>
           <w:szCs w:val="18"/>
         </w:rPr>
-        <w:t xml:space="preserve">proetheto</w:t>
-      </w:r>
-      <w:r>
-        <w:rPr>
-          <w:rFonts w:ascii="Cambria" w:cs="Cambria" w:eastAsia="Cambria" w:hAnsi="Cambria"/>
-          <w:b w:val="false"/>
-          <w:bCs w:val="false"/>
-          <w:i w:val="false"/>
-          <w:iCs w:val="false"/>
-          <w:color w:val="2B2B33"/>
-          <w:sz w:val="18"/>
-          <w:szCs w:val="18"/>
-        </w:rPr>
-        <w:t xml:space="preserve"> (προέθετο), v. 25 — "apresentou", "expôs publicamente". Contrasta com o propiciatório escondido atrás do véu.</w:t>
+        <w:t xml:space="preserve">apolytrōsis</w:t>
+      </w:r>
+      <w:r>
+        <w:rPr>
+          <w:rFonts w:ascii="Cambria" w:cs="Cambria" w:eastAsia="Cambria" w:hAnsi="Cambria"/>
+          <w:b w:val="false"/>
+          <w:bCs w:val="false"/>
+          <w:i w:val="false"/>
+          <w:iCs w:val="false"/>
+          <w:color w:val="2B2B33"/>
+          <w:sz w:val="18"/>
+          <w:szCs w:val="18"/>
+        </w:rPr>
+        <w:t xml:space="preserve"> (ἀπολύτρωσις), v. 24 — "redenção", libertação mediante pagamento de resgate. Evocava a alforria de escravos e o êxodo (Êx 6.6). A justificação é gratuita para nós porque custou a Cristo.</w:t>
       </w:r>
     </w:p>
   </w:footnote>
@@ -4841,46 +5208,46 @@
           <w:sz w:val="18"/>
           <w:szCs w:val="18"/>
         </w:rPr>
-        <w:t xml:space="preserve">Fonte.</w:t>
-      </w:r>
-      <w:r>
-        <w:rPr>
-          <w:rFonts w:ascii="Cambria" w:cs="Cambria" w:eastAsia="Cambria" w:hAnsi="Cambria"/>
-          <w:b w:val="false"/>
-          <w:bCs w:val="false"/>
-          <w:i w:val="false"/>
-          <w:iCs w:val="false"/>
-          <w:color w:val="2B2B33"/>
-          <w:sz w:val="18"/>
-          <w:szCs w:val="18"/>
-        </w:rPr>
-        <w:t xml:space="preserve"> THIELMAN, Frank S. </w:t>
-      </w:r>
-      <w:r>
-        <w:rPr>
-          <w:rFonts w:ascii="Cambria" w:cs="Cambria" w:eastAsia="Cambria" w:hAnsi="Cambria"/>
-          <w:b w:val="false"/>
-          <w:bCs w:val="false"/>
-          <w:i/>
-          <w:iCs/>
-          <w:color w:val="2B2B33"/>
-          <w:sz w:val="18"/>
-          <w:szCs w:val="18"/>
-        </w:rPr>
-        <w:t xml:space="preserve">Romans</w:t>
-      </w:r>
-      <w:r>
-        <w:rPr>
-          <w:rFonts w:ascii="Cambria" w:cs="Cambria" w:eastAsia="Cambria" w:hAnsi="Cambria"/>
-          <w:b w:val="false"/>
-          <w:bCs w:val="false"/>
-          <w:i w:val="false"/>
-          <w:iCs w:val="false"/>
-          <w:color w:val="2B2B33"/>
-          <w:sz w:val="18"/>
-          <w:szCs w:val="18"/>
-        </w:rPr>
-        <w:t xml:space="preserve">. Grand Rapids: Zondervan, 2018. (Zondervan Exegetical Commentary on the New Testament), excurso "Jesus as the Biblical 'Mercy Seat'", sobre Rm 3.25: inscrição num altar em Metrópolis, perto de Éfeso (fim do séc. I a.C.), "De César, instrumento de reconciliação".</w:t>
+        <w:t xml:space="preserve">Grego.</w:t>
+      </w:r>
+      <w:r>
+        <w:rPr>
+          <w:rFonts w:ascii="Cambria" w:cs="Cambria" w:eastAsia="Cambria" w:hAnsi="Cambria"/>
+          <w:b w:val="false"/>
+          <w:bCs w:val="false"/>
+          <w:i w:val="false"/>
+          <w:iCs w:val="false"/>
+          <w:color w:val="2B2B33"/>
+          <w:sz w:val="18"/>
+          <w:szCs w:val="18"/>
+        </w:rPr>
+        <w:t xml:space="preserve"> </w:t>
+      </w:r>
+      <w:r>
+        <w:rPr>
+          <w:rFonts w:ascii="Cambria" w:cs="Cambria" w:eastAsia="Cambria" w:hAnsi="Cambria"/>
+          <w:b w:val="false"/>
+          <w:bCs w:val="false"/>
+          <w:i/>
+          <w:iCs/>
+          <w:color w:val="2B2B33"/>
+          <w:sz w:val="18"/>
+          <w:szCs w:val="18"/>
+        </w:rPr>
+        <w:t xml:space="preserve">hilastērion</w:t>
+      </w:r>
+      <w:r>
+        <w:rPr>
+          <w:rFonts w:ascii="Cambria" w:cs="Cambria" w:eastAsia="Cambria" w:hAnsi="Cambria"/>
+          <w:b w:val="false"/>
+          <w:bCs w:val="false"/>
+          <w:i w:val="false"/>
+          <w:iCs w:val="false"/>
+          <w:color w:val="2B2B33"/>
+          <w:sz w:val="18"/>
+          <w:szCs w:val="18"/>
+        </w:rPr>
+        <w:t xml:space="preserve"> (ἱλαστήριον), v. 25 — "propiciação" / "propiciatório". Na Septuaginta, é a tampa da arca (Êx 25.17-22; Lv 16; Hb 9.5); no contexto de Romanos, inclui a ira de Deus satisfeita (cf. 1.18).</w:t>
       </w:r>
     </w:p>
   </w:footnote>
@@ -4906,72 +5273,46 @@
           <w:sz w:val="18"/>
           <w:szCs w:val="18"/>
         </w:rPr>
-        <w:t xml:space="preserve">Fonte.</w:t>
-      </w:r>
-      <w:r>
-        <w:rPr>
-          <w:rFonts w:ascii="Cambria" w:cs="Cambria" w:eastAsia="Cambria" w:hAnsi="Cambria"/>
-          <w:b w:val="false"/>
-          <w:bCs w:val="false"/>
-          <w:i w:val="false"/>
-          <w:iCs w:val="false"/>
-          <w:color w:val="2B2B33"/>
-          <w:sz w:val="18"/>
-          <w:szCs w:val="18"/>
-        </w:rPr>
-        <w:t xml:space="preserve"> STOTT, John. </w:t>
-      </w:r>
-      <w:r>
-        <w:rPr>
-          <w:rFonts w:ascii="Cambria" w:cs="Cambria" w:eastAsia="Cambria" w:hAnsi="Cambria"/>
-          <w:b w:val="false"/>
-          <w:bCs w:val="false"/>
-          <w:i/>
-          <w:iCs/>
-          <w:color w:val="2B2B33"/>
-          <w:sz w:val="18"/>
-          <w:szCs w:val="18"/>
-        </w:rPr>
-        <w:t xml:space="preserve">A Cruz de Cristo</w:t>
-      </w:r>
-      <w:r>
-        <w:rPr>
-          <w:rFonts w:ascii="Cambria" w:cs="Cambria" w:eastAsia="Cambria" w:hAnsi="Cambria"/>
-          <w:b w:val="false"/>
-          <w:bCs w:val="false"/>
-          <w:i w:val="false"/>
-          <w:iCs w:val="false"/>
-          <w:color w:val="2B2B33"/>
-          <w:sz w:val="18"/>
-          <w:szCs w:val="18"/>
-        </w:rPr>
-        <w:t xml:space="preserve">. Tradução de João Batista. São Paulo: Vida, 2006, cap. 6, "A autossubstituição de Deus". Original: </w:t>
-      </w:r>
-      <w:r>
-        <w:rPr>
-          <w:rFonts w:ascii="Cambria" w:cs="Cambria" w:eastAsia="Cambria" w:hAnsi="Cambria"/>
-          <w:b w:val="false"/>
-          <w:bCs w:val="false"/>
-          <w:i/>
-          <w:iCs/>
-          <w:color w:val="2B2B33"/>
-          <w:sz w:val="18"/>
-          <w:szCs w:val="18"/>
-        </w:rPr>
-        <w:t xml:space="preserve">The Cross of Christ</w:t>
-      </w:r>
-      <w:r>
-        <w:rPr>
-          <w:rFonts w:ascii="Cambria" w:cs="Cambria" w:eastAsia="Cambria" w:hAnsi="Cambria"/>
-          <w:b w:val="false"/>
-          <w:bCs w:val="false"/>
-          <w:i w:val="false"/>
-          <w:iCs w:val="false"/>
-          <w:color w:val="2B2B33"/>
-          <w:sz w:val="18"/>
-          <w:szCs w:val="18"/>
-        </w:rPr>
-        <w:t xml:space="preserve">. Leicester: IVP, 1986.</w:t>
+        <w:t xml:space="preserve">Grego.</w:t>
+      </w:r>
+      <w:r>
+        <w:rPr>
+          <w:rFonts w:ascii="Cambria" w:cs="Cambria" w:eastAsia="Cambria" w:hAnsi="Cambria"/>
+          <w:b w:val="false"/>
+          <w:bCs w:val="false"/>
+          <w:i w:val="false"/>
+          <w:iCs w:val="false"/>
+          <w:color w:val="2B2B33"/>
+          <w:sz w:val="18"/>
+          <w:szCs w:val="18"/>
+        </w:rPr>
+        <w:t xml:space="preserve"> </w:t>
+      </w:r>
+      <w:r>
+        <w:rPr>
+          <w:rFonts w:ascii="Cambria" w:cs="Cambria" w:eastAsia="Cambria" w:hAnsi="Cambria"/>
+          <w:b w:val="false"/>
+          <w:bCs w:val="false"/>
+          <w:i/>
+          <w:iCs/>
+          <w:color w:val="2B2B33"/>
+          <w:sz w:val="18"/>
+          <w:szCs w:val="18"/>
+        </w:rPr>
+        <w:t xml:space="preserve">proetheto</w:t>
+      </w:r>
+      <w:r>
+        <w:rPr>
+          <w:rFonts w:ascii="Cambria" w:cs="Cambria" w:eastAsia="Cambria" w:hAnsi="Cambria"/>
+          <w:b w:val="false"/>
+          <w:bCs w:val="false"/>
+          <w:i w:val="false"/>
+          <w:iCs w:val="false"/>
+          <w:color w:val="2B2B33"/>
+          <w:sz w:val="18"/>
+          <w:szCs w:val="18"/>
+        </w:rPr>
+        <w:t xml:space="preserve"> (προέθετο), v. 25 — "apresentou", "expôs publicamente". Contrasta com o propiciatório escondido atrás do véu.</w:t>
       </w:r>
     </w:p>
   </w:footnote>
@@ -5010,33 +5351,7 @@
           <w:sz w:val="18"/>
           <w:szCs w:val="18"/>
         </w:rPr>
-        <w:t xml:space="preserve"> Sobre os precursores do "somente": Orígenes (STOTT, John. </w:t>
-      </w:r>
-      <w:r>
-        <w:rPr>
-          <w:rFonts w:ascii="Cambria" w:cs="Cambria" w:eastAsia="Cambria" w:hAnsi="Cambria"/>
-          <w:b w:val="false"/>
-          <w:bCs w:val="false"/>
-          <w:i/>
-          <w:iCs/>
-          <w:color w:val="2B2B33"/>
-          <w:sz w:val="18"/>
-          <w:szCs w:val="18"/>
-        </w:rPr>
-        <w:t xml:space="preserve">Romanos</w:t>
-      </w:r>
-      <w:r>
-        <w:rPr>
-          <w:rFonts w:ascii="Cambria" w:cs="Cambria" w:eastAsia="Cambria" w:hAnsi="Cambria"/>
-          <w:b w:val="false"/>
-          <w:bCs w:val="false"/>
-          <w:i w:val="false"/>
-          <w:iCs w:val="false"/>
-          <w:color w:val="2B2B33"/>
-          <w:sz w:val="18"/>
-          <w:szCs w:val="18"/>
-        </w:rPr>
-        <w:t xml:space="preserve">. A Bíblia Fala Hoje [editora e ano a conferir], p. 66); Orígenes e Ambrosiáster (DORIANI, Daniel M. </w:t>
+        <w:t xml:space="preserve"> THIELMAN, Frank S. </w:t>
       </w:r>
       <w:r>
         <w:rPr>
@@ -5062,33 +5377,7 @@
           <w:sz w:val="18"/>
           <w:szCs w:val="18"/>
         </w:rPr>
-        <w:t xml:space="preserve">. Phillipsburg: P&amp;R, 2021, p. 98-120); Tomás de Aquino (MOO, </w:t>
-      </w:r>
-      <w:r>
-        <w:rPr>
-          <w:rFonts w:ascii="Cambria" w:cs="Cambria" w:eastAsia="Cambria" w:hAnsi="Cambria"/>
-          <w:b w:val="false"/>
-          <w:bCs w:val="false"/>
-          <w:i/>
-          <w:iCs/>
-          <w:color w:val="2B2B33"/>
-          <w:sz w:val="18"/>
-          <w:szCs w:val="18"/>
-        </w:rPr>
-        <w:t xml:space="preserve">Comentário exegético Romanos</w:t>
-      </w:r>
-      <w:r>
-        <w:rPr>
-          <w:rFonts w:ascii="Cambria" w:cs="Cambria" w:eastAsia="Cambria" w:hAnsi="Cambria"/>
-          <w:b w:val="false"/>
-          <w:bCs w:val="false"/>
-          <w:i w:val="false"/>
-          <w:iCs w:val="false"/>
-          <w:color w:val="2B2B33"/>
-          <w:sz w:val="18"/>
-          <w:szCs w:val="18"/>
-        </w:rPr>
-        <w:t xml:space="preserve">, p. 320, n. 847).</w:t>
+        <w:t xml:space="preserve">. Grand Rapids: Zondervan, 2018. (Zondervan Exegetical Commentary on the New Testament), excurso "Jesus as the Biblical 'Mercy Seat'", sobre Rm 3.25: inscrição num altar em Metrópolis, perto de Éfeso (fim do séc. I a.C.), "De César, instrumento de reconciliação".</w:t>
       </w:r>
     </w:p>
   </w:footnote>
@@ -5114,46 +5403,72 @@
           <w:sz w:val="18"/>
           <w:szCs w:val="18"/>
         </w:rPr>
-        <w:t xml:space="preserve">Aprofundamento.</w:t>
-      </w:r>
-      <w:r>
-        <w:rPr>
-          <w:rFonts w:ascii="Cambria" w:cs="Cambria" w:eastAsia="Cambria" w:hAnsi="Cambria"/>
-          <w:b w:val="false"/>
-          <w:bCs w:val="false"/>
-          <w:i w:val="false"/>
-          <w:iCs w:val="false"/>
-          <w:color w:val="2B2B33"/>
-          <w:sz w:val="18"/>
-          <w:szCs w:val="18"/>
-        </w:rPr>
-        <w:t xml:space="preserve"> "Lei da fé" (v. 27) tem duas leituras: a Torá vista pela fé ou a "regra" de Deus que exige fé. Moo prefere a segunda, como jogo de palavras com a Lei: a exigência da antiga aliança (obras) contra a exigência da nova (fé) — o v. 31 só faz sentido se a fé for distinta da Lei (MOO, </w:t>
-      </w:r>
-      <w:r>
-        <w:rPr>
-          <w:rFonts w:ascii="Cambria" w:cs="Cambria" w:eastAsia="Cambria" w:hAnsi="Cambria"/>
-          <w:b w:val="false"/>
-          <w:bCs w:val="false"/>
-          <w:i/>
-          <w:iCs/>
-          <w:color w:val="2B2B33"/>
-          <w:sz w:val="18"/>
-          <w:szCs w:val="18"/>
-        </w:rPr>
-        <w:t xml:space="preserve">Comentário exegético Romanos</w:t>
-      </w:r>
-      <w:r>
-        <w:rPr>
-          <w:rFonts w:ascii="Cambria" w:cs="Cambria" w:eastAsia="Cambria" w:hAnsi="Cambria"/>
-          <w:b w:val="false"/>
-          <w:bCs w:val="false"/>
-          <w:i w:val="false"/>
-          <w:iCs w:val="false"/>
-          <w:color w:val="2B2B33"/>
-          <w:sz w:val="18"/>
-          <w:szCs w:val="18"/>
-        </w:rPr>
-        <w:t xml:space="preserve">, p. 317-319).</w:t>
+        <w:t xml:space="preserve">Fonte.</w:t>
+      </w:r>
+      <w:r>
+        <w:rPr>
+          <w:rFonts w:ascii="Cambria" w:cs="Cambria" w:eastAsia="Cambria" w:hAnsi="Cambria"/>
+          <w:b w:val="false"/>
+          <w:bCs w:val="false"/>
+          <w:i w:val="false"/>
+          <w:iCs w:val="false"/>
+          <w:color w:val="2B2B33"/>
+          <w:sz w:val="18"/>
+          <w:szCs w:val="18"/>
+        </w:rPr>
+        <w:t xml:space="preserve"> STOTT, John. </w:t>
+      </w:r>
+      <w:r>
+        <w:rPr>
+          <w:rFonts w:ascii="Cambria" w:cs="Cambria" w:eastAsia="Cambria" w:hAnsi="Cambria"/>
+          <w:b w:val="false"/>
+          <w:bCs w:val="false"/>
+          <w:i/>
+          <w:iCs/>
+          <w:color w:val="2B2B33"/>
+          <w:sz w:val="18"/>
+          <w:szCs w:val="18"/>
+        </w:rPr>
+        <w:t xml:space="preserve">A Cruz de Cristo</w:t>
+      </w:r>
+      <w:r>
+        <w:rPr>
+          <w:rFonts w:ascii="Cambria" w:cs="Cambria" w:eastAsia="Cambria" w:hAnsi="Cambria"/>
+          <w:b w:val="false"/>
+          <w:bCs w:val="false"/>
+          <w:i w:val="false"/>
+          <w:iCs w:val="false"/>
+          <w:color w:val="2B2B33"/>
+          <w:sz w:val="18"/>
+          <w:szCs w:val="18"/>
+        </w:rPr>
+        <w:t xml:space="preserve">. Tradução de João Batista. São Paulo: Vida, 2006, cap. 6, "A autossubstituição de Deus". Original: </w:t>
+      </w:r>
+      <w:r>
+        <w:rPr>
+          <w:rFonts w:ascii="Cambria" w:cs="Cambria" w:eastAsia="Cambria" w:hAnsi="Cambria"/>
+          <w:b w:val="false"/>
+          <w:bCs w:val="false"/>
+          <w:i/>
+          <w:iCs/>
+          <w:color w:val="2B2B33"/>
+          <w:sz w:val="18"/>
+          <w:szCs w:val="18"/>
+        </w:rPr>
+        <w:t xml:space="preserve">The Cross of Christ</w:t>
+      </w:r>
+      <w:r>
+        <w:rPr>
+          <w:rFonts w:ascii="Cambria" w:cs="Cambria" w:eastAsia="Cambria" w:hAnsi="Cambria"/>
+          <w:b w:val="false"/>
+          <w:bCs w:val="false"/>
+          <w:i w:val="false"/>
+          <w:iCs w:val="false"/>
+          <w:color w:val="2B2B33"/>
+          <w:sz w:val="18"/>
+          <w:szCs w:val="18"/>
+        </w:rPr>
+        <w:t xml:space="preserve">. Leicester: IVP, 1986.</w:t>
       </w:r>
     </w:p>
   </w:footnote>
@@ -5192,33 +5507,85 @@
           <w:sz w:val="18"/>
           <w:szCs w:val="18"/>
         </w:rPr>
-        <w:t xml:space="preserve"> CALVINO, João. </w:t>
-      </w:r>
-      <w:r>
-        <w:rPr>
-          <w:rFonts w:ascii="Cambria" w:cs="Cambria" w:eastAsia="Cambria" w:hAnsi="Cambria"/>
-          <w:b w:val="false"/>
-          <w:bCs w:val="false"/>
-          <w:i/>
-          <w:iCs/>
-          <w:color w:val="2B2B33"/>
-          <w:sz w:val="18"/>
-          <w:szCs w:val="18"/>
-        </w:rPr>
-        <w:t xml:space="preserve">Institutas da Religião Cristã</w:t>
-      </w:r>
-      <w:r>
-        <w:rPr>
-          <w:rFonts w:ascii="Cambria" w:cs="Cambria" w:eastAsia="Cambria" w:hAnsi="Cambria"/>
-          <w:b w:val="false"/>
-          <w:bCs w:val="false"/>
-          <w:i w:val="false"/>
-          <w:iCs w:val="false"/>
-          <w:color w:val="2B2B33"/>
-          <w:sz w:val="18"/>
-          <w:szCs w:val="18"/>
-        </w:rPr>
-        <w:t xml:space="preserve"> (1559), III.11.7. Paráfrase a partir da tradução inglesa disponível em: https://ccel.org/ccel/calvin/institutes.v.xii.html. Acesso em: 24 out. 2026.</w:t>
+        <w:t xml:space="preserve"> Sobre os precursores do "somente": Orígenes (STOTT, John. </w:t>
+      </w:r>
+      <w:r>
+        <w:rPr>
+          <w:rFonts w:ascii="Cambria" w:cs="Cambria" w:eastAsia="Cambria" w:hAnsi="Cambria"/>
+          <w:b w:val="false"/>
+          <w:bCs w:val="false"/>
+          <w:i/>
+          <w:iCs/>
+          <w:color w:val="2B2B33"/>
+          <w:sz w:val="18"/>
+          <w:szCs w:val="18"/>
+        </w:rPr>
+        <w:t xml:space="preserve">Romanos</w:t>
+      </w:r>
+      <w:r>
+        <w:rPr>
+          <w:rFonts w:ascii="Cambria" w:cs="Cambria" w:eastAsia="Cambria" w:hAnsi="Cambria"/>
+          <w:b w:val="false"/>
+          <w:bCs w:val="false"/>
+          <w:i w:val="false"/>
+          <w:iCs w:val="false"/>
+          <w:color w:val="2B2B33"/>
+          <w:sz w:val="18"/>
+          <w:szCs w:val="18"/>
+        </w:rPr>
+        <w:t xml:space="preserve">. A Bíblia Fala Hoje [editora e ano a conferir], p. 66); Orígenes e Ambrosiáster (DORIANI, Daniel M. </w:t>
+      </w:r>
+      <w:r>
+        <w:rPr>
+          <w:rFonts w:ascii="Cambria" w:cs="Cambria" w:eastAsia="Cambria" w:hAnsi="Cambria"/>
+          <w:b w:val="false"/>
+          <w:bCs w:val="false"/>
+          <w:i/>
+          <w:iCs/>
+          <w:color w:val="2B2B33"/>
+          <w:sz w:val="18"/>
+          <w:szCs w:val="18"/>
+        </w:rPr>
+        <w:t xml:space="preserve">Romans</w:t>
+      </w:r>
+      <w:r>
+        <w:rPr>
+          <w:rFonts w:ascii="Cambria" w:cs="Cambria" w:eastAsia="Cambria" w:hAnsi="Cambria"/>
+          <w:b w:val="false"/>
+          <w:bCs w:val="false"/>
+          <w:i w:val="false"/>
+          <w:iCs w:val="false"/>
+          <w:color w:val="2B2B33"/>
+          <w:sz w:val="18"/>
+          <w:szCs w:val="18"/>
+        </w:rPr>
+        <w:t xml:space="preserve">. Phillipsburg: P&amp;R, 2021, p. 98-120); Tomás de Aquino (MOO, </w:t>
+      </w:r>
+      <w:r>
+        <w:rPr>
+          <w:rFonts w:ascii="Cambria" w:cs="Cambria" w:eastAsia="Cambria" w:hAnsi="Cambria"/>
+          <w:b w:val="false"/>
+          <w:bCs w:val="false"/>
+          <w:i/>
+          <w:iCs/>
+          <w:color w:val="2B2B33"/>
+          <w:sz w:val="18"/>
+          <w:szCs w:val="18"/>
+        </w:rPr>
+        <w:t xml:space="preserve">Comentário exegético Romanos</w:t>
+      </w:r>
+      <w:r>
+        <w:rPr>
+          <w:rFonts w:ascii="Cambria" w:cs="Cambria" w:eastAsia="Cambria" w:hAnsi="Cambria"/>
+          <w:b w:val="false"/>
+          <w:bCs w:val="false"/>
+          <w:i w:val="false"/>
+          <w:iCs w:val="false"/>
+          <w:color w:val="2B2B33"/>
+          <w:sz w:val="18"/>
+          <w:szCs w:val="18"/>
+        </w:rPr>
+        <w:t xml:space="preserve">, p. 320, n. 847).</w:t>
       </w:r>
     </w:p>
   </w:footnote>
@@ -5244,46 +5611,46 @@
           <w:sz w:val="18"/>
           <w:szCs w:val="18"/>
         </w:rPr>
-        <w:t xml:space="preserve">Grego.</w:t>
-      </w:r>
-      <w:r>
-        <w:rPr>
-          <w:rFonts w:ascii="Cambria" w:cs="Cambria" w:eastAsia="Cambria" w:hAnsi="Cambria"/>
-          <w:b w:val="false"/>
-          <w:bCs w:val="false"/>
-          <w:i w:val="false"/>
-          <w:iCs w:val="false"/>
-          <w:color w:val="2B2B33"/>
-          <w:sz w:val="18"/>
-          <w:szCs w:val="18"/>
-        </w:rPr>
-        <w:t xml:space="preserve"> </w:t>
-      </w:r>
-      <w:r>
-        <w:rPr>
-          <w:rFonts w:ascii="Cambria" w:cs="Cambria" w:eastAsia="Cambria" w:hAnsi="Cambria"/>
-          <w:b w:val="false"/>
-          <w:bCs w:val="false"/>
-          <w:i/>
-          <w:iCs/>
-          <w:color w:val="2B2B33"/>
-          <w:sz w:val="18"/>
-          <w:szCs w:val="18"/>
-        </w:rPr>
-        <w:t xml:space="preserve">dia pisteōs</w:t>
-      </w:r>
-      <w:r>
-        <w:rPr>
-          <w:rFonts w:ascii="Cambria" w:cs="Cambria" w:eastAsia="Cambria" w:hAnsi="Cambria"/>
-          <w:b w:val="false"/>
-          <w:bCs w:val="false"/>
-          <w:i w:val="false"/>
-          <w:iCs w:val="false"/>
-          <w:color w:val="2B2B33"/>
-          <w:sz w:val="18"/>
-          <w:szCs w:val="18"/>
-        </w:rPr>
-        <w:t xml:space="preserve"> (διὰ πίστεως), vv. 22, 25 — "por meio da fé": a fé é o canal, não a causa. Paulo nunca diz "por causa da fé", que exigiria outra construção.</w:t>
+        <w:t xml:space="preserve">Aprofundamento.</w:t>
+      </w:r>
+      <w:r>
+        <w:rPr>
+          <w:rFonts w:ascii="Cambria" w:cs="Cambria" w:eastAsia="Cambria" w:hAnsi="Cambria"/>
+          <w:b w:val="false"/>
+          <w:bCs w:val="false"/>
+          <w:i w:val="false"/>
+          <w:iCs w:val="false"/>
+          <w:color w:val="2B2B33"/>
+          <w:sz w:val="18"/>
+          <w:szCs w:val="18"/>
+        </w:rPr>
+        <w:t xml:space="preserve"> "Lei da fé" (v. 27) tem duas leituras: a Torá vista pela fé ou a "regra" de Deus que exige fé. Moo prefere a segunda, como jogo de palavras com a Lei: a exigência da antiga aliança (obras) contra a exigência da nova (fé) — o v. 31 só faz sentido se a fé for distinta da Lei (MOO, </w:t>
+      </w:r>
+      <w:r>
+        <w:rPr>
+          <w:rFonts w:ascii="Cambria" w:cs="Cambria" w:eastAsia="Cambria" w:hAnsi="Cambria"/>
+          <w:b w:val="false"/>
+          <w:bCs w:val="false"/>
+          <w:i/>
+          <w:iCs/>
+          <w:color w:val="2B2B33"/>
+          <w:sz w:val="18"/>
+          <w:szCs w:val="18"/>
+        </w:rPr>
+        <w:t xml:space="preserve">Comentário exegético Romanos</w:t>
+      </w:r>
+      <w:r>
+        <w:rPr>
+          <w:rFonts w:ascii="Cambria" w:cs="Cambria" w:eastAsia="Cambria" w:hAnsi="Cambria"/>
+          <w:b w:val="false"/>
+          <w:bCs w:val="false"/>
+          <w:i w:val="false"/>
+          <w:iCs w:val="false"/>
+          <w:color w:val="2B2B33"/>
+          <w:sz w:val="18"/>
+          <w:szCs w:val="18"/>
+        </w:rPr>
+        <w:t xml:space="preserve">, p. 317-319).</w:t>
       </w:r>
     </w:p>
   </w:footnote>
@@ -5322,7 +5689,33 @@
           <w:sz w:val="18"/>
           <w:szCs w:val="18"/>
         </w:rPr>
-        <w:t xml:space="preserve"> Atribuída a SPURGEON, Charles H., em antologias de ilustrações (Banco de Ilustrações, IL-010); sermão de origem não verificado.</w:t>
+        <w:t xml:space="preserve"> CALVINO, João. </w:t>
+      </w:r>
+      <w:r>
+        <w:rPr>
+          <w:rFonts w:ascii="Cambria" w:cs="Cambria" w:eastAsia="Cambria" w:hAnsi="Cambria"/>
+          <w:b w:val="false"/>
+          <w:bCs w:val="false"/>
+          <w:i/>
+          <w:iCs/>
+          <w:color w:val="2B2B33"/>
+          <w:sz w:val="18"/>
+          <w:szCs w:val="18"/>
+        </w:rPr>
+        <w:t xml:space="preserve">Institutas da Religião Cristã</w:t>
+      </w:r>
+      <w:r>
+        <w:rPr>
+          <w:rFonts w:ascii="Cambria" w:cs="Cambria" w:eastAsia="Cambria" w:hAnsi="Cambria"/>
+          <w:b w:val="false"/>
+          <w:bCs w:val="false"/>
+          <w:i w:val="false"/>
+          <w:iCs w:val="false"/>
+          <w:color w:val="2B2B33"/>
+          <w:sz w:val="18"/>
+          <w:szCs w:val="18"/>
+        </w:rPr>
+        <w:t xml:space="preserve"> (1559), III.11.7. Paráfrase a partir da tradução inglesa disponível em: https://ccel.org/ccel/calvin/institutes.v.xii.html. Acesso em: 24 out. 2026.</w:t>
       </w:r>
     </w:p>
   </w:footnote>
@@ -5348,46 +5741,46 @@
           <w:sz w:val="18"/>
           <w:szCs w:val="18"/>
         </w:rPr>
-        <w:t xml:space="preserve">Fonte.</w:t>
-      </w:r>
-      <w:r>
-        <w:rPr>
-          <w:rFonts w:ascii="Cambria" w:cs="Cambria" w:eastAsia="Cambria" w:hAnsi="Cambria"/>
-          <w:b w:val="false"/>
-          <w:bCs w:val="false"/>
-          <w:i w:val="false"/>
-          <w:iCs w:val="false"/>
-          <w:color w:val="2B2B33"/>
-          <w:sz w:val="18"/>
-          <w:szCs w:val="18"/>
-        </w:rPr>
-        <w:t xml:space="preserve"> KELLER, Timothy. </w:t>
-      </w:r>
-      <w:r>
-        <w:rPr>
-          <w:rFonts w:ascii="Cambria" w:cs="Cambria" w:eastAsia="Cambria" w:hAnsi="Cambria"/>
-          <w:b w:val="false"/>
-          <w:bCs w:val="false"/>
-          <w:i/>
-          <w:iCs/>
-          <w:color w:val="2B2B33"/>
-          <w:sz w:val="18"/>
-          <w:szCs w:val="18"/>
-        </w:rPr>
-        <w:t xml:space="preserve">Romanos para você</w:t>
-      </w:r>
-      <w:r>
-        <w:rPr>
-          <w:rFonts w:ascii="Cambria" w:cs="Cambria" w:eastAsia="Cambria" w:hAnsi="Cambria"/>
-          <w:b w:val="false"/>
-          <w:bCs w:val="false"/>
-          <w:i w:val="false"/>
-          <w:iCs w:val="false"/>
-          <w:color w:val="2B2B33"/>
-          <w:sz w:val="18"/>
-          <w:szCs w:val="18"/>
-        </w:rPr>
-        <w:t xml:space="preserve">: capítulos 1-7. São Paulo: Vida Nova [ano a conferir], p. 89-90.</w:t>
+        <w:t xml:space="preserve">Grego.</w:t>
+      </w:r>
+      <w:r>
+        <w:rPr>
+          <w:rFonts w:ascii="Cambria" w:cs="Cambria" w:eastAsia="Cambria" w:hAnsi="Cambria"/>
+          <w:b w:val="false"/>
+          <w:bCs w:val="false"/>
+          <w:i w:val="false"/>
+          <w:iCs w:val="false"/>
+          <w:color w:val="2B2B33"/>
+          <w:sz w:val="18"/>
+          <w:szCs w:val="18"/>
+        </w:rPr>
+        <w:t xml:space="preserve"> </w:t>
+      </w:r>
+      <w:r>
+        <w:rPr>
+          <w:rFonts w:ascii="Cambria" w:cs="Cambria" w:eastAsia="Cambria" w:hAnsi="Cambria"/>
+          <w:b w:val="false"/>
+          <w:bCs w:val="false"/>
+          <w:i/>
+          <w:iCs/>
+          <w:color w:val="2B2B33"/>
+          <w:sz w:val="18"/>
+          <w:szCs w:val="18"/>
+        </w:rPr>
+        <w:t xml:space="preserve">dia pisteōs</w:t>
+      </w:r>
+      <w:r>
+        <w:rPr>
+          <w:rFonts w:ascii="Cambria" w:cs="Cambria" w:eastAsia="Cambria" w:hAnsi="Cambria"/>
+          <w:b w:val="false"/>
+          <w:bCs w:val="false"/>
+          <w:i w:val="false"/>
+          <w:iCs w:val="false"/>
+          <w:color w:val="2B2B33"/>
+          <w:sz w:val="18"/>
+          <w:szCs w:val="18"/>
+        </w:rPr>
+        <w:t xml:space="preserve"> (διὰ πίστεως), vv. 22, 25 — "por meio da fé": a fé é o canal, não a causa. Paulo nunca diz "por causa da fé", que exigiria outra construção.</w:t>
       </w:r>
     </w:p>
   </w:footnote>
@@ -5426,59 +5819,7 @@
           <w:sz w:val="18"/>
           <w:szCs w:val="18"/>
         </w:rPr>
-        <w:t xml:space="preserve"> CALVINO, João. </w:t>
-      </w:r>
-      <w:r>
-        <w:rPr>
-          <w:rFonts w:ascii="Cambria" w:cs="Cambria" w:eastAsia="Cambria" w:hAnsi="Cambria"/>
-          <w:b w:val="false"/>
-          <w:bCs w:val="false"/>
-          <w:i/>
-          <w:iCs/>
-          <w:color w:val="2B2B33"/>
-          <w:sz w:val="18"/>
-          <w:szCs w:val="18"/>
-        </w:rPr>
-        <w:t xml:space="preserve">Atas do Concílio de Trento com o Antídoto</w:t>
-      </w:r>
-      <w:r>
-        <w:rPr>
-          <w:rFonts w:ascii="Cambria" w:cs="Cambria" w:eastAsia="Cambria" w:hAnsi="Cambria"/>
-          <w:b w:val="false"/>
-          <w:bCs w:val="false"/>
-          <w:i w:val="false"/>
-          <w:iCs w:val="false"/>
-          <w:color w:val="2B2B33"/>
-          <w:sz w:val="18"/>
-          <w:szCs w:val="18"/>
-        </w:rPr>
-        <w:t xml:space="preserve"> (1547), sobre a 6ª sessão, cânon 11. Tradução nossa. Ver: JUSTIFICATION à la John Calvin. </w:t>
-      </w:r>
-      <w:r>
-        <w:rPr>
-          <w:rFonts w:ascii="Cambria" w:cs="Cambria" w:eastAsia="Cambria" w:hAnsi="Cambria"/>
-          <w:b w:val="false"/>
-          <w:bCs w:val="false"/>
-          <w:i/>
-          <w:iCs/>
-          <w:color w:val="2B2B33"/>
-          <w:sz w:val="18"/>
-          <w:szCs w:val="18"/>
-        </w:rPr>
-        <w:t xml:space="preserve">Christianity Today</w:t>
-      </w:r>
-      <w:r>
-        <w:rPr>
-          <w:rFonts w:ascii="Cambria" w:cs="Cambria" w:eastAsia="Cambria" w:hAnsi="Cambria"/>
-          <w:b w:val="false"/>
-          <w:bCs w:val="false"/>
-          <w:i w:val="false"/>
-          <w:iCs w:val="false"/>
-          <w:color w:val="2B2B33"/>
-          <w:sz w:val="18"/>
-          <w:szCs w:val="18"/>
-        </w:rPr>
-        <w:t xml:space="preserve">, 2009. Disponível em: https://christianitytoday.com/2009/08/justification-la-john-calvin. Acesso em: 24 out. 2026.</w:t>
+        <w:t xml:space="preserve"> Atribuída a SPURGEON, Charles H., em antologias de ilustrações (Banco de Ilustrações, IL-010); sermão de origem não verificado.</w:t>
       </w:r>
     </w:p>
   </w:footnote>
@@ -5504,46 +5845,46 @@
           <w:sz w:val="18"/>
           <w:szCs w:val="18"/>
         </w:rPr>
-        <w:t xml:space="preserve">Grego.</w:t>
-      </w:r>
-      <w:r>
-        <w:rPr>
-          <w:rFonts w:ascii="Cambria" w:cs="Cambria" w:eastAsia="Cambria" w:hAnsi="Cambria"/>
-          <w:b w:val="false"/>
-          <w:bCs w:val="false"/>
-          <w:i w:val="false"/>
-          <w:iCs w:val="false"/>
-          <w:color w:val="2B2B33"/>
-          <w:sz w:val="18"/>
-          <w:szCs w:val="18"/>
-        </w:rPr>
-        <w:t xml:space="preserve"> </w:t>
-      </w:r>
-      <w:r>
-        <w:rPr>
-          <w:rFonts w:ascii="Cambria" w:cs="Cambria" w:eastAsia="Cambria" w:hAnsi="Cambria"/>
-          <w:b w:val="false"/>
-          <w:bCs w:val="false"/>
-          <w:i/>
-          <w:iCs/>
-          <w:color w:val="2B2B33"/>
-          <w:sz w:val="18"/>
-          <w:szCs w:val="18"/>
-        </w:rPr>
-        <w:t xml:space="preserve">kauchēsis</w:t>
-      </w:r>
-      <w:r>
-        <w:rPr>
-          <w:rFonts w:ascii="Cambria" w:cs="Cambria" w:eastAsia="Cambria" w:hAnsi="Cambria"/>
-          <w:b w:val="false"/>
-          <w:bCs w:val="false"/>
-          <w:i w:val="false"/>
-          <w:iCs w:val="false"/>
-          <w:color w:val="2B2B33"/>
-          <w:sz w:val="18"/>
-          <w:szCs w:val="18"/>
-        </w:rPr>
-        <w:t xml:space="preserve"> (καύχησις), v. 27 — "orgulho", "motivo de se gloriar", aquilo em que se apoia a confiança diante de Deus. Retoma o judeu que "se gloria em Deus" e "na lei" (2.17, 23); por isso o português "glória/gloriar-se" ajuda a ver a ligação com o v. 23.</w:t>
+        <w:t xml:space="preserve">Fonte.</w:t>
+      </w:r>
+      <w:r>
+        <w:rPr>
+          <w:rFonts w:ascii="Cambria" w:cs="Cambria" w:eastAsia="Cambria" w:hAnsi="Cambria"/>
+          <w:b w:val="false"/>
+          <w:bCs w:val="false"/>
+          <w:i w:val="false"/>
+          <w:iCs w:val="false"/>
+          <w:color w:val="2B2B33"/>
+          <w:sz w:val="18"/>
+          <w:szCs w:val="18"/>
+        </w:rPr>
+        <w:t xml:space="preserve"> KELLER, Timothy. </w:t>
+      </w:r>
+      <w:r>
+        <w:rPr>
+          <w:rFonts w:ascii="Cambria" w:cs="Cambria" w:eastAsia="Cambria" w:hAnsi="Cambria"/>
+          <w:b w:val="false"/>
+          <w:bCs w:val="false"/>
+          <w:i/>
+          <w:iCs/>
+          <w:color w:val="2B2B33"/>
+          <w:sz w:val="18"/>
+          <w:szCs w:val="18"/>
+        </w:rPr>
+        <w:t xml:space="preserve">Romanos para você</w:t>
+      </w:r>
+      <w:r>
+        <w:rPr>
+          <w:rFonts w:ascii="Cambria" w:cs="Cambria" w:eastAsia="Cambria" w:hAnsi="Cambria"/>
+          <w:b w:val="false"/>
+          <w:bCs w:val="false"/>
+          <w:i w:val="false"/>
+          <w:iCs w:val="false"/>
+          <w:color w:val="2B2B33"/>
+          <w:sz w:val="18"/>
+          <w:szCs w:val="18"/>
+        </w:rPr>
+        <w:t xml:space="preserve">: capítulos 1-7. São Paulo: Vida Nova [ano a conferir], p. 89-90.</w:t>
       </w:r>
     </w:p>
   </w:footnote>
@@ -5582,33 +5923,59 @@
           <w:sz w:val="18"/>
           <w:szCs w:val="18"/>
         </w:rPr>
-        <w:t xml:space="preserve"> KELLER, </w:t>
-      </w:r>
-      <w:r>
-        <w:rPr>
-          <w:rFonts w:ascii="Cambria" w:cs="Cambria" w:eastAsia="Cambria" w:hAnsi="Cambria"/>
-          <w:b w:val="false"/>
-          <w:bCs w:val="false"/>
-          <w:i/>
-          <w:iCs/>
-          <w:color w:val="2B2B33"/>
-          <w:sz w:val="18"/>
-          <w:szCs w:val="18"/>
-        </w:rPr>
-        <w:t xml:space="preserve">Romanos para você</w:t>
-      </w:r>
-      <w:r>
-        <w:rPr>
-          <w:rFonts w:ascii="Cambria" w:cs="Cambria" w:eastAsia="Cambria" w:hAnsi="Cambria"/>
-          <w:b w:val="false"/>
-          <w:bCs w:val="false"/>
-          <w:i w:val="false"/>
-          <w:iCs w:val="false"/>
-          <w:color w:val="2B2B33"/>
-          <w:sz w:val="18"/>
-          <w:szCs w:val="18"/>
-        </w:rPr>
-        <w:t xml:space="preserve">, p. 95.</w:t>
+        <w:t xml:space="preserve"> CALVINO, João. </w:t>
+      </w:r>
+      <w:r>
+        <w:rPr>
+          <w:rFonts w:ascii="Cambria" w:cs="Cambria" w:eastAsia="Cambria" w:hAnsi="Cambria"/>
+          <w:b w:val="false"/>
+          <w:bCs w:val="false"/>
+          <w:i/>
+          <w:iCs/>
+          <w:color w:val="2B2B33"/>
+          <w:sz w:val="18"/>
+          <w:szCs w:val="18"/>
+        </w:rPr>
+        <w:t xml:space="preserve">Atas do Concílio de Trento com o Antídoto</w:t>
+      </w:r>
+      <w:r>
+        <w:rPr>
+          <w:rFonts w:ascii="Cambria" w:cs="Cambria" w:eastAsia="Cambria" w:hAnsi="Cambria"/>
+          <w:b w:val="false"/>
+          <w:bCs w:val="false"/>
+          <w:i w:val="false"/>
+          <w:iCs w:val="false"/>
+          <w:color w:val="2B2B33"/>
+          <w:sz w:val="18"/>
+          <w:szCs w:val="18"/>
+        </w:rPr>
+        <w:t xml:space="preserve"> (1547), sobre a 6ª sessão, cânon 11. Tradução nossa. Ver: JUSTIFICATION à la John Calvin. </w:t>
+      </w:r>
+      <w:r>
+        <w:rPr>
+          <w:rFonts w:ascii="Cambria" w:cs="Cambria" w:eastAsia="Cambria" w:hAnsi="Cambria"/>
+          <w:b w:val="false"/>
+          <w:bCs w:val="false"/>
+          <w:i/>
+          <w:iCs/>
+          <w:color w:val="2B2B33"/>
+          <w:sz w:val="18"/>
+          <w:szCs w:val="18"/>
+        </w:rPr>
+        <w:t xml:space="preserve">Christianity Today</w:t>
+      </w:r>
+      <w:r>
+        <w:rPr>
+          <w:rFonts w:ascii="Cambria" w:cs="Cambria" w:eastAsia="Cambria" w:hAnsi="Cambria"/>
+          <w:b w:val="false"/>
+          <w:bCs w:val="false"/>
+          <w:i w:val="false"/>
+          <w:iCs w:val="false"/>
+          <w:color w:val="2B2B33"/>
+          <w:sz w:val="18"/>
+          <w:szCs w:val="18"/>
+        </w:rPr>
+        <w:t xml:space="preserve">, 2009. Disponível em: https://christianitytoday.com/2009/08/justification-la-john-calvin. Acesso em: 24 out. 2026.</w:t>
       </w:r>
     </w:p>
   </w:footnote>
@@ -5660,46 +6027,20 @@
           <w:sz w:val="18"/>
           <w:szCs w:val="18"/>
         </w:rPr>
-        <w:t xml:space="preserve">exekleisthē</w:t>
-      </w:r>
-      <w:r>
-        <w:rPr>
-          <w:rFonts w:ascii="Cambria" w:cs="Cambria" w:eastAsia="Cambria" w:hAnsi="Cambria"/>
-          <w:b w:val="false"/>
-          <w:bCs w:val="false"/>
-          <w:i w:val="false"/>
-          <w:iCs w:val="false"/>
-          <w:color w:val="2B2B33"/>
-          <w:sz w:val="18"/>
-          <w:szCs w:val="18"/>
-        </w:rPr>
-        <w:t xml:space="preserve"> (ἐξεκλείσθη), v. 27 — "foi excluído", "trancado do lado de fora", na passiva: quem exclui é Deus. Murray, com Sanday e Headlam, lê aqui a força de "excluído de uma vez por todas" — que a NAA verte por "totalmente"; Moo considera isso uma leitura excessiva do aoristo (MOO, </w:t>
-      </w:r>
-      <w:r>
-        <w:rPr>
-          <w:rFonts w:ascii="Cambria" w:cs="Cambria" w:eastAsia="Cambria" w:hAnsi="Cambria"/>
-          <w:b w:val="false"/>
-          <w:bCs w:val="false"/>
-          <w:i/>
-          <w:iCs/>
-          <w:color w:val="2B2B33"/>
-          <w:sz w:val="18"/>
-          <w:szCs w:val="18"/>
-        </w:rPr>
-        <w:t xml:space="preserve">Comentário exegético Romanos</w:t>
-      </w:r>
-      <w:r>
-        <w:rPr>
-          <w:rFonts w:ascii="Cambria" w:cs="Cambria" w:eastAsia="Cambria" w:hAnsi="Cambria"/>
-          <w:b w:val="false"/>
-          <w:bCs w:val="false"/>
-          <w:i w:val="false"/>
-          <w:iCs w:val="false"/>
-          <w:color w:val="2B2B33"/>
-          <w:sz w:val="18"/>
-          <w:szCs w:val="18"/>
-        </w:rPr>
-        <w:t xml:space="preserve">, p. 315, n. 828). O ponto do texto não depende do debate: a resposta de Paulo é categórica.</w:t>
+        <w:t xml:space="preserve">kauchēsis</w:t>
+      </w:r>
+      <w:r>
+        <w:rPr>
+          <w:rFonts w:ascii="Cambria" w:cs="Cambria" w:eastAsia="Cambria" w:hAnsi="Cambria"/>
+          <w:b w:val="false"/>
+          <w:bCs w:val="false"/>
+          <w:i w:val="false"/>
+          <w:iCs w:val="false"/>
+          <w:color w:val="2B2B33"/>
+          <w:sz w:val="18"/>
+          <w:szCs w:val="18"/>
+        </w:rPr>
+        <w:t xml:space="preserve"> (καύχησις), v. 27 — "orgulho", "motivo de se gloriar", aquilo em que se apoia a confiança diante de Deus. Retoma o judeu que "se gloria em Deus" e "na lei" (2.17, 23); por isso o português "glória/gloriar-se" ajuda a ver a ligação com o v. 23.</w:t>
       </w:r>
     </w:p>
   </w:footnote>
@@ -5738,33 +6079,33 @@
           <w:sz w:val="18"/>
           <w:szCs w:val="18"/>
         </w:rPr>
-        <w:t xml:space="preserve"> ASSEMBLEIA DE WESTMINSTER. </w:t>
-      </w:r>
-      <w:r>
-        <w:rPr>
-          <w:rFonts w:ascii="Cambria" w:cs="Cambria" w:eastAsia="Cambria" w:hAnsi="Cambria"/>
-          <w:b w:val="false"/>
-          <w:bCs w:val="false"/>
-          <w:i/>
-          <w:iCs/>
-          <w:color w:val="2B2B33"/>
-          <w:sz w:val="18"/>
-          <w:szCs w:val="18"/>
-        </w:rPr>
-        <w:t xml:space="preserve">Breve Catecismo</w:t>
-      </w:r>
-      <w:r>
-        <w:rPr>
-          <w:rFonts w:ascii="Cambria" w:cs="Cambria" w:eastAsia="Cambria" w:hAnsi="Cambria"/>
-          <w:b w:val="false"/>
-          <w:bCs w:val="false"/>
-          <w:i w:val="false"/>
-          <w:iCs w:val="false"/>
-          <w:color w:val="2B2B33"/>
-          <w:sz w:val="18"/>
-          <w:szCs w:val="18"/>
-        </w:rPr>
-        <w:t xml:space="preserve"> (1647), pergunta 1.</w:t>
+        <w:t xml:space="preserve"> KELLER, </w:t>
+      </w:r>
+      <w:r>
+        <w:rPr>
+          <w:rFonts w:ascii="Cambria" w:cs="Cambria" w:eastAsia="Cambria" w:hAnsi="Cambria"/>
+          <w:b w:val="false"/>
+          <w:bCs w:val="false"/>
+          <w:i/>
+          <w:iCs/>
+          <w:color w:val="2B2B33"/>
+          <w:sz w:val="18"/>
+          <w:szCs w:val="18"/>
+        </w:rPr>
+        <w:t xml:space="preserve">Romanos para você</w:t>
+      </w:r>
+      <w:r>
+        <w:rPr>
+          <w:rFonts w:ascii="Cambria" w:cs="Cambria" w:eastAsia="Cambria" w:hAnsi="Cambria"/>
+          <w:b w:val="false"/>
+          <w:bCs w:val="false"/>
+          <w:i w:val="false"/>
+          <w:iCs w:val="false"/>
+          <w:color w:val="2B2B33"/>
+          <w:sz w:val="18"/>
+          <w:szCs w:val="18"/>
+        </w:rPr>
+        <w:t xml:space="preserve">, p. 95.</w:t>
       </w:r>
     </w:p>
   </w:footnote>
@@ -5790,72 +6131,72 @@
           <w:sz w:val="18"/>
           <w:szCs w:val="18"/>
         </w:rPr>
-        <w:t xml:space="preserve">Fonte.</w:t>
-      </w:r>
-      <w:r>
-        <w:rPr>
-          <w:rFonts w:ascii="Cambria" w:cs="Cambria" w:eastAsia="Cambria" w:hAnsi="Cambria"/>
-          <w:b w:val="false"/>
-          <w:bCs w:val="false"/>
-          <w:i w:val="false"/>
-          <w:iCs w:val="false"/>
-          <w:color w:val="2B2B33"/>
-          <w:sz w:val="18"/>
-          <w:szCs w:val="18"/>
-        </w:rPr>
-        <w:t xml:space="preserve"> KELLER, Timothy. </w:t>
-      </w:r>
-      <w:r>
-        <w:rPr>
-          <w:rFonts w:ascii="Cambria" w:cs="Cambria" w:eastAsia="Cambria" w:hAnsi="Cambria"/>
-          <w:b w:val="false"/>
-          <w:bCs w:val="false"/>
-          <w:i/>
-          <w:iCs/>
-          <w:color w:val="2B2B33"/>
-          <w:sz w:val="18"/>
-          <w:szCs w:val="18"/>
-        </w:rPr>
-        <w:t xml:space="preserve">Ego transformado</w:t>
-      </w:r>
-      <w:r>
-        <w:rPr>
-          <w:rFonts w:ascii="Cambria" w:cs="Cambria" w:eastAsia="Cambria" w:hAnsi="Cambria"/>
-          <w:b w:val="false"/>
-          <w:bCs w:val="false"/>
-          <w:i w:val="false"/>
-          <w:iCs w:val="false"/>
-          <w:color w:val="2B2B33"/>
-          <w:sz w:val="18"/>
-          <w:szCs w:val="18"/>
-        </w:rPr>
-        <w:t xml:space="preserve">. São Paulo: Vida Nova, 2014. Original: </w:t>
-      </w:r>
-      <w:r>
-        <w:rPr>
-          <w:rFonts w:ascii="Cambria" w:cs="Cambria" w:eastAsia="Cambria" w:hAnsi="Cambria"/>
-          <w:b w:val="false"/>
-          <w:bCs w:val="false"/>
-          <w:i/>
-          <w:iCs/>
-          <w:color w:val="2B2B33"/>
-          <w:sz w:val="18"/>
-          <w:szCs w:val="18"/>
-        </w:rPr>
-        <w:t xml:space="preserve">The Freedom of Self-Forgetfulness</w:t>
-      </w:r>
-      <w:r>
-        <w:rPr>
-          <w:rFonts w:ascii="Cambria" w:cs="Cambria" w:eastAsia="Cambria" w:hAnsi="Cambria"/>
-          <w:b w:val="false"/>
-          <w:bCs w:val="false"/>
-          <w:i w:val="false"/>
-          <w:iCs w:val="false"/>
-          <w:color w:val="2B2B33"/>
-          <w:sz w:val="18"/>
-          <w:szCs w:val="18"/>
-        </w:rPr>
-        <w:t xml:space="preserve">. 10Publishing, 2012.</w:t>
+        <w:t xml:space="preserve">Grego.</w:t>
+      </w:r>
+      <w:r>
+        <w:rPr>
+          <w:rFonts w:ascii="Cambria" w:cs="Cambria" w:eastAsia="Cambria" w:hAnsi="Cambria"/>
+          <w:b w:val="false"/>
+          <w:bCs w:val="false"/>
+          <w:i w:val="false"/>
+          <w:iCs w:val="false"/>
+          <w:color w:val="2B2B33"/>
+          <w:sz w:val="18"/>
+          <w:szCs w:val="18"/>
+        </w:rPr>
+        <w:t xml:space="preserve"> </w:t>
+      </w:r>
+      <w:r>
+        <w:rPr>
+          <w:rFonts w:ascii="Cambria" w:cs="Cambria" w:eastAsia="Cambria" w:hAnsi="Cambria"/>
+          <w:b w:val="false"/>
+          <w:bCs w:val="false"/>
+          <w:i/>
+          <w:iCs/>
+          <w:color w:val="2B2B33"/>
+          <w:sz w:val="18"/>
+          <w:szCs w:val="18"/>
+        </w:rPr>
+        <w:t xml:space="preserve">exekleisthē</w:t>
+      </w:r>
+      <w:r>
+        <w:rPr>
+          <w:rFonts w:ascii="Cambria" w:cs="Cambria" w:eastAsia="Cambria" w:hAnsi="Cambria"/>
+          <w:b w:val="false"/>
+          <w:bCs w:val="false"/>
+          <w:i w:val="false"/>
+          <w:iCs w:val="false"/>
+          <w:color w:val="2B2B33"/>
+          <w:sz w:val="18"/>
+          <w:szCs w:val="18"/>
+        </w:rPr>
+        <w:t xml:space="preserve"> (ἐξεκλείσθη), v. 27 — "foi excluído", "trancado do lado de fora", na passiva: quem exclui é Deus. Murray, com Sanday e Headlam, lê aqui a força de "excluído de uma vez por todas" — que a NAA verte por "totalmente"; Moo considera isso uma leitura excessiva do aoristo (MOO, </w:t>
+      </w:r>
+      <w:r>
+        <w:rPr>
+          <w:rFonts w:ascii="Cambria" w:cs="Cambria" w:eastAsia="Cambria" w:hAnsi="Cambria"/>
+          <w:b w:val="false"/>
+          <w:bCs w:val="false"/>
+          <w:i/>
+          <w:iCs/>
+          <w:color w:val="2B2B33"/>
+          <w:sz w:val="18"/>
+          <w:szCs w:val="18"/>
+        </w:rPr>
+        <w:t xml:space="preserve">Comentário exegético Romanos</w:t>
+      </w:r>
+      <w:r>
+        <w:rPr>
+          <w:rFonts w:ascii="Cambria" w:cs="Cambria" w:eastAsia="Cambria" w:hAnsi="Cambria"/>
+          <w:b w:val="false"/>
+          <w:bCs w:val="false"/>
+          <w:i w:val="false"/>
+          <w:iCs w:val="false"/>
+          <w:color w:val="2B2B33"/>
+          <w:sz w:val="18"/>
+          <w:szCs w:val="18"/>
+        </w:rPr>
+        <w:t xml:space="preserve">, p. 315, n. 828). O ponto do texto não depende do debate: a resposta de Paulo é categórica.</w:t>
       </w:r>
     </w:p>
   </w:footnote>
@@ -5881,98 +6222,46 @@
           <w:sz w:val="18"/>
           <w:szCs w:val="18"/>
         </w:rPr>
-        <w:t xml:space="preserve">Grego.</w:t>
-      </w:r>
-      <w:r>
-        <w:rPr>
-          <w:rFonts w:ascii="Cambria" w:cs="Cambria" w:eastAsia="Cambria" w:hAnsi="Cambria"/>
-          <w:b w:val="false"/>
-          <w:bCs w:val="false"/>
-          <w:i w:val="false"/>
-          <w:iCs w:val="false"/>
-          <w:color w:val="2B2B33"/>
-          <w:sz w:val="18"/>
-          <w:szCs w:val="18"/>
-        </w:rPr>
-        <w:t xml:space="preserve"> </w:t>
-      </w:r>
-      <w:r>
-        <w:rPr>
-          <w:rFonts w:ascii="Cambria" w:cs="Cambria" w:eastAsia="Cambria" w:hAnsi="Cambria"/>
-          <w:b w:val="false"/>
-          <w:bCs w:val="false"/>
-          <w:i/>
-          <w:iCs/>
-          <w:color w:val="2B2B33"/>
-          <w:sz w:val="18"/>
-          <w:szCs w:val="18"/>
-        </w:rPr>
-        <w:t xml:space="preserve">paresis</w:t>
-      </w:r>
-      <w:r>
-        <w:rPr>
-          <w:rFonts w:ascii="Cambria" w:cs="Cambria" w:eastAsia="Cambria" w:hAnsi="Cambria"/>
-          <w:b w:val="false"/>
-          <w:bCs w:val="false"/>
-          <w:i w:val="false"/>
-          <w:iCs w:val="false"/>
-          <w:color w:val="2B2B33"/>
-          <w:sz w:val="18"/>
-          <w:szCs w:val="18"/>
-        </w:rPr>
-        <w:t xml:space="preserve"> (πάρεσις), v. 25 — "deixar passar", "adiar a punição". Não é a palavra de "perdão" (</w:t>
-      </w:r>
-      <w:r>
-        <w:rPr>
-          <w:rFonts w:ascii="Cambria" w:cs="Cambria" w:eastAsia="Cambria" w:hAnsi="Cambria"/>
-          <w:b w:val="false"/>
-          <w:bCs w:val="false"/>
-          <w:i/>
-          <w:iCs/>
-          <w:color w:val="2B2B33"/>
-          <w:sz w:val="18"/>
-          <w:szCs w:val="18"/>
-        </w:rPr>
-        <w:t xml:space="preserve">aphesis</w:t>
-      </w:r>
-      <w:r>
-        <w:rPr>
-          <w:rFonts w:ascii="Cambria" w:cs="Cambria" w:eastAsia="Cambria" w:hAnsi="Cambria"/>
-          <w:b w:val="false"/>
-          <w:bCs w:val="false"/>
-          <w:i w:val="false"/>
-          <w:iCs w:val="false"/>
-          <w:color w:val="2B2B33"/>
-          <w:sz w:val="18"/>
-          <w:szCs w:val="18"/>
-        </w:rPr>
-        <w:t xml:space="preserve">): Deus não anulou a conta, adiou a cobrança. Por isso a cruz é a "demonstração" (</w:t>
-      </w:r>
-      <w:r>
-        <w:rPr>
-          <w:rFonts w:ascii="Cambria" w:cs="Cambria" w:eastAsia="Cambria" w:hAnsi="Cambria"/>
-          <w:b w:val="false"/>
-          <w:bCs w:val="false"/>
-          <w:i/>
-          <w:iCs/>
-          <w:color w:val="2B2B33"/>
-          <w:sz w:val="18"/>
-          <w:szCs w:val="18"/>
-        </w:rPr>
-        <w:t xml:space="preserve">endeixis</w:t>
-      </w:r>
-      <w:r>
-        <w:rPr>
-          <w:rFonts w:ascii="Cambria" w:cs="Cambria" w:eastAsia="Cambria" w:hAnsi="Cambria"/>
-          <w:b w:val="false"/>
-          <w:bCs w:val="false"/>
-          <w:i w:val="false"/>
-          <w:iCs w:val="false"/>
-          <w:color w:val="2B2B33"/>
-          <w:sz w:val="18"/>
-          <w:szCs w:val="18"/>
-        </w:rPr>
-        <w:t xml:space="preserve">) pública da sua justiça.</w:t>
+        <w:t xml:space="preserve">Fonte.</w:t>
+      </w:r>
+      <w:r>
+        <w:rPr>
+          <w:rFonts w:ascii="Cambria" w:cs="Cambria" w:eastAsia="Cambria" w:hAnsi="Cambria"/>
+          <w:b w:val="false"/>
+          <w:bCs w:val="false"/>
+          <w:i w:val="false"/>
+          <w:iCs w:val="false"/>
+          <w:color w:val="2B2B33"/>
+          <w:sz w:val="18"/>
+          <w:szCs w:val="18"/>
+        </w:rPr>
+        <w:t xml:space="preserve"> ASSEMBLEIA DE WESTMINSTER. </w:t>
+      </w:r>
+      <w:r>
+        <w:rPr>
+          <w:rFonts w:ascii="Cambria" w:cs="Cambria" w:eastAsia="Cambria" w:hAnsi="Cambria"/>
+          <w:b w:val="false"/>
+          <w:bCs w:val="false"/>
+          <w:i/>
+          <w:iCs/>
+          <w:color w:val="2B2B33"/>
+          <w:sz w:val="18"/>
+          <w:szCs w:val="18"/>
+        </w:rPr>
+        <w:t xml:space="preserve">Breve Catecismo</w:t>
+      </w:r>
+      <w:r>
+        <w:rPr>
+          <w:rFonts w:ascii="Cambria" w:cs="Cambria" w:eastAsia="Cambria" w:hAnsi="Cambria"/>
+          <w:b w:val="false"/>
+          <w:bCs w:val="false"/>
+          <w:i w:val="false"/>
+          <w:iCs w:val="false"/>
+          <w:color w:val="2B2B33"/>
+          <w:sz w:val="18"/>
+          <w:szCs w:val="18"/>
+        </w:rPr>
+        <w:t xml:space="preserve"> (1647), pergunta 1.</w:t>
       </w:r>
     </w:p>
   </w:footnote>
@@ -6011,33 +6300,59 @@
           <w:sz w:val="18"/>
           <w:szCs w:val="18"/>
         </w:rPr>
-        <w:t xml:space="preserve"> ANSELMO DE CANTUÁRIA. </w:t>
-      </w:r>
-      <w:r>
-        <w:rPr>
-          <w:rFonts w:ascii="Cambria" w:cs="Cambria" w:eastAsia="Cambria" w:hAnsi="Cambria"/>
-          <w:b w:val="false"/>
-          <w:bCs w:val="false"/>
-          <w:i/>
-          <w:iCs/>
-          <w:color w:val="2B2B33"/>
-          <w:sz w:val="18"/>
-          <w:szCs w:val="18"/>
-        </w:rPr>
-        <w:t xml:space="preserve">Cur Deus Homo</w:t>
-      </w:r>
-      <w:r>
-        <w:rPr>
-          <w:rFonts w:ascii="Cambria" w:cs="Cambria" w:eastAsia="Cambria" w:hAnsi="Cambria"/>
-          <w:b w:val="false"/>
-          <w:bCs w:val="false"/>
-          <w:i w:val="false"/>
-          <w:iCs w:val="false"/>
-          <w:color w:val="2B2B33"/>
-          <w:sz w:val="18"/>
-          <w:szCs w:val="18"/>
-        </w:rPr>
-        <w:t xml:space="preserve"> (1094-1098), I, 21. Tradução nossa a partir da versão inglesa de Sidney Norton Deane. Disponível em: https://logoslibrary.org/anselm/cur/121.html. Acesso em: 24 out. 2026.</w:t>
+        <w:t xml:space="preserve"> KELLER, Timothy. </w:t>
+      </w:r>
+      <w:r>
+        <w:rPr>
+          <w:rFonts w:ascii="Cambria" w:cs="Cambria" w:eastAsia="Cambria" w:hAnsi="Cambria"/>
+          <w:b w:val="false"/>
+          <w:bCs w:val="false"/>
+          <w:i/>
+          <w:iCs/>
+          <w:color w:val="2B2B33"/>
+          <w:sz w:val="18"/>
+          <w:szCs w:val="18"/>
+        </w:rPr>
+        <w:t xml:space="preserve">Ego transformado</w:t>
+      </w:r>
+      <w:r>
+        <w:rPr>
+          <w:rFonts w:ascii="Cambria" w:cs="Cambria" w:eastAsia="Cambria" w:hAnsi="Cambria"/>
+          <w:b w:val="false"/>
+          <w:bCs w:val="false"/>
+          <w:i w:val="false"/>
+          <w:iCs w:val="false"/>
+          <w:color w:val="2B2B33"/>
+          <w:sz w:val="18"/>
+          <w:szCs w:val="18"/>
+        </w:rPr>
+        <w:t xml:space="preserve">. São Paulo: Vida Nova, 2014. Original: </w:t>
+      </w:r>
+      <w:r>
+        <w:rPr>
+          <w:rFonts w:ascii="Cambria" w:cs="Cambria" w:eastAsia="Cambria" w:hAnsi="Cambria"/>
+          <w:b w:val="false"/>
+          <w:bCs w:val="false"/>
+          <w:i/>
+          <w:iCs/>
+          <w:color w:val="2B2B33"/>
+          <w:sz w:val="18"/>
+          <w:szCs w:val="18"/>
+        </w:rPr>
+        <w:t xml:space="preserve">The Freedom of Self-Forgetfulness</w:t>
+      </w:r>
+      <w:r>
+        <w:rPr>
+          <w:rFonts w:ascii="Cambria" w:cs="Cambria" w:eastAsia="Cambria" w:hAnsi="Cambria"/>
+          <w:b w:val="false"/>
+          <w:bCs w:val="false"/>
+          <w:i w:val="false"/>
+          <w:iCs w:val="false"/>
+          <w:color w:val="2B2B33"/>
+          <w:sz w:val="18"/>
+          <w:szCs w:val="18"/>
+        </w:rPr>
+        <w:t xml:space="preserve">. 10Publishing, 2012.</w:t>
       </w:r>
     </w:p>
   </w:footnote>
@@ -6063,76 +6378,258 @@
           <w:sz w:val="18"/>
           <w:szCs w:val="18"/>
         </w:rPr>
-        <w:t xml:space="preserve">Aprofundamento.</w:t>
-      </w:r>
-      <w:r>
-        <w:rPr>
-          <w:rFonts w:ascii="Cambria" w:cs="Cambria" w:eastAsia="Cambria" w:hAnsi="Cambria"/>
-          <w:b w:val="false"/>
-          <w:bCs w:val="false"/>
-          <w:i w:val="false"/>
-          <w:iCs w:val="false"/>
-          <w:color w:val="2B2B33"/>
-          <w:sz w:val="18"/>
-          <w:szCs w:val="18"/>
-        </w:rPr>
-        <w:t xml:space="preserve"> Moo, seguindo Cranfield, lê "justo e justificador" com sentido concessivo: Deus permanece justo </w:t>
-      </w:r>
-      <w:r>
-        <w:rPr>
-          <w:rFonts w:ascii="Cambria" w:cs="Cambria" w:eastAsia="Cambria" w:hAnsi="Cambria"/>
-          <w:b w:val="false"/>
-          <w:bCs w:val="false"/>
-          <w:i/>
-          <w:iCs/>
-          <w:color w:val="2B2B33"/>
-          <w:sz w:val="18"/>
-          <w:szCs w:val="18"/>
-        </w:rPr>
-        <w:t xml:space="preserve">mesmo ao</w:t>
-      </w:r>
-      <w:r>
-        <w:rPr>
-          <w:rFonts w:ascii="Cambria" w:cs="Cambria" w:eastAsia="Cambria" w:hAnsi="Cambria"/>
-          <w:b w:val="false"/>
-          <w:bCs w:val="false"/>
-          <w:i w:val="false"/>
-          <w:iCs w:val="false"/>
-          <w:color w:val="2B2B33"/>
-          <w:sz w:val="18"/>
-          <w:szCs w:val="18"/>
-        </w:rPr>
-        <w:t xml:space="preserve"> justificar, porque o sacrifício propiciatório de Cristo satisfaz plenamente as exigências da sua justiça (MOO, </w:t>
-      </w:r>
-      <w:r>
-        <w:rPr>
-          <w:rFonts w:ascii="Cambria" w:cs="Cambria" w:eastAsia="Cambria" w:hAnsi="Cambria"/>
-          <w:b w:val="false"/>
-          <w:bCs w:val="false"/>
-          <w:i/>
-          <w:iCs/>
-          <w:color w:val="2B2B33"/>
-          <w:sz w:val="18"/>
-          <w:szCs w:val="18"/>
-        </w:rPr>
-        <w:t xml:space="preserve">Comentário exegético Romanos</w:t>
-      </w:r>
-      <w:r>
-        <w:rPr>
-          <w:rFonts w:ascii="Cambria" w:cs="Cambria" w:eastAsia="Cambria" w:hAnsi="Cambria"/>
-          <w:b w:val="false"/>
-          <w:bCs w:val="false"/>
-          <w:i w:val="false"/>
-          <w:iCs w:val="false"/>
-          <w:color w:val="2B2B33"/>
-          <w:sz w:val="18"/>
-          <w:szCs w:val="18"/>
-        </w:rPr>
-        <w:t xml:space="preserve">, p. 309). É o mesmo paradoxo de Êx 34.6-7: o Deus que perdoa a iniquidade e não inocenta o culpado.</w:t>
+        <w:t xml:space="preserve">Grego.</w:t>
+      </w:r>
+      <w:r>
+        <w:rPr>
+          <w:rFonts w:ascii="Cambria" w:cs="Cambria" w:eastAsia="Cambria" w:hAnsi="Cambria"/>
+          <w:b w:val="false"/>
+          <w:bCs w:val="false"/>
+          <w:i w:val="false"/>
+          <w:iCs w:val="false"/>
+          <w:color w:val="2B2B33"/>
+          <w:sz w:val="18"/>
+          <w:szCs w:val="18"/>
+        </w:rPr>
+        <w:t xml:space="preserve"> </w:t>
+      </w:r>
+      <w:r>
+        <w:rPr>
+          <w:rFonts w:ascii="Cambria" w:cs="Cambria" w:eastAsia="Cambria" w:hAnsi="Cambria"/>
+          <w:b w:val="false"/>
+          <w:bCs w:val="false"/>
+          <w:i/>
+          <w:iCs/>
+          <w:color w:val="2B2B33"/>
+          <w:sz w:val="18"/>
+          <w:szCs w:val="18"/>
+        </w:rPr>
+        <w:t xml:space="preserve">paresis</w:t>
+      </w:r>
+      <w:r>
+        <w:rPr>
+          <w:rFonts w:ascii="Cambria" w:cs="Cambria" w:eastAsia="Cambria" w:hAnsi="Cambria"/>
+          <w:b w:val="false"/>
+          <w:bCs w:val="false"/>
+          <w:i w:val="false"/>
+          <w:iCs w:val="false"/>
+          <w:color w:val="2B2B33"/>
+          <w:sz w:val="18"/>
+          <w:szCs w:val="18"/>
+        </w:rPr>
+        <w:t xml:space="preserve"> (πάρεσις), v. 25 — "deixar passar", "adiar a punição". Não é a palavra de "perdão" (</w:t>
+      </w:r>
+      <w:r>
+        <w:rPr>
+          <w:rFonts w:ascii="Cambria" w:cs="Cambria" w:eastAsia="Cambria" w:hAnsi="Cambria"/>
+          <w:b w:val="false"/>
+          <w:bCs w:val="false"/>
+          <w:i/>
+          <w:iCs/>
+          <w:color w:val="2B2B33"/>
+          <w:sz w:val="18"/>
+          <w:szCs w:val="18"/>
+        </w:rPr>
+        <w:t xml:space="preserve">aphesis</w:t>
+      </w:r>
+      <w:r>
+        <w:rPr>
+          <w:rFonts w:ascii="Cambria" w:cs="Cambria" w:eastAsia="Cambria" w:hAnsi="Cambria"/>
+          <w:b w:val="false"/>
+          <w:bCs w:val="false"/>
+          <w:i w:val="false"/>
+          <w:iCs w:val="false"/>
+          <w:color w:val="2B2B33"/>
+          <w:sz w:val="18"/>
+          <w:szCs w:val="18"/>
+        </w:rPr>
+        <w:t xml:space="preserve">): Deus não anulou a conta, adiou a cobrança. Por isso a cruz é a "demonstração" (</w:t>
+      </w:r>
+      <w:r>
+        <w:rPr>
+          <w:rFonts w:ascii="Cambria" w:cs="Cambria" w:eastAsia="Cambria" w:hAnsi="Cambria"/>
+          <w:b w:val="false"/>
+          <w:bCs w:val="false"/>
+          <w:i/>
+          <w:iCs/>
+          <w:color w:val="2B2B33"/>
+          <w:sz w:val="18"/>
+          <w:szCs w:val="18"/>
+        </w:rPr>
+        <w:t xml:space="preserve">endeixis</w:t>
+      </w:r>
+      <w:r>
+        <w:rPr>
+          <w:rFonts w:ascii="Cambria" w:cs="Cambria" w:eastAsia="Cambria" w:hAnsi="Cambria"/>
+          <w:b w:val="false"/>
+          <w:bCs w:val="false"/>
+          <w:i w:val="false"/>
+          <w:iCs w:val="false"/>
+          <w:color w:val="2B2B33"/>
+          <w:sz w:val="18"/>
+          <w:szCs w:val="18"/>
+        </w:rPr>
+        <w:t xml:space="preserve">) pública da sua justiça.</w:t>
       </w:r>
     </w:p>
   </w:footnote>
   <w:footnote w:id="35">
+    <w:p>
+      <w:pPr>
+        <w:spacing w:after="40" w:line="240" w:lineRule="auto"/>
+      </w:pPr>
+      <w:r>
+        <w:rPr>
+          <w:rStyle w:val="FootnoteReference"/>
+        </w:rPr>
+        <w:footnoteRef/>
+      </w:r>
+      <w:r>
+        <w:rPr>
+          <w:rFonts w:ascii="Cambria" w:cs="Cambria" w:eastAsia="Cambria" w:hAnsi="Cambria"/>
+          <w:b/>
+          <w:bCs/>
+          <w:i w:val="false"/>
+          <w:iCs w:val="false"/>
+          <w:color w:val="252544"/>
+          <w:sz w:val="18"/>
+          <w:szCs w:val="18"/>
+        </w:rPr>
+        <w:t xml:space="preserve">Fonte.</w:t>
+      </w:r>
+      <w:r>
+        <w:rPr>
+          <w:rFonts w:ascii="Cambria" w:cs="Cambria" w:eastAsia="Cambria" w:hAnsi="Cambria"/>
+          <w:b w:val="false"/>
+          <w:bCs w:val="false"/>
+          <w:i w:val="false"/>
+          <w:iCs w:val="false"/>
+          <w:color w:val="2B2B33"/>
+          <w:sz w:val="18"/>
+          <w:szCs w:val="18"/>
+        </w:rPr>
+        <w:t xml:space="preserve"> ANSELMO DE CANTUÁRIA. </w:t>
+      </w:r>
+      <w:r>
+        <w:rPr>
+          <w:rFonts w:ascii="Cambria" w:cs="Cambria" w:eastAsia="Cambria" w:hAnsi="Cambria"/>
+          <w:b w:val="false"/>
+          <w:bCs w:val="false"/>
+          <w:i/>
+          <w:iCs/>
+          <w:color w:val="2B2B33"/>
+          <w:sz w:val="18"/>
+          <w:szCs w:val="18"/>
+        </w:rPr>
+        <w:t xml:space="preserve">Cur Deus Homo</w:t>
+      </w:r>
+      <w:r>
+        <w:rPr>
+          <w:rFonts w:ascii="Cambria" w:cs="Cambria" w:eastAsia="Cambria" w:hAnsi="Cambria"/>
+          <w:b w:val="false"/>
+          <w:bCs w:val="false"/>
+          <w:i w:val="false"/>
+          <w:iCs w:val="false"/>
+          <w:color w:val="2B2B33"/>
+          <w:sz w:val="18"/>
+          <w:szCs w:val="18"/>
+        </w:rPr>
+        <w:t xml:space="preserve"> (1094-1098), I, 21. Tradução nossa a partir da versão inglesa de Sidney Norton Deane. Disponível em: https://logoslibrary.org/anselm/cur/121.html. Acesso em: 24 out. 2026.</w:t>
+      </w:r>
+    </w:p>
+  </w:footnote>
+  <w:footnote w:id="36">
+    <w:p>
+      <w:pPr>
+        <w:spacing w:after="40" w:line="240" w:lineRule="auto"/>
+      </w:pPr>
+      <w:r>
+        <w:rPr>
+          <w:rStyle w:val="FootnoteReference"/>
+        </w:rPr>
+        <w:footnoteRef/>
+      </w:r>
+      <w:r>
+        <w:rPr>
+          <w:rFonts w:ascii="Cambria" w:cs="Cambria" w:eastAsia="Cambria" w:hAnsi="Cambria"/>
+          <w:b/>
+          <w:bCs/>
+          <w:i w:val="false"/>
+          <w:iCs w:val="false"/>
+          <w:color w:val="252544"/>
+          <w:sz w:val="18"/>
+          <w:szCs w:val="18"/>
+        </w:rPr>
+        <w:t xml:space="preserve">Aprofundamento.</w:t>
+      </w:r>
+      <w:r>
+        <w:rPr>
+          <w:rFonts w:ascii="Cambria" w:cs="Cambria" w:eastAsia="Cambria" w:hAnsi="Cambria"/>
+          <w:b w:val="false"/>
+          <w:bCs w:val="false"/>
+          <w:i w:val="false"/>
+          <w:iCs w:val="false"/>
+          <w:color w:val="2B2B33"/>
+          <w:sz w:val="18"/>
+          <w:szCs w:val="18"/>
+        </w:rPr>
+        <w:t xml:space="preserve"> Moo, seguindo Cranfield, lê "justo e justificador" com sentido concessivo: Deus permanece justo </w:t>
+      </w:r>
+      <w:r>
+        <w:rPr>
+          <w:rFonts w:ascii="Cambria" w:cs="Cambria" w:eastAsia="Cambria" w:hAnsi="Cambria"/>
+          <w:b w:val="false"/>
+          <w:bCs w:val="false"/>
+          <w:i/>
+          <w:iCs/>
+          <w:color w:val="2B2B33"/>
+          <w:sz w:val="18"/>
+          <w:szCs w:val="18"/>
+        </w:rPr>
+        <w:t xml:space="preserve">mesmo ao</w:t>
+      </w:r>
+      <w:r>
+        <w:rPr>
+          <w:rFonts w:ascii="Cambria" w:cs="Cambria" w:eastAsia="Cambria" w:hAnsi="Cambria"/>
+          <w:b w:val="false"/>
+          <w:bCs w:val="false"/>
+          <w:i w:val="false"/>
+          <w:iCs w:val="false"/>
+          <w:color w:val="2B2B33"/>
+          <w:sz w:val="18"/>
+          <w:szCs w:val="18"/>
+        </w:rPr>
+        <w:t xml:space="preserve"> justificar, porque o sacrifício propiciatório de Cristo satisfaz plenamente as exigências da sua justiça (MOO, </w:t>
+      </w:r>
+      <w:r>
+        <w:rPr>
+          <w:rFonts w:ascii="Cambria" w:cs="Cambria" w:eastAsia="Cambria" w:hAnsi="Cambria"/>
+          <w:b w:val="false"/>
+          <w:bCs w:val="false"/>
+          <w:i/>
+          <w:iCs/>
+          <w:color w:val="2B2B33"/>
+          <w:sz w:val="18"/>
+          <w:szCs w:val="18"/>
+        </w:rPr>
+        <w:t xml:space="preserve">Comentário exegético Romanos</w:t>
+      </w:r>
+      <w:r>
+        <w:rPr>
+          <w:rFonts w:ascii="Cambria" w:cs="Cambria" w:eastAsia="Cambria" w:hAnsi="Cambria"/>
+          <w:b w:val="false"/>
+          <w:bCs w:val="false"/>
+          <w:i w:val="false"/>
+          <w:iCs w:val="false"/>
+          <w:color w:val="2B2B33"/>
+          <w:sz w:val="18"/>
+          <w:szCs w:val="18"/>
+        </w:rPr>
+        <w:t xml:space="preserve">, p. 309). É o mesmo paradoxo de Êx 34.6-7: o Deus que perdoa a iniquidade e não inocenta o culpado.</w:t>
+      </w:r>
+    </w:p>
+  </w:footnote>
+  <w:footnote w:id="37">
     <w:p>
       <w:pPr>
         <w:spacing w:after="40" w:line="240" w:lineRule="auto"/>
